--- a/pentru-editori/12-coloana-vertebrala/12-coloana-vertebrala.docx
+++ b/pentru-editori/12-coloana-vertebrala/12-coloana-vertebrala.docx
@@ -18,7 +18,15 @@
         <w:rPr>
           <w:i/>
         </w:rPr>
-        <w:t>Vă rugăm să completați coloanele „Decizie” și „Comentariu” direct în tabele (Aprobat / Respins / Amânat), fără să modificați structura lor. Alăturat: GHID.csv, conținutul integral al ghidului.</w:t>
+        <w:t>Vă rugăm să completați coloanele „Decizie” și „Comentariu” direct în tabele (Aprobat / Respins / Amânat), fără să modificați structura lor.</w:t>
+      </w:r>
+    </w:p>
+    <w:p>
+      <w:r>
+        <w:rPr>
+          <w:i/>
+        </w:rPr>
+        <w:t>Alăturat: GHID.csv, conținutul integral al ghidului, și „Decizii structurale comune”.</w:t>
       </w:r>
     </w:p>
     <w:p>
@@ -48,24 +56,25 @@
         <w:rPr>
           <w:color w:val="1C5D8C"/>
         </w:rPr>
-        <w:t>2. Chestiuni de decis</w:t>
+        <w:t>2. Probleme de decis</w:t>
       </w:r>
     </w:p>
     <w:tbl>
       <w:tblPr>
         <w:tblStyle w:val="LightGrid-Accent1"/>
         <w:tblW w:type="auto" w:w="0"/>
+        <w:tblLayout w:type="fixed"/>
         <w:tblLook w:firstColumn="1" w:firstRow="1" w:lastColumn="0" w:lastRow="0" w:noHBand="0" w:noVBand="1" w:val="04A0"/>
       </w:tblPr>
       <w:tblGrid>
-        <w:gridCol w:w="6400"/>
-        <w:gridCol w:w="2880"/>
-        <w:gridCol w:w="2880"/>
+        <w:gridCol w:w="4713"/>
+        <w:gridCol w:w="4713"/>
+        <w:gridCol w:w="4713"/>
       </w:tblGrid>
       <w:tr>
         <w:tc>
           <w:tcPr>
-            <w:tcW w:type="dxa" w:w="2880"/>
+            <w:tcW w:type="dxa" w:w="8400"/>
           </w:tcPr>
           <w:p>
             <w:r/>
@@ -74,13 +83,13 @@
                 <w:b/>
                 <w:i w:val="0"/>
               </w:rPr>
-              <w:t>Chestiune</w:t>
+              <w:t>Problemă</w:t>
             </w:r>
           </w:p>
         </w:tc>
         <w:tc>
           <w:tcPr>
-            <w:tcW w:type="dxa" w:w="2880"/>
+            <w:tcW w:type="dxa" w:w="2700"/>
           </w:tcPr>
           <w:p>
             <w:r/>
@@ -95,7 +104,7 @@
         </w:tc>
         <w:tc>
           <w:tcPr>
-            <w:tcW w:type="dxa" w:w="2880"/>
+            <w:tcW w:type="dxa" w:w="2700"/>
           </w:tcPr>
           <w:p>
             <w:r/>
@@ -112,7 +121,7 @@
       <w:tr>
         <w:tc>
           <w:tcPr>
-            <w:tcW w:type="dxa" w:w="6400"/>
+            <w:tcW w:type="dxa" w:w="8400"/>
           </w:tcPr>
           <w:p>
             <w:r/>
@@ -141,7 +150,7 @@
         </w:tc>
         <w:tc>
           <w:tcPr>
-            <w:tcW w:type="dxa" w:w="2880"/>
+            <w:tcW w:type="dxa" w:w="2700"/>
           </w:tcPr>
           <w:p>
             <w:r/>
@@ -155,7 +164,7 @@
         </w:tc>
         <w:tc>
           <w:tcPr>
-            <w:tcW w:type="dxa" w:w="2880"/>
+            <w:tcW w:type="dxa" w:w="2700"/>
           </w:tcPr>
           <w:p>
             <w:r/>
@@ -171,7 +180,7 @@
       <w:tr>
         <w:tc>
           <w:tcPr>
-            <w:tcW w:type="dxa" w:w="6400"/>
+            <w:tcW w:type="dxa" w:w="8400"/>
           </w:tcPr>
           <w:p>
             <w:r/>
@@ -205,7 +214,7 @@
         </w:tc>
         <w:tc>
           <w:tcPr>
-            <w:tcW w:type="dxa" w:w="2880"/>
+            <w:tcW w:type="dxa" w:w="2700"/>
           </w:tcPr>
           <w:p>
             <w:r/>
@@ -219,7 +228,7 @@
         </w:tc>
         <w:tc>
           <w:tcPr>
-            <w:tcW w:type="dxa" w:w="2880"/>
+            <w:tcW w:type="dxa" w:w="2700"/>
           </w:tcPr>
           <w:p>
             <w:r/>
@@ -235,7 +244,7 @@
       <w:tr>
         <w:tc>
           <w:tcPr>
-            <w:tcW w:type="dxa" w:w="6400"/>
+            <w:tcW w:type="dxa" w:w="8400"/>
           </w:tcPr>
           <w:p>
             <w:r/>
@@ -264,7 +273,7 @@
         </w:tc>
         <w:tc>
           <w:tcPr>
-            <w:tcW w:type="dxa" w:w="2880"/>
+            <w:tcW w:type="dxa" w:w="2700"/>
           </w:tcPr>
           <w:p>
             <w:r/>
@@ -278,7 +287,7 @@
         </w:tc>
         <w:tc>
           <w:tcPr>
-            <w:tcW w:type="dxa" w:w="2880"/>
+            <w:tcW w:type="dxa" w:w="2700"/>
           </w:tcPr>
           <w:p>
             <w:r/>
@@ -294,7 +303,7 @@
       <w:tr>
         <w:tc>
           <w:tcPr>
-            <w:tcW w:type="dxa" w:w="6400"/>
+            <w:tcW w:type="dxa" w:w="8400"/>
           </w:tcPr>
           <w:p>
             <w:r/>
@@ -323,7 +332,7 @@
         </w:tc>
         <w:tc>
           <w:tcPr>
-            <w:tcW w:type="dxa" w:w="2880"/>
+            <w:tcW w:type="dxa" w:w="2700"/>
           </w:tcPr>
           <w:p>
             <w:r/>
@@ -337,7 +346,7 @@
         </w:tc>
         <w:tc>
           <w:tcPr>
-            <w:tcW w:type="dxa" w:w="2880"/>
+            <w:tcW w:type="dxa" w:w="2700"/>
           </w:tcPr>
           <w:p>
             <w:r/>
@@ -353,7 +362,7 @@
       <w:tr>
         <w:tc>
           <w:tcPr>
-            <w:tcW w:type="dxa" w:w="6400"/>
+            <w:tcW w:type="dxa" w:w="8400"/>
           </w:tcPr>
           <w:p>
             <w:r/>
@@ -382,7 +391,7 @@
         </w:tc>
         <w:tc>
           <w:tcPr>
-            <w:tcW w:type="dxa" w:w="2880"/>
+            <w:tcW w:type="dxa" w:w="2700"/>
           </w:tcPr>
           <w:p>
             <w:r/>
@@ -396,7 +405,7 @@
         </w:tc>
         <w:tc>
           <w:tcPr>
-            <w:tcW w:type="dxa" w:w="2880"/>
+            <w:tcW w:type="dxa" w:w="2700"/>
           </w:tcPr>
           <w:p>
             <w:r/>
@@ -449,22 +458,23 @@
       <w:tblPr>
         <w:tblStyle w:val="LightGrid-Accent1"/>
         <w:tblW w:type="auto" w:w="0"/>
+        <w:tblLayout w:type="fixed"/>
         <w:tblLook w:firstColumn="1" w:firstRow="1" w:lastColumn="0" w:lastRow="0" w:noHBand="0" w:noVBand="1" w:val="04A0"/>
       </w:tblPr>
       <w:tblGrid>
-        <w:gridCol w:w="1080"/>
-        <w:gridCol w:w="1080"/>
-        <w:gridCol w:w="1080"/>
-        <w:gridCol w:w="1080"/>
-        <w:gridCol w:w="1080"/>
-        <w:gridCol w:w="1080"/>
-        <w:gridCol w:w="1080"/>
-        <w:gridCol w:w="1080"/>
+        <w:gridCol w:w="1767"/>
+        <w:gridCol w:w="1767"/>
+        <w:gridCol w:w="1767"/>
+        <w:gridCol w:w="1767"/>
+        <w:gridCol w:w="1767"/>
+        <w:gridCol w:w="1767"/>
+        <w:gridCol w:w="1767"/>
+        <w:gridCol w:w="1767"/>
       </w:tblGrid>
       <w:tr>
         <w:tc>
           <w:tcPr>
-            <w:tcW w:type="dxa" w:w="1080"/>
+            <w:tcW w:type="dxa" w:w="800"/>
           </w:tcPr>
           <w:p>
             <w:r/>
@@ -479,7 +489,7 @@
         </w:tc>
         <w:tc>
           <w:tcPr>
-            <w:tcW w:type="dxa" w:w="1080"/>
+            <w:tcW w:type="dxa" w:w="1800"/>
           </w:tcPr>
           <w:p>
             <w:r/>
@@ -494,7 +504,7 @@
         </w:tc>
         <w:tc>
           <w:tcPr>
-            <w:tcW w:type="dxa" w:w="1080"/>
+            <w:tcW w:type="dxa" w:w="3000"/>
           </w:tcPr>
           <w:p>
             <w:r/>
@@ -509,7 +519,7 @@
         </w:tc>
         <w:tc>
           <w:tcPr>
-            <w:tcW w:type="dxa" w:w="1080"/>
+            <w:tcW w:type="dxa" w:w="900"/>
           </w:tcPr>
           <w:p>
             <w:r/>
@@ -524,7 +534,7 @@
         </w:tc>
         <w:tc>
           <w:tcPr>
-            <w:tcW w:type="dxa" w:w="1080"/>
+            <w:tcW w:type="dxa" w:w="1100"/>
           </w:tcPr>
           <w:p>
             <w:r/>
@@ -539,7 +549,7 @@
         </w:tc>
         <w:tc>
           <w:tcPr>
-            <w:tcW w:type="dxa" w:w="1080"/>
+            <w:tcW w:type="dxa" w:w="3000"/>
           </w:tcPr>
           <w:p>
             <w:r/>
@@ -554,7 +564,7 @@
         </w:tc>
         <w:tc>
           <w:tcPr>
-            <w:tcW w:type="dxa" w:w="1080"/>
+            <w:tcW w:type="dxa" w:w="1500"/>
           </w:tcPr>
           <w:p>
             <w:r/>
@@ -569,7 +579,7 @@
         </w:tc>
         <w:tc>
           <w:tcPr>
-            <w:tcW w:type="dxa" w:w="1080"/>
+            <w:tcW w:type="dxa" w:w="1800"/>
           </w:tcPr>
           <w:p>
             <w:r/>
@@ -586,7 +596,7 @@
       <w:tr>
         <w:tc>
           <w:tcPr>
-            <w:tcW w:type="dxa" w:w="1080"/>
+            <w:tcW w:type="dxa" w:w="800"/>
           </w:tcPr>
           <w:p>
             <w:r/>
@@ -601,7 +611,7 @@
         </w:tc>
         <w:tc>
           <w:tcPr>
-            <w:tcW w:type="dxa" w:w="1080"/>
+            <w:tcW w:type="dxa" w:w="1800"/>
           </w:tcPr>
           <w:p>
             <w:r/>
@@ -616,7 +626,7 @@
         </w:tc>
         <w:tc>
           <w:tcPr>
-            <w:tcW w:type="dxa" w:w="1080"/>
+            <w:tcW w:type="dxa" w:w="3000"/>
           </w:tcPr>
           <w:p>
             <w:r/>
@@ -631,7 +641,7 @@
         </w:tc>
         <w:tc>
           <w:tcPr>
-            <w:tcW w:type="dxa" w:w="1080"/>
+            <w:tcW w:type="dxa" w:w="900"/>
           </w:tcPr>
           <w:p>
             <w:r/>
@@ -646,7 +656,7 @@
         </w:tc>
         <w:tc>
           <w:tcPr>
-            <w:tcW w:type="dxa" w:w="1080"/>
+            <w:tcW w:type="dxa" w:w="1100"/>
           </w:tcPr>
           <w:p>
             <w:r/>
@@ -661,7 +671,7 @@
         </w:tc>
         <w:tc>
           <w:tcPr>
-            <w:tcW w:type="dxa" w:w="1080"/>
+            <w:tcW w:type="dxa" w:w="3000"/>
           </w:tcPr>
           <w:p>
             <w:r/>
@@ -676,7 +686,7 @@
         </w:tc>
         <w:tc>
           <w:tcPr>
-            <w:tcW w:type="dxa" w:w="1080"/>
+            <w:tcW w:type="dxa" w:w="1500"/>
           </w:tcPr>
           <w:p>
             <w:r/>
@@ -690,7 +700,7 @@
         </w:tc>
         <w:tc>
           <w:tcPr>
-            <w:tcW w:type="dxa" w:w="1080"/>
+            <w:tcW w:type="dxa" w:w="1800"/>
           </w:tcPr>
           <w:p>
             <w:r/>
@@ -706,7 +716,7 @@
       <w:tr>
         <w:tc>
           <w:tcPr>
-            <w:tcW w:type="dxa" w:w="1080"/>
+            <w:tcW w:type="dxa" w:w="800"/>
           </w:tcPr>
           <w:p>
             <w:r/>
@@ -721,7 +731,7 @@
         </w:tc>
         <w:tc>
           <w:tcPr>
-            <w:tcW w:type="dxa" w:w="1080"/>
+            <w:tcW w:type="dxa" w:w="1800"/>
           </w:tcPr>
           <w:p>
             <w:r/>
@@ -736,7 +746,7 @@
         </w:tc>
         <w:tc>
           <w:tcPr>
-            <w:tcW w:type="dxa" w:w="1080"/>
+            <w:tcW w:type="dxa" w:w="3000"/>
           </w:tcPr>
           <w:p>
             <w:r/>
@@ -751,7 +761,7 @@
         </w:tc>
         <w:tc>
           <w:tcPr>
-            <w:tcW w:type="dxa" w:w="1080"/>
+            <w:tcW w:type="dxa" w:w="900"/>
           </w:tcPr>
           <w:p>
             <w:r/>
@@ -766,7 +776,7 @@
         </w:tc>
         <w:tc>
           <w:tcPr>
-            <w:tcW w:type="dxa" w:w="1080"/>
+            <w:tcW w:type="dxa" w:w="1100"/>
           </w:tcPr>
           <w:p>
             <w:r/>
@@ -781,7 +791,7 @@
         </w:tc>
         <w:tc>
           <w:tcPr>
-            <w:tcW w:type="dxa" w:w="1080"/>
+            <w:tcW w:type="dxa" w:w="3000"/>
           </w:tcPr>
           <w:p>
             <w:r/>
@@ -796,7 +806,7 @@
         </w:tc>
         <w:tc>
           <w:tcPr>
-            <w:tcW w:type="dxa" w:w="1080"/>
+            <w:tcW w:type="dxa" w:w="1500"/>
           </w:tcPr>
           <w:p>
             <w:r/>
@@ -810,7 +820,7 @@
         </w:tc>
         <w:tc>
           <w:tcPr>
-            <w:tcW w:type="dxa" w:w="1080"/>
+            <w:tcW w:type="dxa" w:w="1800"/>
           </w:tcPr>
           <w:p>
             <w:r/>
@@ -826,7 +836,7 @@
       <w:tr>
         <w:tc>
           <w:tcPr>
-            <w:tcW w:type="dxa" w:w="1080"/>
+            <w:tcW w:type="dxa" w:w="800"/>
           </w:tcPr>
           <w:p>
             <w:r/>
@@ -841,7 +851,7 @@
         </w:tc>
         <w:tc>
           <w:tcPr>
-            <w:tcW w:type="dxa" w:w="1080"/>
+            <w:tcW w:type="dxa" w:w="1800"/>
           </w:tcPr>
           <w:p>
             <w:r/>
@@ -856,7 +866,7 @@
         </w:tc>
         <w:tc>
           <w:tcPr>
-            <w:tcW w:type="dxa" w:w="1080"/>
+            <w:tcW w:type="dxa" w:w="3000"/>
           </w:tcPr>
           <w:p>
             <w:r/>
@@ -871,7 +881,7 @@
         </w:tc>
         <w:tc>
           <w:tcPr>
-            <w:tcW w:type="dxa" w:w="1080"/>
+            <w:tcW w:type="dxa" w:w="900"/>
           </w:tcPr>
           <w:p>
             <w:r/>
@@ -886,7 +896,7 @@
         </w:tc>
         <w:tc>
           <w:tcPr>
-            <w:tcW w:type="dxa" w:w="1080"/>
+            <w:tcW w:type="dxa" w:w="1100"/>
           </w:tcPr>
           <w:p>
             <w:r/>
@@ -901,7 +911,7 @@
         </w:tc>
         <w:tc>
           <w:tcPr>
-            <w:tcW w:type="dxa" w:w="1080"/>
+            <w:tcW w:type="dxa" w:w="3000"/>
           </w:tcPr>
           <w:p>
             <w:r/>
@@ -916,7 +926,7 @@
         </w:tc>
         <w:tc>
           <w:tcPr>
-            <w:tcW w:type="dxa" w:w="1080"/>
+            <w:tcW w:type="dxa" w:w="1500"/>
           </w:tcPr>
           <w:p>
             <w:r/>
@@ -930,7 +940,7 @@
         </w:tc>
         <w:tc>
           <w:tcPr>
-            <w:tcW w:type="dxa" w:w="1080"/>
+            <w:tcW w:type="dxa" w:w="1800"/>
           </w:tcPr>
           <w:p>
             <w:r/>
@@ -946,7 +956,7 @@
       <w:tr>
         <w:tc>
           <w:tcPr>
-            <w:tcW w:type="dxa" w:w="1080"/>
+            <w:tcW w:type="dxa" w:w="800"/>
           </w:tcPr>
           <w:p>
             <w:r/>
@@ -961,7 +971,7 @@
         </w:tc>
         <w:tc>
           <w:tcPr>
-            <w:tcW w:type="dxa" w:w="1080"/>
+            <w:tcW w:type="dxa" w:w="1800"/>
           </w:tcPr>
           <w:p>
             <w:r/>
@@ -976,7 +986,7 @@
         </w:tc>
         <w:tc>
           <w:tcPr>
-            <w:tcW w:type="dxa" w:w="1080"/>
+            <w:tcW w:type="dxa" w:w="3000"/>
           </w:tcPr>
           <w:p>
             <w:r/>
@@ -991,7 +1001,7 @@
         </w:tc>
         <w:tc>
           <w:tcPr>
-            <w:tcW w:type="dxa" w:w="1080"/>
+            <w:tcW w:type="dxa" w:w="900"/>
           </w:tcPr>
           <w:p>
             <w:r/>
@@ -1006,7 +1016,7 @@
         </w:tc>
         <w:tc>
           <w:tcPr>
-            <w:tcW w:type="dxa" w:w="1080"/>
+            <w:tcW w:type="dxa" w:w="1100"/>
           </w:tcPr>
           <w:p>
             <w:r/>
@@ -1021,7 +1031,7 @@
         </w:tc>
         <w:tc>
           <w:tcPr>
-            <w:tcW w:type="dxa" w:w="1080"/>
+            <w:tcW w:type="dxa" w:w="3000"/>
           </w:tcPr>
           <w:p>
             <w:r/>
@@ -1036,7 +1046,7 @@
         </w:tc>
         <w:tc>
           <w:tcPr>
-            <w:tcW w:type="dxa" w:w="1080"/>
+            <w:tcW w:type="dxa" w:w="1500"/>
           </w:tcPr>
           <w:p>
             <w:r/>
@@ -1050,7 +1060,7 @@
         </w:tc>
         <w:tc>
           <w:tcPr>
-            <w:tcW w:type="dxa" w:w="1080"/>
+            <w:tcW w:type="dxa" w:w="1800"/>
           </w:tcPr>
           <w:p>
             <w:r/>
@@ -1066,7 +1076,7 @@
       <w:tr>
         <w:tc>
           <w:tcPr>
-            <w:tcW w:type="dxa" w:w="1080"/>
+            <w:tcW w:type="dxa" w:w="800"/>
           </w:tcPr>
           <w:p>
             <w:r/>
@@ -1081,7 +1091,7 @@
         </w:tc>
         <w:tc>
           <w:tcPr>
-            <w:tcW w:type="dxa" w:w="1080"/>
+            <w:tcW w:type="dxa" w:w="1800"/>
           </w:tcPr>
           <w:p>
             <w:r/>
@@ -1096,7 +1106,7 @@
         </w:tc>
         <w:tc>
           <w:tcPr>
-            <w:tcW w:type="dxa" w:w="1080"/>
+            <w:tcW w:type="dxa" w:w="3000"/>
           </w:tcPr>
           <w:p>
             <w:r/>
@@ -1111,7 +1121,7 @@
         </w:tc>
         <w:tc>
           <w:tcPr>
-            <w:tcW w:type="dxa" w:w="1080"/>
+            <w:tcW w:type="dxa" w:w="900"/>
           </w:tcPr>
           <w:p>
             <w:r/>
@@ -1126,7 +1136,7 @@
         </w:tc>
         <w:tc>
           <w:tcPr>
-            <w:tcW w:type="dxa" w:w="1080"/>
+            <w:tcW w:type="dxa" w:w="1100"/>
           </w:tcPr>
           <w:p>
             <w:r/>
@@ -1141,7 +1151,7 @@
         </w:tc>
         <w:tc>
           <w:tcPr>
-            <w:tcW w:type="dxa" w:w="1080"/>
+            <w:tcW w:type="dxa" w:w="3000"/>
           </w:tcPr>
           <w:p>
             <w:r/>
@@ -1156,7 +1166,7 @@
         </w:tc>
         <w:tc>
           <w:tcPr>
-            <w:tcW w:type="dxa" w:w="1080"/>
+            <w:tcW w:type="dxa" w:w="1500"/>
           </w:tcPr>
           <w:p>
             <w:r/>
@@ -1170,7 +1180,7 @@
         </w:tc>
         <w:tc>
           <w:tcPr>
-            <w:tcW w:type="dxa" w:w="1080"/>
+            <w:tcW w:type="dxa" w:w="1800"/>
           </w:tcPr>
           <w:p>
             <w:r/>
@@ -1208,22 +1218,23 @@
       <w:tblPr>
         <w:tblStyle w:val="LightGrid-Accent1"/>
         <w:tblW w:type="auto" w:w="0"/>
+        <w:tblLayout w:type="fixed"/>
         <w:tblLook w:firstColumn="1" w:firstRow="1" w:lastColumn="0" w:lastRow="0" w:noHBand="0" w:noVBand="1" w:val="04A0"/>
       </w:tblPr>
       <w:tblGrid>
-        <w:gridCol w:w="1080"/>
-        <w:gridCol w:w="1080"/>
-        <w:gridCol w:w="1080"/>
-        <w:gridCol w:w="1080"/>
-        <w:gridCol w:w="1080"/>
-        <w:gridCol w:w="1080"/>
-        <w:gridCol w:w="1080"/>
-        <w:gridCol w:w="1080"/>
+        <w:gridCol w:w="1767"/>
+        <w:gridCol w:w="1767"/>
+        <w:gridCol w:w="1767"/>
+        <w:gridCol w:w="1767"/>
+        <w:gridCol w:w="1767"/>
+        <w:gridCol w:w="1767"/>
+        <w:gridCol w:w="1767"/>
+        <w:gridCol w:w="1767"/>
       </w:tblGrid>
       <w:tr>
         <w:tc>
           <w:tcPr>
-            <w:tcW w:type="dxa" w:w="1080"/>
+            <w:tcW w:type="dxa" w:w="800"/>
           </w:tcPr>
           <w:p>
             <w:r/>
@@ -1238,7 +1249,7 @@
         </w:tc>
         <w:tc>
           <w:tcPr>
-            <w:tcW w:type="dxa" w:w="1080"/>
+            <w:tcW w:type="dxa" w:w="1800"/>
           </w:tcPr>
           <w:p>
             <w:r/>
@@ -1253,7 +1264,7 @@
         </w:tc>
         <w:tc>
           <w:tcPr>
-            <w:tcW w:type="dxa" w:w="1080"/>
+            <w:tcW w:type="dxa" w:w="3000"/>
           </w:tcPr>
           <w:p>
             <w:r/>
@@ -1268,7 +1279,7 @@
         </w:tc>
         <w:tc>
           <w:tcPr>
-            <w:tcW w:type="dxa" w:w="1080"/>
+            <w:tcW w:type="dxa" w:w="900"/>
           </w:tcPr>
           <w:p>
             <w:r/>
@@ -1283,7 +1294,7 @@
         </w:tc>
         <w:tc>
           <w:tcPr>
-            <w:tcW w:type="dxa" w:w="1080"/>
+            <w:tcW w:type="dxa" w:w="1100"/>
           </w:tcPr>
           <w:p>
             <w:r/>
@@ -1298,7 +1309,7 @@
         </w:tc>
         <w:tc>
           <w:tcPr>
-            <w:tcW w:type="dxa" w:w="1080"/>
+            <w:tcW w:type="dxa" w:w="3000"/>
           </w:tcPr>
           <w:p>
             <w:r/>
@@ -1313,7 +1324,7 @@
         </w:tc>
         <w:tc>
           <w:tcPr>
-            <w:tcW w:type="dxa" w:w="1080"/>
+            <w:tcW w:type="dxa" w:w="1500"/>
           </w:tcPr>
           <w:p>
             <w:r/>
@@ -1328,7 +1339,7 @@
         </w:tc>
         <w:tc>
           <w:tcPr>
-            <w:tcW w:type="dxa" w:w="1080"/>
+            <w:tcW w:type="dxa" w:w="1800"/>
           </w:tcPr>
           <w:p>
             <w:r/>
@@ -1345,7 +1356,7 @@
       <w:tr>
         <w:tc>
           <w:tcPr>
-            <w:tcW w:type="dxa" w:w="1080"/>
+            <w:tcW w:type="dxa" w:w="800"/>
           </w:tcPr>
           <w:p>
             <w:r/>
@@ -1360,7 +1371,7 @@
         </w:tc>
         <w:tc>
           <w:tcPr>
-            <w:tcW w:type="dxa" w:w="1080"/>
+            <w:tcW w:type="dxa" w:w="1800"/>
           </w:tcPr>
           <w:p>
             <w:r/>
@@ -1375,7 +1386,7 @@
         </w:tc>
         <w:tc>
           <w:tcPr>
-            <w:tcW w:type="dxa" w:w="1080"/>
+            <w:tcW w:type="dxa" w:w="3000"/>
           </w:tcPr>
           <w:p>
             <w:r/>
@@ -1390,7 +1401,7 @@
         </w:tc>
         <w:tc>
           <w:tcPr>
-            <w:tcW w:type="dxa" w:w="1080"/>
+            <w:tcW w:type="dxa" w:w="900"/>
           </w:tcPr>
           <w:p>
             <w:r/>
@@ -1405,7 +1416,7 @@
         </w:tc>
         <w:tc>
           <w:tcPr>
-            <w:tcW w:type="dxa" w:w="1080"/>
+            <w:tcW w:type="dxa" w:w="1100"/>
           </w:tcPr>
           <w:p>
             <w:r/>
@@ -1420,7 +1431,7 @@
         </w:tc>
         <w:tc>
           <w:tcPr>
-            <w:tcW w:type="dxa" w:w="1080"/>
+            <w:tcW w:type="dxa" w:w="3000"/>
           </w:tcPr>
           <w:p>
             <w:r/>
@@ -1435,7 +1446,7 @@
         </w:tc>
         <w:tc>
           <w:tcPr>
-            <w:tcW w:type="dxa" w:w="1080"/>
+            <w:tcW w:type="dxa" w:w="1500"/>
           </w:tcPr>
           <w:p>
             <w:r/>
@@ -1449,7 +1460,7 @@
         </w:tc>
         <w:tc>
           <w:tcPr>
-            <w:tcW w:type="dxa" w:w="1080"/>
+            <w:tcW w:type="dxa" w:w="1800"/>
           </w:tcPr>
           <w:p>
             <w:r/>
@@ -1465,7 +1476,7 @@
       <w:tr>
         <w:tc>
           <w:tcPr>
-            <w:tcW w:type="dxa" w:w="1080"/>
+            <w:tcW w:type="dxa" w:w="800"/>
           </w:tcPr>
           <w:p>
             <w:r/>
@@ -1480,7 +1491,7 @@
         </w:tc>
         <w:tc>
           <w:tcPr>
-            <w:tcW w:type="dxa" w:w="1080"/>
+            <w:tcW w:type="dxa" w:w="1800"/>
           </w:tcPr>
           <w:p>
             <w:r/>
@@ -1495,7 +1506,7 @@
         </w:tc>
         <w:tc>
           <w:tcPr>
-            <w:tcW w:type="dxa" w:w="1080"/>
+            <w:tcW w:type="dxa" w:w="3000"/>
           </w:tcPr>
           <w:p>
             <w:r/>
@@ -1510,7 +1521,7 @@
         </w:tc>
         <w:tc>
           <w:tcPr>
-            <w:tcW w:type="dxa" w:w="1080"/>
+            <w:tcW w:type="dxa" w:w="900"/>
           </w:tcPr>
           <w:p>
             <w:r/>
@@ -1525,7 +1536,7 @@
         </w:tc>
         <w:tc>
           <w:tcPr>
-            <w:tcW w:type="dxa" w:w="1080"/>
+            <w:tcW w:type="dxa" w:w="1100"/>
           </w:tcPr>
           <w:p>
             <w:r/>
@@ -1540,7 +1551,7 @@
         </w:tc>
         <w:tc>
           <w:tcPr>
-            <w:tcW w:type="dxa" w:w="1080"/>
+            <w:tcW w:type="dxa" w:w="3000"/>
           </w:tcPr>
           <w:p>
             <w:r/>
@@ -1555,7 +1566,7 @@
         </w:tc>
         <w:tc>
           <w:tcPr>
-            <w:tcW w:type="dxa" w:w="1080"/>
+            <w:tcW w:type="dxa" w:w="1500"/>
           </w:tcPr>
           <w:p>
             <w:r/>
@@ -1569,7 +1580,7 @@
         </w:tc>
         <w:tc>
           <w:tcPr>
-            <w:tcW w:type="dxa" w:w="1080"/>
+            <w:tcW w:type="dxa" w:w="1800"/>
           </w:tcPr>
           <w:p>
             <w:r/>
@@ -1607,22 +1618,23 @@
       <w:tblPr>
         <w:tblStyle w:val="LightGrid-Accent1"/>
         <w:tblW w:type="auto" w:w="0"/>
+        <w:tblLayout w:type="fixed"/>
         <w:tblLook w:firstColumn="1" w:firstRow="1" w:lastColumn="0" w:lastRow="0" w:noHBand="0" w:noVBand="1" w:val="04A0"/>
       </w:tblPr>
       <w:tblGrid>
-        <w:gridCol w:w="1080"/>
-        <w:gridCol w:w="1080"/>
-        <w:gridCol w:w="1080"/>
-        <w:gridCol w:w="1080"/>
-        <w:gridCol w:w="1080"/>
-        <w:gridCol w:w="1080"/>
-        <w:gridCol w:w="1080"/>
-        <w:gridCol w:w="1080"/>
+        <w:gridCol w:w="1767"/>
+        <w:gridCol w:w="1767"/>
+        <w:gridCol w:w="1767"/>
+        <w:gridCol w:w="1767"/>
+        <w:gridCol w:w="1767"/>
+        <w:gridCol w:w="1767"/>
+        <w:gridCol w:w="1767"/>
+        <w:gridCol w:w="1767"/>
       </w:tblGrid>
       <w:tr>
         <w:tc>
           <w:tcPr>
-            <w:tcW w:type="dxa" w:w="1080"/>
+            <w:tcW w:type="dxa" w:w="800"/>
           </w:tcPr>
           <w:p>
             <w:r/>
@@ -1637,7 +1649,7 @@
         </w:tc>
         <w:tc>
           <w:tcPr>
-            <w:tcW w:type="dxa" w:w="1080"/>
+            <w:tcW w:type="dxa" w:w="1800"/>
           </w:tcPr>
           <w:p>
             <w:r/>
@@ -1652,7 +1664,7 @@
         </w:tc>
         <w:tc>
           <w:tcPr>
-            <w:tcW w:type="dxa" w:w="1080"/>
+            <w:tcW w:type="dxa" w:w="3000"/>
           </w:tcPr>
           <w:p>
             <w:r/>
@@ -1667,7 +1679,7 @@
         </w:tc>
         <w:tc>
           <w:tcPr>
-            <w:tcW w:type="dxa" w:w="1080"/>
+            <w:tcW w:type="dxa" w:w="900"/>
           </w:tcPr>
           <w:p>
             <w:r/>
@@ -1682,7 +1694,7 @@
         </w:tc>
         <w:tc>
           <w:tcPr>
-            <w:tcW w:type="dxa" w:w="1080"/>
+            <w:tcW w:type="dxa" w:w="1100"/>
           </w:tcPr>
           <w:p>
             <w:r/>
@@ -1697,7 +1709,7 @@
         </w:tc>
         <w:tc>
           <w:tcPr>
-            <w:tcW w:type="dxa" w:w="1080"/>
+            <w:tcW w:type="dxa" w:w="3000"/>
           </w:tcPr>
           <w:p>
             <w:r/>
@@ -1712,7 +1724,7 @@
         </w:tc>
         <w:tc>
           <w:tcPr>
-            <w:tcW w:type="dxa" w:w="1080"/>
+            <w:tcW w:type="dxa" w:w="1500"/>
           </w:tcPr>
           <w:p>
             <w:r/>
@@ -1727,7 +1739,7 @@
         </w:tc>
         <w:tc>
           <w:tcPr>
-            <w:tcW w:type="dxa" w:w="1080"/>
+            <w:tcW w:type="dxa" w:w="1800"/>
           </w:tcPr>
           <w:p>
             <w:r/>
@@ -1744,7 +1756,7 @@
       <w:tr>
         <w:tc>
           <w:tcPr>
-            <w:tcW w:type="dxa" w:w="1080"/>
+            <w:tcW w:type="dxa" w:w="800"/>
           </w:tcPr>
           <w:p>
             <w:r/>
@@ -1759,7 +1771,7 @@
         </w:tc>
         <w:tc>
           <w:tcPr>
-            <w:tcW w:type="dxa" w:w="1080"/>
+            <w:tcW w:type="dxa" w:w="1800"/>
           </w:tcPr>
           <w:p>
             <w:r/>
@@ -1774,7 +1786,7 @@
         </w:tc>
         <w:tc>
           <w:tcPr>
-            <w:tcW w:type="dxa" w:w="1080"/>
+            <w:tcW w:type="dxa" w:w="3000"/>
           </w:tcPr>
           <w:p>
             <w:r/>
@@ -1789,7 +1801,7 @@
         </w:tc>
         <w:tc>
           <w:tcPr>
-            <w:tcW w:type="dxa" w:w="1080"/>
+            <w:tcW w:type="dxa" w:w="900"/>
           </w:tcPr>
           <w:p>
             <w:r/>
@@ -1804,7 +1816,7 @@
         </w:tc>
         <w:tc>
           <w:tcPr>
-            <w:tcW w:type="dxa" w:w="1080"/>
+            <w:tcW w:type="dxa" w:w="1100"/>
           </w:tcPr>
           <w:p>
             <w:r/>
@@ -1819,7 +1831,7 @@
         </w:tc>
         <w:tc>
           <w:tcPr>
-            <w:tcW w:type="dxa" w:w="1080"/>
+            <w:tcW w:type="dxa" w:w="3000"/>
           </w:tcPr>
           <w:p>
             <w:r/>
@@ -1834,7 +1846,7 @@
         </w:tc>
         <w:tc>
           <w:tcPr>
-            <w:tcW w:type="dxa" w:w="1080"/>
+            <w:tcW w:type="dxa" w:w="1500"/>
           </w:tcPr>
           <w:p>
             <w:r/>
@@ -1848,7 +1860,7 @@
         </w:tc>
         <w:tc>
           <w:tcPr>
-            <w:tcW w:type="dxa" w:w="1080"/>
+            <w:tcW w:type="dxa" w:w="1800"/>
           </w:tcPr>
           <w:p>
             <w:r/>
@@ -1864,7 +1876,7 @@
       <w:tr>
         <w:tc>
           <w:tcPr>
-            <w:tcW w:type="dxa" w:w="1080"/>
+            <w:tcW w:type="dxa" w:w="800"/>
           </w:tcPr>
           <w:p>
             <w:r/>
@@ -1879,7 +1891,7 @@
         </w:tc>
         <w:tc>
           <w:tcPr>
-            <w:tcW w:type="dxa" w:w="1080"/>
+            <w:tcW w:type="dxa" w:w="1800"/>
           </w:tcPr>
           <w:p>
             <w:r/>
@@ -1894,7 +1906,7 @@
         </w:tc>
         <w:tc>
           <w:tcPr>
-            <w:tcW w:type="dxa" w:w="1080"/>
+            <w:tcW w:type="dxa" w:w="3000"/>
           </w:tcPr>
           <w:p>
             <w:r/>
@@ -1909,7 +1921,7 @@
         </w:tc>
         <w:tc>
           <w:tcPr>
-            <w:tcW w:type="dxa" w:w="1080"/>
+            <w:tcW w:type="dxa" w:w="900"/>
           </w:tcPr>
           <w:p>
             <w:r/>
@@ -1924,7 +1936,7 @@
         </w:tc>
         <w:tc>
           <w:tcPr>
-            <w:tcW w:type="dxa" w:w="1080"/>
+            <w:tcW w:type="dxa" w:w="1100"/>
           </w:tcPr>
           <w:p>
             <w:r/>
@@ -1939,7 +1951,7 @@
         </w:tc>
         <w:tc>
           <w:tcPr>
-            <w:tcW w:type="dxa" w:w="1080"/>
+            <w:tcW w:type="dxa" w:w="3000"/>
           </w:tcPr>
           <w:p>
             <w:r/>
@@ -1954,7 +1966,7 @@
         </w:tc>
         <w:tc>
           <w:tcPr>
-            <w:tcW w:type="dxa" w:w="1080"/>
+            <w:tcW w:type="dxa" w:w="1500"/>
           </w:tcPr>
           <w:p>
             <w:r/>
@@ -1968,7 +1980,7 @@
         </w:tc>
         <w:tc>
           <w:tcPr>
-            <w:tcW w:type="dxa" w:w="1080"/>
+            <w:tcW w:type="dxa" w:w="1800"/>
           </w:tcPr>
           <w:p>
             <w:r/>
@@ -2006,22 +2018,23 @@
       <w:tblPr>
         <w:tblStyle w:val="LightGrid-Accent1"/>
         <w:tblW w:type="auto" w:w="0"/>
+        <w:tblLayout w:type="fixed"/>
         <w:tblLook w:firstColumn="1" w:firstRow="1" w:lastColumn="0" w:lastRow="0" w:noHBand="0" w:noVBand="1" w:val="04A0"/>
       </w:tblPr>
       <w:tblGrid>
-        <w:gridCol w:w="1080"/>
-        <w:gridCol w:w="1080"/>
-        <w:gridCol w:w="1080"/>
-        <w:gridCol w:w="1080"/>
-        <w:gridCol w:w="1080"/>
-        <w:gridCol w:w="1080"/>
-        <w:gridCol w:w="1080"/>
-        <w:gridCol w:w="1080"/>
+        <w:gridCol w:w="1767"/>
+        <w:gridCol w:w="1767"/>
+        <w:gridCol w:w="1767"/>
+        <w:gridCol w:w="1767"/>
+        <w:gridCol w:w="1767"/>
+        <w:gridCol w:w="1767"/>
+        <w:gridCol w:w="1767"/>
+        <w:gridCol w:w="1767"/>
       </w:tblGrid>
       <w:tr>
         <w:tc>
           <w:tcPr>
-            <w:tcW w:type="dxa" w:w="1080"/>
+            <w:tcW w:type="dxa" w:w="800"/>
           </w:tcPr>
           <w:p>
             <w:r/>
@@ -2036,7 +2049,7 @@
         </w:tc>
         <w:tc>
           <w:tcPr>
-            <w:tcW w:type="dxa" w:w="1080"/>
+            <w:tcW w:type="dxa" w:w="1800"/>
           </w:tcPr>
           <w:p>
             <w:r/>
@@ -2051,7 +2064,7 @@
         </w:tc>
         <w:tc>
           <w:tcPr>
-            <w:tcW w:type="dxa" w:w="1080"/>
+            <w:tcW w:type="dxa" w:w="3000"/>
           </w:tcPr>
           <w:p>
             <w:r/>
@@ -2066,7 +2079,7 @@
         </w:tc>
         <w:tc>
           <w:tcPr>
-            <w:tcW w:type="dxa" w:w="1080"/>
+            <w:tcW w:type="dxa" w:w="900"/>
           </w:tcPr>
           <w:p>
             <w:r/>
@@ -2081,7 +2094,7 @@
         </w:tc>
         <w:tc>
           <w:tcPr>
-            <w:tcW w:type="dxa" w:w="1080"/>
+            <w:tcW w:type="dxa" w:w="1100"/>
           </w:tcPr>
           <w:p>
             <w:r/>
@@ -2096,7 +2109,7 @@
         </w:tc>
         <w:tc>
           <w:tcPr>
-            <w:tcW w:type="dxa" w:w="1080"/>
+            <w:tcW w:type="dxa" w:w="3000"/>
           </w:tcPr>
           <w:p>
             <w:r/>
@@ -2111,7 +2124,7 @@
         </w:tc>
         <w:tc>
           <w:tcPr>
-            <w:tcW w:type="dxa" w:w="1080"/>
+            <w:tcW w:type="dxa" w:w="1500"/>
           </w:tcPr>
           <w:p>
             <w:r/>
@@ -2126,7 +2139,7 @@
         </w:tc>
         <w:tc>
           <w:tcPr>
-            <w:tcW w:type="dxa" w:w="1080"/>
+            <w:tcW w:type="dxa" w:w="1800"/>
           </w:tcPr>
           <w:p>
             <w:r/>
@@ -2143,7 +2156,7 @@
       <w:tr>
         <w:tc>
           <w:tcPr>
-            <w:tcW w:type="dxa" w:w="1080"/>
+            <w:tcW w:type="dxa" w:w="800"/>
           </w:tcPr>
           <w:p>
             <w:r/>
@@ -2158,7 +2171,7 @@
         </w:tc>
         <w:tc>
           <w:tcPr>
-            <w:tcW w:type="dxa" w:w="1080"/>
+            <w:tcW w:type="dxa" w:w="1800"/>
           </w:tcPr>
           <w:p>
             <w:r/>
@@ -2173,7 +2186,7 @@
         </w:tc>
         <w:tc>
           <w:tcPr>
-            <w:tcW w:type="dxa" w:w="1080"/>
+            <w:tcW w:type="dxa" w:w="3000"/>
           </w:tcPr>
           <w:p>
             <w:r/>
@@ -2188,7 +2201,7 @@
         </w:tc>
         <w:tc>
           <w:tcPr>
-            <w:tcW w:type="dxa" w:w="1080"/>
+            <w:tcW w:type="dxa" w:w="900"/>
           </w:tcPr>
           <w:p>
             <w:r/>
@@ -2203,7 +2216,7 @@
         </w:tc>
         <w:tc>
           <w:tcPr>
-            <w:tcW w:type="dxa" w:w="1080"/>
+            <w:tcW w:type="dxa" w:w="1100"/>
           </w:tcPr>
           <w:p>
             <w:r/>
@@ -2218,7 +2231,7 @@
         </w:tc>
         <w:tc>
           <w:tcPr>
-            <w:tcW w:type="dxa" w:w="1080"/>
+            <w:tcW w:type="dxa" w:w="3000"/>
           </w:tcPr>
           <w:p>
             <w:r/>
@@ -2233,7 +2246,7 @@
         </w:tc>
         <w:tc>
           <w:tcPr>
-            <w:tcW w:type="dxa" w:w="1080"/>
+            <w:tcW w:type="dxa" w:w="1500"/>
           </w:tcPr>
           <w:p>
             <w:r/>
@@ -2247,7 +2260,7 @@
         </w:tc>
         <w:tc>
           <w:tcPr>
-            <w:tcW w:type="dxa" w:w="1080"/>
+            <w:tcW w:type="dxa" w:w="1800"/>
           </w:tcPr>
           <w:p>
             <w:r/>
@@ -2263,7 +2276,7 @@
       <w:tr>
         <w:tc>
           <w:tcPr>
-            <w:tcW w:type="dxa" w:w="1080"/>
+            <w:tcW w:type="dxa" w:w="800"/>
           </w:tcPr>
           <w:p>
             <w:r/>
@@ -2278,7 +2291,7 @@
         </w:tc>
         <w:tc>
           <w:tcPr>
-            <w:tcW w:type="dxa" w:w="1080"/>
+            <w:tcW w:type="dxa" w:w="1800"/>
           </w:tcPr>
           <w:p>
             <w:r/>
@@ -2293,7 +2306,7 @@
         </w:tc>
         <w:tc>
           <w:tcPr>
-            <w:tcW w:type="dxa" w:w="1080"/>
+            <w:tcW w:type="dxa" w:w="3000"/>
           </w:tcPr>
           <w:p>
             <w:r/>
@@ -2308,7 +2321,7 @@
         </w:tc>
         <w:tc>
           <w:tcPr>
-            <w:tcW w:type="dxa" w:w="1080"/>
+            <w:tcW w:type="dxa" w:w="900"/>
           </w:tcPr>
           <w:p>
             <w:r/>
@@ -2323,7 +2336,7 @@
         </w:tc>
         <w:tc>
           <w:tcPr>
-            <w:tcW w:type="dxa" w:w="1080"/>
+            <w:tcW w:type="dxa" w:w="1100"/>
           </w:tcPr>
           <w:p>
             <w:r/>
@@ -2338,7 +2351,7 @@
         </w:tc>
         <w:tc>
           <w:tcPr>
-            <w:tcW w:type="dxa" w:w="1080"/>
+            <w:tcW w:type="dxa" w:w="3000"/>
           </w:tcPr>
           <w:p>
             <w:r/>
@@ -2353,7 +2366,7 @@
         </w:tc>
         <w:tc>
           <w:tcPr>
-            <w:tcW w:type="dxa" w:w="1080"/>
+            <w:tcW w:type="dxa" w:w="1500"/>
           </w:tcPr>
           <w:p>
             <w:r/>
@@ -2367,7 +2380,7 @@
         </w:tc>
         <w:tc>
           <w:tcPr>
-            <w:tcW w:type="dxa" w:w="1080"/>
+            <w:tcW w:type="dxa" w:w="1800"/>
           </w:tcPr>
           <w:p>
             <w:r/>
@@ -2383,7 +2396,7 @@
       <w:tr>
         <w:tc>
           <w:tcPr>
-            <w:tcW w:type="dxa" w:w="1080"/>
+            <w:tcW w:type="dxa" w:w="800"/>
           </w:tcPr>
           <w:p>
             <w:r/>
@@ -2398,7 +2411,7 @@
         </w:tc>
         <w:tc>
           <w:tcPr>
-            <w:tcW w:type="dxa" w:w="1080"/>
+            <w:tcW w:type="dxa" w:w="1800"/>
           </w:tcPr>
           <w:p>
             <w:r/>
@@ -2413,7 +2426,7 @@
         </w:tc>
         <w:tc>
           <w:tcPr>
-            <w:tcW w:type="dxa" w:w="1080"/>
+            <w:tcW w:type="dxa" w:w="3000"/>
           </w:tcPr>
           <w:p>
             <w:r/>
@@ -2428,7 +2441,7 @@
         </w:tc>
         <w:tc>
           <w:tcPr>
-            <w:tcW w:type="dxa" w:w="1080"/>
+            <w:tcW w:type="dxa" w:w="900"/>
           </w:tcPr>
           <w:p>
             <w:r/>
@@ -2443,7 +2456,7 @@
         </w:tc>
         <w:tc>
           <w:tcPr>
-            <w:tcW w:type="dxa" w:w="1080"/>
+            <w:tcW w:type="dxa" w:w="1100"/>
           </w:tcPr>
           <w:p>
             <w:r/>
@@ -2458,7 +2471,7 @@
         </w:tc>
         <w:tc>
           <w:tcPr>
-            <w:tcW w:type="dxa" w:w="1080"/>
+            <w:tcW w:type="dxa" w:w="3000"/>
           </w:tcPr>
           <w:p>
             <w:r/>
@@ -2473,7 +2486,7 @@
         </w:tc>
         <w:tc>
           <w:tcPr>
-            <w:tcW w:type="dxa" w:w="1080"/>
+            <w:tcW w:type="dxa" w:w="1500"/>
           </w:tcPr>
           <w:p>
             <w:r/>
@@ -2487,7 +2500,7 @@
         </w:tc>
         <w:tc>
           <w:tcPr>
-            <w:tcW w:type="dxa" w:w="1080"/>
+            <w:tcW w:type="dxa" w:w="1800"/>
           </w:tcPr>
           <w:p>
             <w:r/>
@@ -2519,8 +2532,8 @@
       </w:r>
     </w:p>
     <w:sectPr>
-      <w:pgSz w:w="12240" w:h="15840"/>
-      <w:pgMar w:top="1440" w:right="1800" w:bottom="1440" w:left="1800" w:header="720" w:footer="720" w:gutter="0"/>
+      <w:pgSz w:w="15840" w:h="12240" w:orient="landscape"/>
+      <w:pgMar w:top="1440" w:right="850" w:bottom="1440" w:left="850" w:header="720" w:footer="720" w:gutter="0"/>
       <w:cols w:space="720"/>
       <w:docGrid w:linePitch="360"/>
     </w:sectPr>

--- a/pentru-editori/12-coloana-vertebrala/12-coloana-vertebrala.docx
+++ b/pentru-editori/12-coloana-vertebrala/12-coloana-vertebrala.docx
@@ -7,26 +7,47 @@
         <w:pStyle w:val="Heading1"/>
       </w:pPr>
       <w:r>
+        <w:t>Coloană vertebrală — pachet de review</w:t>
+      </w:r>
+    </w:p>
+    <w:p>
+      <w:pPr>
+        <w:spacing w:after="40"/>
+      </w:pPr>
+      <w:r>
         <w:rPr>
-          <w:color w:val="1C5D8C"/>
+          <w:b/>
+          <w:color w:val="555555"/>
+          <w:sz w:val="21"/>
         </w:rPr>
-        <w:t>Coloană vertebrală</w:t>
+        <w:t>Revizia ghidului de indicații radioimagistice aprobat în 2021 · document de lucru pentru editorul de capitol</w:t>
+      </w:r>
+    </w:p>
+    <w:p>
+      <w:pPr>
+        <w:spacing w:before="40" w:after="200"/>
+        <w:pBdr>
+          <w:bottom w:val="single" w:sz="6" w:space="1" w:color="1C5D8C"/>
+        </w:pBdr>
+      </w:pPr>
+    </w:p>
+    <w:p>
+      <w:r>
+        <w:t>Documentul cuprinde, pentru capitolul dumneavoastră: modificările deja aplicate (informativ), problemele rămase de decis, propunerile de conținut nou și duplicatele de rezolvat. Conținutul actual al capitolului nu este reprodus aici — vine din fișierul GHID.csv, transmis alături.</w:t>
+      </w:r>
+    </w:p>
+    <w:p>
+      <w:r>
+        <w:t>Vă rugăm să completați coloanele „Decizie” (Aprobat / Respins / Amânat) și „Comentariu” direct în tabele, fără să le modificați structura. Acolo unde o problemă are variante enumerate, este suficient să indicați varianta aleasă.</w:t>
       </w:r>
     </w:p>
     <w:p>
       <w:r>
         <w:rPr>
           <w:i/>
+          <w:color w:val="555555"/>
         </w:rPr>
-        <w:t>Vă rugăm să completați coloanele „Decizie” și „Comentariu” direct în tabele (Aprobat / Respins / Amânat), fără să modificați structura lor.</w:t>
-      </w:r>
-    </w:p>
-    <w:p>
-      <w:r>
-        <w:rPr>
-          <w:i/>
-        </w:rPr>
-        <w:t>Alăturat: GHID.csv, conținutul integral al ghidului, și „Decizii structurale comune”.</w:t>
+        <w:t>Transmise alături: GHID.csv — conținutul integral al ghidului — și memoul „Decizii structurale comune”, de citit înaintea acestui pachet.</w:t>
       </w:r>
     </w:p>
     <w:p>
@@ -34,10 +55,12 @@
         <w:pStyle w:val="Heading2"/>
       </w:pPr>
       <w:r>
-        <w:rPr>
-          <w:color w:val="1C5D8C"/>
-        </w:rPr>
-        <w:t>1. Modificări aplicate (informativ)</w:t>
+        <w:t>1. Modificări deja aplicate (informativ)</w:t>
+      </w:r>
+    </w:p>
+    <w:p>
+      <w:r>
+        <w:t>Nu necesită decizie; sunt listate pentru ca revizuirea capitolului să pornească de la starea curentă.</w:t>
       </w:r>
     </w:p>
     <w:p>
@@ -53,35 +76,45 @@
         <w:pStyle w:val="Heading2"/>
       </w:pPr>
       <w:r>
-        <w:rPr>
-          <w:color w:val="1C5D8C"/>
-        </w:rPr>
         <w:t>2. Probleme de decis</w:t>
       </w:r>
     </w:p>
     <w:tbl>
       <w:tblPr>
-        <w:tblStyle w:val="LightGrid-Accent1"/>
-        <w:tblW w:type="auto" w:w="0"/>
+        <w:tblStyle w:val="TableGrid"/>
+        <w:tblW w:type="dxa" w:w="15100"/>
         <w:tblLayout w:type="fixed"/>
         <w:tblLook w:firstColumn="1" w:firstRow="1" w:lastColumn="0" w:lastRow="0" w:noHBand="0" w:noVBand="1" w:val="04A0"/>
       </w:tblPr>
       <w:tblGrid>
-        <w:gridCol w:w="4713"/>
-        <w:gridCol w:w="4713"/>
-        <w:gridCol w:w="4713"/>
+        <w:gridCol w:w="8500"/>
+        <w:gridCol w:w="3000"/>
+        <w:gridCol w:w="3600"/>
       </w:tblGrid>
       <w:tr>
+        <w:trPr>
+          <w:tblHeader w:val="true"/>
+        </w:trPr>
         <w:tc>
           <w:tcPr>
-            <w:tcW w:type="dxa" w:w="8400"/>
+            <w:tcW w:type="dxa" w:w="8500"/>
+            <w:vAlign w:val="top"/>
+            <w:shd w:val="clear" w:fill="1C5D8C"/>
           </w:tcPr>
           <w:p>
-            <w:r/>
+            <w:pPr>
+              <w:spacing w:after="40" w:line="240" w:lineRule="auto"/>
+            </w:pPr>
+            <w:r>
+              <w:rPr>
+                <w:color w:val="FFFFFF"/>
+              </w:rPr>
+            </w:r>
             <w:r>
               <w:rPr>
                 <w:b/>
                 <w:i w:val="0"/>
+                <w:sz w:val="19"/>
               </w:rPr>
               <w:t>Problemă</w:t>
             </w:r>
@@ -89,14 +122,24 @@
         </w:tc>
         <w:tc>
           <w:tcPr>
-            <w:tcW w:type="dxa" w:w="2700"/>
+            <w:tcW w:type="dxa" w:w="3000"/>
+            <w:vAlign w:val="top"/>
+            <w:shd w:val="clear" w:fill="1C5D8C"/>
           </w:tcPr>
           <w:p>
-            <w:r/>
+            <w:pPr>
+              <w:spacing w:after="40" w:line="240" w:lineRule="auto"/>
+            </w:pPr>
+            <w:r>
+              <w:rPr>
+                <w:color w:val="FFFFFF"/>
+              </w:rPr>
+            </w:r>
             <w:r>
               <w:rPr>
                 <w:b/>
                 <w:i w:val="0"/>
+                <w:sz w:val="19"/>
               </w:rPr>
               <w:t>Decizie</w:t>
             </w:r>
@@ -104,14 +147,24 @@
         </w:tc>
         <w:tc>
           <w:tcPr>
-            <w:tcW w:type="dxa" w:w="2700"/>
+            <w:tcW w:type="dxa" w:w="3600"/>
+            <w:vAlign w:val="top"/>
+            <w:shd w:val="clear" w:fill="1C5D8C"/>
           </w:tcPr>
           <w:p>
-            <w:r/>
+            <w:pPr>
+              <w:spacing w:after="40" w:line="240" w:lineRule="auto"/>
+            </w:pPr>
+            <w:r>
+              <w:rPr>
+                <w:color w:val="FFFFFF"/>
+              </w:rPr>
+            </w:r>
             <w:r>
               <w:rPr>
                 <w:b/>
                 <w:i w:val="0"/>
+                <w:sz w:val="19"/>
               </w:rPr>
               <w:t>Comentariu</w:t>
             </w:r>
@@ -121,57 +174,91 @@
       <w:tr>
         <w:tc>
           <w:tcPr>
-            <w:tcW w:type="dxa" w:w="8400"/>
+            <w:tcW w:type="dxa" w:w="8500"/>
+            <w:vAlign w:val="top"/>
           </w:tcPr>
           <w:p>
+            <w:pPr>
+              <w:spacing w:after="60" w:line="240" w:lineRule="auto"/>
+            </w:pPr>
             <w:r/>
             <w:r>
               <w:rPr>
                 <w:b/>
+                <w:i w:val="0"/>
+                <w:sz w:val="19"/>
               </w:rPr>
               <w:t>Coloană cervicală — trecere la „CT-întâi” ca screening primar la pacientul care necesită imagistică?</w:t>
             </w:r>
           </w:p>
           <w:p>
+            <w:pPr>
+              <w:spacing w:after="40" w:line="240" w:lineRule="auto"/>
+            </w:pPr>
             <w:r>
+              <w:rPr>
+                <w:sz w:val="19"/>
+              </w:rPr>
               <w:t>Practica modernă (ACR AC, EAST, NICE NG41) recomandă CT ca test de screening primar; ghidul actual păstrează radiografie-întâi la risc scăzut, cu argument explicit în comentariu.</w:t>
             </w:r>
           </w:p>
           <w:p>
+            <w:pPr>
+              <w:spacing w:after="40" w:line="240" w:lineRule="auto"/>
+            </w:pPr>
             <w:r>
+              <w:rPr>
+                <w:sz w:val="19"/>
+              </w:rPr>
               <w:t>• Trecere la CT-întâi</w:t>
             </w:r>
           </w:p>
           <w:p>
+            <w:pPr>
+              <w:spacing w:after="40" w:line="240" w:lineRule="auto"/>
+            </w:pPr>
             <w:r>
+              <w:rPr>
+                <w:sz w:val="19"/>
+              </w:rPr>
               <w:t>• Păstrare radiografie-întâi</w:t>
             </w:r>
           </w:p>
         </w:tc>
         <w:tc>
           <w:tcPr>
-            <w:tcW w:type="dxa" w:w="2700"/>
+            <w:tcW w:type="dxa" w:w="3000"/>
+            <w:vAlign w:val="top"/>
           </w:tcPr>
           <w:p>
+            <w:pPr>
+              <w:spacing w:after="40" w:line="240" w:lineRule="auto"/>
+            </w:pPr>
             <w:r/>
             <w:r>
               <w:rPr>
                 <w:b w:val="0"/>
                 <w:i w:val="0"/>
+                <w:sz w:val="19"/>
               </w:rPr>
             </w:r>
           </w:p>
         </w:tc>
         <w:tc>
           <w:tcPr>
-            <w:tcW w:type="dxa" w:w="2700"/>
+            <w:tcW w:type="dxa" w:w="3600"/>
+            <w:vAlign w:val="top"/>
           </w:tcPr>
           <w:p>
+            <w:pPr>
+              <w:spacing w:after="40" w:line="240" w:lineRule="auto"/>
+            </w:pPr>
             <w:r/>
             <w:r>
               <w:rPr>
                 <w:b w:val="0"/>
                 <w:i w:val="0"/>
+                <w:sz w:val="19"/>
               </w:rPr>
             </w:r>
           </w:p>
@@ -180,62 +267,102 @@
       <w:tr>
         <w:tc>
           <w:tcPr>
-            <w:tcW w:type="dxa" w:w="8400"/>
+            <w:tcW w:type="dxa" w:w="8500"/>
+            <w:vAlign w:val="top"/>
           </w:tcPr>
           <w:p>
+            <w:pPr>
+              <w:spacing w:after="60" w:line="240" w:lineRule="auto"/>
+            </w:pPr>
             <w:r/>
             <w:r>
               <w:rPr>
                 <w:b/>
+                <w:i w:val="0"/>
+                <w:sz w:val="19"/>
               </w:rPr>
               <w:t>„Lombalgie cronică” — două situații cvasi-duplicate, cu liste de examene diferite</w:t>
             </w:r>
           </w:p>
           <w:p>
+            <w:pPr>
+              <w:spacing w:after="40" w:line="240" w:lineRule="auto"/>
+            </w:pPr>
             <w:r>
+              <w:rPr>
+                <w:sz w:val="19"/>
+              </w:rPr>
               <w:t>„Lombalgie comună” vs „Lombalgie cronică fără semne de infecție sau tumoră” — a doua adaugă PET-CT.</w:t>
             </w:r>
           </w:p>
           <w:p>
+            <w:pPr>
+              <w:spacing w:after="40" w:line="240" w:lineRule="auto"/>
+            </w:pPr>
             <w:r>
+              <w:rPr>
+                <w:sz w:val="19"/>
+              </w:rPr>
               <w:t>• Comasare, PET-CT păstrat</w:t>
             </w:r>
           </w:p>
           <w:p>
+            <w:pPr>
+              <w:spacing w:after="40" w:line="240" w:lineRule="auto"/>
+            </w:pPr>
             <w:r>
+              <w:rPr>
+                <w:sz w:val="19"/>
+              </w:rPr>
               <w:t>• Comasare, PET-CT eliminat</w:t>
             </w:r>
           </w:p>
           <w:p>
+            <w:pPr>
+              <w:spacing w:after="40" w:line="240" w:lineRule="auto"/>
+            </w:pPr>
             <w:r>
+              <w:rPr>
+                <w:sz w:val="19"/>
+              </w:rPr>
               <w:t>• Rămân distincte</w:t>
             </w:r>
           </w:p>
         </w:tc>
         <w:tc>
           <w:tcPr>
-            <w:tcW w:type="dxa" w:w="2700"/>
+            <w:tcW w:type="dxa" w:w="3000"/>
+            <w:vAlign w:val="top"/>
           </w:tcPr>
           <w:p>
+            <w:pPr>
+              <w:spacing w:after="40" w:line="240" w:lineRule="auto"/>
+            </w:pPr>
             <w:r/>
             <w:r>
               <w:rPr>
                 <w:b w:val="0"/>
                 <w:i w:val="0"/>
+                <w:sz w:val="19"/>
               </w:rPr>
             </w:r>
           </w:p>
         </w:tc>
         <w:tc>
           <w:tcPr>
-            <w:tcW w:type="dxa" w:w="2700"/>
+            <w:tcW w:type="dxa" w:w="3600"/>
+            <w:vAlign w:val="top"/>
           </w:tcPr>
           <w:p>
+            <w:pPr>
+              <w:spacing w:after="40" w:line="240" w:lineRule="auto"/>
+            </w:pPr>
             <w:r/>
             <w:r>
               <w:rPr>
                 <w:b w:val="0"/>
                 <w:i w:val="0"/>
+                <w:sz w:val="19"/>
               </w:rPr>
             </w:r>
           </w:p>
@@ -244,57 +371,91 @@
       <w:tr>
         <w:tc>
           <w:tcPr>
-            <w:tcW w:type="dxa" w:w="8400"/>
+            <w:tcW w:type="dxa" w:w="8500"/>
+            <w:vAlign w:val="top"/>
           </w:tcPr>
           <w:p>
+            <w:pPr>
+              <w:spacing w:after="60" w:line="240" w:lineRule="auto"/>
+            </w:pPr>
             <w:r/>
             <w:r>
               <w:rPr>
                 <w:b/>
+                <w:i w:val="0"/>
+                <w:sz w:val="19"/>
               </w:rPr>
               <w:t>„Lombalgie cu semne de gravitate” — pereche cvasi-duplicată similară</w:t>
             </w:r>
           </w:p>
           <w:p>
+            <w:pPr>
+              <w:spacing w:after="40" w:line="240" w:lineRule="auto"/>
+            </w:pPr>
             <w:r>
+              <w:rPr>
+                <w:sz w:val="19"/>
+              </w:rPr>
               <w:t>Două formulări aproape identice (red flags), seturi de examene parțial suprapuse.</w:t>
             </w:r>
           </w:p>
           <w:p>
+            <w:pPr>
+              <w:spacing w:after="40" w:line="240" w:lineRule="auto"/>
+            </w:pPr>
             <w:r>
+              <w:rPr>
+                <w:sz w:val="19"/>
+              </w:rPr>
               <w:t>• Comasare cu etichetă unică</w:t>
             </w:r>
           </w:p>
           <w:p>
+            <w:pPr>
+              <w:spacing w:after="40" w:line="240" w:lineRule="auto"/>
+            </w:pPr>
             <w:r>
+              <w:rPr>
+                <w:sz w:val="19"/>
+              </w:rPr>
               <w:t>• Rămân distincte</w:t>
             </w:r>
           </w:p>
         </w:tc>
         <w:tc>
           <w:tcPr>
-            <w:tcW w:type="dxa" w:w="2700"/>
+            <w:tcW w:type="dxa" w:w="3000"/>
+            <w:vAlign w:val="top"/>
           </w:tcPr>
           <w:p>
+            <w:pPr>
+              <w:spacing w:after="40" w:line="240" w:lineRule="auto"/>
+            </w:pPr>
             <w:r/>
             <w:r>
               <w:rPr>
                 <w:b w:val="0"/>
                 <w:i w:val="0"/>
+                <w:sz w:val="19"/>
               </w:rPr>
             </w:r>
           </w:p>
         </w:tc>
         <w:tc>
           <w:tcPr>
-            <w:tcW w:type="dxa" w:w="2700"/>
+            <w:tcW w:type="dxa" w:w="3600"/>
+            <w:vAlign w:val="top"/>
           </w:tcPr>
           <w:p>
+            <w:pPr>
+              <w:spacing w:after="40" w:line="240" w:lineRule="auto"/>
+            </w:pPr>
             <w:r/>
             <w:r>
               <w:rPr>
                 <w:b w:val="0"/>
                 <w:i w:val="0"/>
+                <w:sz w:val="19"/>
               </w:rPr>
             </w:r>
           </w:p>
@@ -303,57 +464,91 @@
       <w:tr>
         <w:tc>
           <w:tcPr>
-            <w:tcW w:type="dxa" w:w="8400"/>
+            <w:tcW w:type="dxa" w:w="8500"/>
+            <w:vAlign w:val="top"/>
           </w:tcPr>
           <w:p>
+            <w:pPr>
+              <w:spacing w:after="60" w:line="240" w:lineRule="auto"/>
+            </w:pPr>
             <w:r/>
             <w:r>
               <w:rPr>
                 <w:b/>
+                <w:i w:val="0"/>
+                <w:sz w:val="19"/>
               </w:rPr>
               <w:t>Rând-breadcrumb „Afecțiuni congenitale – vezi capitolul Pediatrie” — se elimină?</w:t>
             </w:r>
           </w:p>
           <w:p>
+            <w:pPr>
+              <w:spacing w:after="40" w:line="240" w:lineRule="auto"/>
+            </w:pPr>
             <w:r>
+              <w:rPr>
+                <w:sz w:val="19"/>
+              </w:rPr>
               <w:t>Candidat la eliminare per regula „fără breadcrumb-uri” (home real e în Pediatrie).</w:t>
             </w:r>
           </w:p>
           <w:p>
+            <w:pPr>
+              <w:spacing w:after="40" w:line="240" w:lineRule="auto"/>
+            </w:pPr>
             <w:r>
+              <w:rPr>
+                <w:sz w:val="19"/>
+              </w:rPr>
               <w:t>• Se elimină</w:t>
             </w:r>
           </w:p>
           <w:p>
+            <w:pPr>
+              <w:spacing w:after="40" w:line="240" w:lineRule="auto"/>
+            </w:pPr>
             <w:r>
+              <w:rPr>
+                <w:sz w:val="19"/>
+              </w:rPr>
               <w:t>• Se păstrează ca semnalizare</w:t>
             </w:r>
           </w:p>
         </w:tc>
         <w:tc>
           <w:tcPr>
-            <w:tcW w:type="dxa" w:w="2700"/>
+            <w:tcW w:type="dxa" w:w="3000"/>
+            <w:vAlign w:val="top"/>
           </w:tcPr>
           <w:p>
+            <w:pPr>
+              <w:spacing w:after="40" w:line="240" w:lineRule="auto"/>
+            </w:pPr>
             <w:r/>
             <w:r>
               <w:rPr>
                 <w:b w:val="0"/>
                 <w:i w:val="0"/>
+                <w:sz w:val="19"/>
               </w:rPr>
             </w:r>
           </w:p>
         </w:tc>
         <w:tc>
           <w:tcPr>
-            <w:tcW w:type="dxa" w:w="2700"/>
+            <w:tcW w:type="dxa" w:w="3600"/>
+            <w:vAlign w:val="top"/>
           </w:tcPr>
           <w:p>
+            <w:pPr>
+              <w:spacing w:after="40" w:line="240" w:lineRule="auto"/>
+            </w:pPr>
             <w:r/>
             <w:r>
               <w:rPr>
                 <w:b w:val="0"/>
                 <w:i w:val="0"/>
+                <w:sz w:val="19"/>
               </w:rPr>
             </w:r>
           </w:p>
@@ -362,57 +557,91 @@
       <w:tr>
         <w:tc>
           <w:tcPr>
-            <w:tcW w:type="dxa" w:w="8400"/>
+            <w:tcW w:type="dxa" w:w="8500"/>
+            <w:vAlign w:val="top"/>
           </w:tcPr>
           <w:p>
+            <w:pPr>
+              <w:spacing w:after="60" w:line="240" w:lineRule="auto"/>
+            </w:pPr>
             <w:r/>
             <w:r>
               <w:rPr>
                 <w:b/>
+                <w:i w:val="0"/>
+                <w:sz w:val="19"/>
               </w:rPr>
               <w:t>Spondilartrită axială — situație nouă sau îmbogățirea „Sacro-ileită”?</w:t>
             </w:r>
           </w:p>
           <w:p>
+            <w:pPr>
+              <w:spacing w:after="40" w:line="240" w:lineRule="auto"/>
+            </w:pPr>
             <w:r>
+              <w:rPr>
+                <w:sz w:val="19"/>
+              </w:rPr>
               <w:t>Abordarea modernă (criterii ASAS) pornește de la IRM sacro-iliace, nu radiografie.</w:t>
             </w:r>
           </w:p>
           <w:p>
+            <w:pPr>
+              <w:spacing w:after="40" w:line="240" w:lineRule="auto"/>
+            </w:pPr>
             <w:r>
+              <w:rPr>
+                <w:sz w:val="19"/>
+              </w:rPr>
               <w:t>• Situație nouă distinctă</w:t>
             </w:r>
           </w:p>
           <w:p>
+            <w:pPr>
+              <w:spacing w:after="40" w:line="240" w:lineRule="auto"/>
+            </w:pPr>
             <w:r>
+              <w:rPr>
+                <w:sz w:val="19"/>
+              </w:rPr>
               <w:t>• Îmbogățirea „Sacro-ileită” (recomandat, evită suprapunerea)</w:t>
             </w:r>
           </w:p>
         </w:tc>
         <w:tc>
           <w:tcPr>
-            <w:tcW w:type="dxa" w:w="2700"/>
+            <w:tcW w:type="dxa" w:w="3000"/>
+            <w:vAlign w:val="top"/>
           </w:tcPr>
           <w:p>
+            <w:pPr>
+              <w:spacing w:after="40" w:line="240" w:lineRule="auto"/>
+            </w:pPr>
             <w:r/>
             <w:r>
               <w:rPr>
                 <w:b w:val="0"/>
                 <w:i w:val="0"/>
+                <w:sz w:val="19"/>
               </w:rPr>
             </w:r>
           </w:p>
         </w:tc>
         <w:tc>
           <w:tcPr>
-            <w:tcW w:type="dxa" w:w="2700"/>
+            <w:tcW w:type="dxa" w:w="3600"/>
+            <w:vAlign w:val="top"/>
           </w:tcPr>
           <w:p>
+            <w:pPr>
+              <w:spacing w:after="40" w:line="240" w:lineRule="auto"/>
+            </w:pPr>
             <w:r/>
             <w:r>
               <w:rPr>
                 <w:b w:val="0"/>
                 <w:i w:val="0"/>
+                <w:sz w:val="19"/>
               </w:rPr>
             </w:r>
           </w:p>
@@ -424,15 +653,12 @@
         <w:pStyle w:val="Heading2"/>
       </w:pPr>
       <w:r>
-        <w:rPr>
-          <w:color w:val="1C5D8C"/>
-        </w:rPr>
-        <w:t>3. Propuneri noi</w:t>
+        <w:t>3. Propuneri de conținut nou</w:t>
       </w:r>
     </w:p>
     <w:p>
       <w:r>
-        <w:t>Grade și doze orientative — de validat clinic.</w:t>
+        <w:t>Gradele și dozele sunt orientative — se validează clinic. Fiecare rând se aprobă, se respinge sau se amână separat.</w:t>
       </w:r>
     </w:p>
     <w:p>
@@ -440,9 +666,6 @@
         <w:pStyle w:val="Heading3"/>
       </w:pPr>
       <w:r>
-        <w:rPr>
-          <w:color w:val="1C5D8C"/>
-        </w:rPr>
         <w:t>Coloană — Suspiciune de infecție spinală (spondilodiscită, abces epidural)</w:t>
       </w:r>
     </w:p>
@@ -450,38 +673,52 @@
       <w:r>
         <w:rPr>
           <w:i/>
+          <w:color w:val="555555"/>
         </w:rPr>
         <w:t>Cf. ACR Appropriateness Criteria – Suspected Spine Infection (2021).</w:t>
       </w:r>
     </w:p>
     <w:tbl>
       <w:tblPr>
-        <w:tblStyle w:val="LightGrid-Accent1"/>
-        <w:tblW w:type="auto" w:w="0"/>
+        <w:tblStyle w:val="TableGrid"/>
+        <w:tblW w:type="dxa" w:w="15120"/>
         <w:tblLayout w:type="fixed"/>
         <w:tblLook w:firstColumn="1" w:firstRow="1" w:lastColumn="0" w:lastRow="0" w:noHBand="0" w:noVBand="1" w:val="04A0"/>
       </w:tblPr>
       <w:tblGrid>
-        <w:gridCol w:w="1767"/>
-        <w:gridCol w:w="1767"/>
-        <w:gridCol w:w="1767"/>
-        <w:gridCol w:w="1767"/>
-        <w:gridCol w:w="1767"/>
-        <w:gridCol w:w="1767"/>
-        <w:gridCol w:w="1767"/>
-        <w:gridCol w:w="1767"/>
+        <w:gridCol w:w="640"/>
+        <w:gridCol w:w="2360"/>
+        <w:gridCol w:w="1900"/>
+        <w:gridCol w:w="760"/>
+        <w:gridCol w:w="800"/>
+        <w:gridCol w:w="3400"/>
+        <w:gridCol w:w="2100"/>
+        <w:gridCol w:w="3160"/>
       </w:tblGrid>
       <w:tr>
+        <w:trPr>
+          <w:tblHeader w:val="true"/>
+        </w:trPr>
         <w:tc>
           <w:tcPr>
-            <w:tcW w:type="dxa" w:w="800"/>
+            <w:tcW w:type="dxa" w:w="640"/>
+            <w:vAlign w:val="top"/>
+            <w:shd w:val="clear" w:fill="1C5D8C"/>
           </w:tcPr>
           <w:p>
-            <w:r/>
+            <w:pPr>
+              <w:spacing w:after="40" w:line="240" w:lineRule="auto"/>
+            </w:pPr>
+            <w:r>
+              <w:rPr>
+                <w:color w:val="FFFFFF"/>
+              </w:rPr>
+            </w:r>
             <w:r>
               <w:rPr>
                 <w:b/>
                 <w:i w:val="0"/>
+                <w:sz w:val="19"/>
               </w:rPr>
               <w:t>Tip</w:t>
             </w:r>
@@ -489,14 +726,24 @@
         </w:tc>
         <w:tc>
           <w:tcPr>
-            <w:tcW w:type="dxa" w:w="1800"/>
+            <w:tcW w:type="dxa" w:w="2360"/>
+            <w:vAlign w:val="top"/>
+            <w:shd w:val="clear" w:fill="1C5D8C"/>
           </w:tcPr>
           <w:p>
-            <w:r/>
+            <w:pPr>
+              <w:spacing w:after="40" w:line="240" w:lineRule="auto"/>
+            </w:pPr>
+            <w:r>
+              <w:rPr>
+                <w:color w:val="FFFFFF"/>
+              </w:rPr>
+            </w:r>
             <w:r>
               <w:rPr>
                 <w:b/>
                 <w:i w:val="0"/>
+                <w:sz w:val="19"/>
               </w:rPr>
               <w:t>Examen</w:t>
             </w:r>
@@ -504,14 +751,24 @@
         </w:tc>
         <w:tc>
           <w:tcPr>
-            <w:tcW w:type="dxa" w:w="3000"/>
+            <w:tcW w:type="dxa" w:w="1900"/>
+            <w:vAlign w:val="top"/>
+            <w:shd w:val="clear" w:fill="1C5D8C"/>
           </w:tcPr>
           <w:p>
-            <w:r/>
+            <w:pPr>
+              <w:spacing w:after="40" w:line="240" w:lineRule="auto"/>
+            </w:pPr>
+            <w:r>
+              <w:rPr>
+                <w:color w:val="FFFFFF"/>
+              </w:rPr>
+            </w:r>
             <w:r>
               <w:rPr>
                 <w:b/>
                 <w:i w:val="0"/>
+                <w:sz w:val="19"/>
               </w:rPr>
               <w:t>Indicație</w:t>
             </w:r>
@@ -519,14 +776,24 @@
         </w:tc>
         <w:tc>
           <w:tcPr>
-            <w:tcW w:type="dxa" w:w="900"/>
+            <w:tcW w:type="dxa" w:w="760"/>
+            <w:vAlign w:val="top"/>
+            <w:shd w:val="clear" w:fill="1C5D8C"/>
           </w:tcPr>
           <w:p>
-            <w:r/>
+            <w:pPr>
+              <w:spacing w:after="40" w:line="240" w:lineRule="auto"/>
+            </w:pPr>
+            <w:r>
+              <w:rPr>
+                <w:color w:val="FFFFFF"/>
+              </w:rPr>
+            </w:r>
             <w:r>
               <w:rPr>
                 <w:b/>
                 <w:i w:val="0"/>
+                <w:sz w:val="19"/>
               </w:rPr>
               <w:t>Grad</w:t>
             </w:r>
@@ -534,14 +801,24 @@
         </w:tc>
         <w:tc>
           <w:tcPr>
-            <w:tcW w:type="dxa" w:w="1100"/>
+            <w:tcW w:type="dxa" w:w="800"/>
+            <w:vAlign w:val="top"/>
+            <w:shd w:val="clear" w:fill="1C5D8C"/>
           </w:tcPr>
           <w:p>
-            <w:r/>
+            <w:pPr>
+              <w:spacing w:after="40" w:line="240" w:lineRule="auto"/>
+            </w:pPr>
+            <w:r>
+              <w:rPr>
+                <w:color w:val="FFFFFF"/>
+              </w:rPr>
+            </w:r>
             <w:r>
               <w:rPr>
                 <w:b/>
                 <w:i w:val="0"/>
+                <w:sz w:val="19"/>
               </w:rPr>
               <w:t>Doză</w:t>
             </w:r>
@@ -549,14 +826,24 @@
         </w:tc>
         <w:tc>
           <w:tcPr>
-            <w:tcW w:type="dxa" w:w="3000"/>
+            <w:tcW w:type="dxa" w:w="3400"/>
+            <w:vAlign w:val="top"/>
+            <w:shd w:val="clear" w:fill="1C5D8C"/>
           </w:tcPr>
           <w:p>
-            <w:r/>
+            <w:pPr>
+              <w:spacing w:after="40" w:line="240" w:lineRule="auto"/>
+            </w:pPr>
+            <w:r>
+              <w:rPr>
+                <w:color w:val="FFFFFF"/>
+              </w:rPr>
+            </w:r>
             <w:r>
               <w:rPr>
                 <w:b/>
                 <w:i w:val="0"/>
+                <w:sz w:val="19"/>
               </w:rPr>
               <w:t>Comentarii</w:t>
             </w:r>
@@ -564,14 +851,24 @@
         </w:tc>
         <w:tc>
           <w:tcPr>
-            <w:tcW w:type="dxa" w:w="1500"/>
+            <w:tcW w:type="dxa" w:w="2100"/>
+            <w:vAlign w:val="top"/>
+            <w:shd w:val="clear" w:fill="1C5D8C"/>
           </w:tcPr>
           <w:p>
-            <w:r/>
+            <w:pPr>
+              <w:spacing w:after="40" w:line="240" w:lineRule="auto"/>
+            </w:pPr>
+            <w:r>
+              <w:rPr>
+                <w:color w:val="FFFFFF"/>
+              </w:rPr>
+            </w:r>
             <w:r>
               <w:rPr>
                 <w:b/>
                 <w:i w:val="0"/>
+                <w:sz w:val="19"/>
               </w:rPr>
               <w:t>Decizie</w:t>
             </w:r>
@@ -579,14 +876,24 @@
         </w:tc>
         <w:tc>
           <w:tcPr>
-            <w:tcW w:type="dxa" w:w="1800"/>
+            <w:tcW w:type="dxa" w:w="3160"/>
+            <w:vAlign w:val="top"/>
+            <w:shd w:val="clear" w:fill="1C5D8C"/>
           </w:tcPr>
           <w:p>
-            <w:r/>
+            <w:pPr>
+              <w:spacing w:after="40" w:line="240" w:lineRule="auto"/>
+            </w:pPr>
+            <w:r>
+              <w:rPr>
+                <w:color w:val="FFFFFF"/>
+              </w:rPr>
+            </w:r>
             <w:r>
               <w:rPr>
                 <w:b/>
                 <w:i w:val="0"/>
+                <w:sz w:val="19"/>
               </w:rPr>
               <w:t>Comentariu editor</w:t>
             </w:r>
@@ -596,14 +903,19 @@
       <w:tr>
         <w:tc>
           <w:tcPr>
-            <w:tcW w:type="dxa" w:w="800"/>
+            <w:tcW w:type="dxa" w:w="640"/>
+            <w:vAlign w:val="top"/>
           </w:tcPr>
           <w:p>
+            <w:pPr>
+              <w:spacing w:after="40" w:line="240" w:lineRule="auto"/>
+            </w:pPr>
             <w:r/>
             <w:r>
               <w:rPr>
                 <w:b w:val="0"/>
                 <w:i w:val="0"/>
+                <w:sz w:val="19"/>
               </w:rPr>
               <w:t>M</w:t>
             </w:r>
@@ -611,14 +923,19 @@
         </w:tc>
         <w:tc>
           <w:tcPr>
-            <w:tcW w:type="dxa" w:w="1800"/>
+            <w:tcW w:type="dxa" w:w="2360"/>
+            <w:vAlign w:val="top"/>
           </w:tcPr>
           <w:p>
+            <w:pPr>
+              <w:spacing w:after="40" w:line="240" w:lineRule="auto"/>
+            </w:pPr>
             <w:r/>
             <w:r>
               <w:rPr>
                 <w:b w:val="0"/>
                 <w:i w:val="0"/>
+                <w:sz w:val="19"/>
               </w:rPr>
               <w:t>IRM cu substanță de contrast</w:t>
             </w:r>
@@ -626,14 +943,19 @@
         </w:tc>
         <w:tc>
           <w:tcPr>
-            <w:tcW w:type="dxa" w:w="3000"/>
+            <w:tcW w:type="dxa" w:w="1900"/>
+            <w:vAlign w:val="top"/>
           </w:tcPr>
           <w:p>
+            <w:pPr>
+              <w:spacing w:after="40" w:line="240" w:lineRule="auto"/>
+            </w:pPr>
             <w:r/>
             <w:r>
               <w:rPr>
                 <w:b w:val="0"/>
                 <w:i w:val="0"/>
+                <w:sz w:val="19"/>
               </w:rPr>
               <w:t>Indicat</w:t>
             </w:r>
@@ -641,14 +963,19 @@
         </w:tc>
         <w:tc>
           <w:tcPr>
-            <w:tcW w:type="dxa" w:w="900"/>
+            <w:tcW w:type="dxa" w:w="760"/>
+            <w:vAlign w:val="top"/>
           </w:tcPr>
           <w:p>
+            <w:pPr>
+              <w:spacing w:after="40" w:line="240" w:lineRule="auto"/>
+            </w:pPr>
             <w:r/>
             <w:r>
               <w:rPr>
                 <w:b w:val="0"/>
                 <w:i w:val="0"/>
+                <w:sz w:val="19"/>
               </w:rPr>
               <w:t>A</w:t>
             </w:r>
@@ -656,14 +983,19 @@
         </w:tc>
         <w:tc>
           <w:tcPr>
-            <w:tcW w:type="dxa" w:w="1100"/>
+            <w:tcW w:type="dxa" w:w="800"/>
+            <w:vAlign w:val="top"/>
           </w:tcPr>
           <w:p>
+            <w:pPr>
+              <w:spacing w:after="40" w:line="240" w:lineRule="auto"/>
+            </w:pPr>
             <w:r/>
             <w:r>
               <w:rPr>
                 <w:b w:val="0"/>
                 <w:i w:val="0"/>
+                <w:sz w:val="19"/>
               </w:rPr>
               <w:t>0</w:t>
             </w:r>
@@ -671,14 +1003,19 @@
         </w:tc>
         <w:tc>
           <w:tcPr>
-            <w:tcW w:type="dxa" w:w="3000"/>
+            <w:tcW w:type="dxa" w:w="3400"/>
+            <w:vAlign w:val="top"/>
           </w:tcPr>
           <w:p>
+            <w:pPr>
+              <w:spacing w:after="40" w:line="240" w:lineRule="auto"/>
+            </w:pPr>
             <w:r/>
             <w:r>
               <w:rPr>
                 <w:b w:val="0"/>
                 <w:i w:val="0"/>
+                <w:sz w:val="19"/>
               </w:rPr>
               <w:t>Examen de elecție. De realizat în urgență la deficit neurologic sau suspiciune de abces epidural.</w:t>
             </w:r>
@@ -686,28 +1023,38 @@
         </w:tc>
         <w:tc>
           <w:tcPr>
-            <w:tcW w:type="dxa" w:w="1500"/>
+            <w:tcW w:type="dxa" w:w="2100"/>
+            <w:vAlign w:val="top"/>
           </w:tcPr>
           <w:p>
+            <w:pPr>
+              <w:spacing w:after="40" w:line="240" w:lineRule="auto"/>
+            </w:pPr>
             <w:r/>
             <w:r>
               <w:rPr>
                 <w:b w:val="0"/>
                 <w:i w:val="0"/>
+                <w:sz w:val="19"/>
               </w:rPr>
             </w:r>
           </w:p>
         </w:tc>
         <w:tc>
           <w:tcPr>
-            <w:tcW w:type="dxa" w:w="1800"/>
+            <w:tcW w:type="dxa" w:w="3160"/>
+            <w:vAlign w:val="top"/>
           </w:tcPr>
           <w:p>
+            <w:pPr>
+              <w:spacing w:after="40" w:line="240" w:lineRule="auto"/>
+            </w:pPr>
             <w:r/>
             <w:r>
               <w:rPr>
                 <w:b w:val="0"/>
                 <w:i w:val="0"/>
+                <w:sz w:val="19"/>
               </w:rPr>
             </w:r>
           </w:p>
@@ -716,14 +1063,19 @@
       <w:tr>
         <w:tc>
           <w:tcPr>
-            <w:tcW w:type="dxa" w:w="800"/>
+            <w:tcW w:type="dxa" w:w="640"/>
+            <w:vAlign w:val="top"/>
           </w:tcPr>
           <w:p>
+            <w:pPr>
+              <w:spacing w:after="40" w:line="240" w:lineRule="auto"/>
+            </w:pPr>
             <w:r/>
             <w:r>
               <w:rPr>
                 <w:b w:val="0"/>
                 <w:i w:val="0"/>
+                <w:sz w:val="19"/>
               </w:rPr>
               <w:t>G</w:t>
             </w:r>
@@ -731,14 +1083,19 @@
         </w:tc>
         <w:tc>
           <w:tcPr>
-            <w:tcW w:type="dxa" w:w="1800"/>
+            <w:tcW w:type="dxa" w:w="2360"/>
+            <w:vAlign w:val="top"/>
           </w:tcPr>
           <w:p>
+            <w:pPr>
+              <w:spacing w:after="40" w:line="240" w:lineRule="auto"/>
+            </w:pPr>
             <w:r/>
             <w:r>
               <w:rPr>
                 <w:b w:val="0"/>
                 <w:i w:val="0"/>
+                <w:sz w:val="19"/>
               </w:rPr>
               <w:t>Radiografie standard</w:t>
             </w:r>
@@ -746,14 +1103,19 @@
         </w:tc>
         <w:tc>
           <w:tcPr>
-            <w:tcW w:type="dxa" w:w="3000"/>
+            <w:tcW w:type="dxa" w:w="1900"/>
+            <w:vAlign w:val="top"/>
           </w:tcPr>
           <w:p>
+            <w:pPr>
+              <w:spacing w:after="40" w:line="240" w:lineRule="auto"/>
+            </w:pPr>
             <w:r/>
             <w:r>
               <w:rPr>
                 <w:b w:val="0"/>
                 <w:i w:val="0"/>
+                <w:sz w:val="19"/>
               </w:rPr>
               <w:t>Doar în cazuri particulare</w:t>
             </w:r>
@@ -761,14 +1123,19 @@
         </w:tc>
         <w:tc>
           <w:tcPr>
-            <w:tcW w:type="dxa" w:w="900"/>
+            <w:tcW w:type="dxa" w:w="760"/>
+            <w:vAlign w:val="top"/>
           </w:tcPr>
           <w:p>
+            <w:pPr>
+              <w:spacing w:after="40" w:line="240" w:lineRule="auto"/>
+            </w:pPr>
             <w:r/>
             <w:r>
               <w:rPr>
                 <w:b w:val="0"/>
                 <w:i w:val="0"/>
+                <w:sz w:val="19"/>
               </w:rPr>
               <w:t>B</w:t>
             </w:r>
@@ -776,14 +1143,19 @@
         </w:tc>
         <w:tc>
           <w:tcPr>
-            <w:tcW w:type="dxa" w:w="1100"/>
+            <w:tcW w:type="dxa" w:w="800"/>
+            <w:vAlign w:val="top"/>
           </w:tcPr>
           <w:p>
+            <w:pPr>
+              <w:spacing w:after="40" w:line="240" w:lineRule="auto"/>
+            </w:pPr>
             <w:r/>
             <w:r>
               <w:rPr>
                 <w:b w:val="0"/>
                 <w:i w:val="0"/>
+                <w:sz w:val="19"/>
               </w:rPr>
               <w:t>2</w:t>
             </w:r>
@@ -791,14 +1163,19 @@
         </w:tc>
         <w:tc>
           <w:tcPr>
-            <w:tcW w:type="dxa" w:w="3000"/>
+            <w:tcW w:type="dxa" w:w="3400"/>
+            <w:vAlign w:val="top"/>
           </w:tcPr>
           <w:p>
+            <w:pPr>
+              <w:spacing w:after="40" w:line="240" w:lineRule="auto"/>
+            </w:pPr>
             <w:r/>
             <w:r>
               <w:rPr>
                 <w:b w:val="0"/>
                 <w:i w:val="0"/>
+                <w:sz w:val="19"/>
               </w:rPr>
               <w:t>Poate fi normală în faza precoce.</w:t>
             </w:r>
@@ -806,28 +1183,38 @@
         </w:tc>
         <w:tc>
           <w:tcPr>
-            <w:tcW w:type="dxa" w:w="1500"/>
+            <w:tcW w:type="dxa" w:w="2100"/>
+            <w:vAlign w:val="top"/>
           </w:tcPr>
           <w:p>
+            <w:pPr>
+              <w:spacing w:after="40" w:line="240" w:lineRule="auto"/>
+            </w:pPr>
             <w:r/>
             <w:r>
               <w:rPr>
                 <w:b w:val="0"/>
                 <w:i w:val="0"/>
+                <w:sz w:val="19"/>
               </w:rPr>
             </w:r>
           </w:p>
         </w:tc>
         <w:tc>
           <w:tcPr>
-            <w:tcW w:type="dxa" w:w="1800"/>
+            <w:tcW w:type="dxa" w:w="3160"/>
+            <w:vAlign w:val="top"/>
           </w:tcPr>
           <w:p>
+            <w:pPr>
+              <w:spacing w:after="40" w:line="240" w:lineRule="auto"/>
+            </w:pPr>
             <w:r/>
             <w:r>
               <w:rPr>
                 <w:b w:val="0"/>
                 <w:i w:val="0"/>
+                <w:sz w:val="19"/>
               </w:rPr>
             </w:r>
           </w:p>
@@ -836,14 +1223,19 @@
       <w:tr>
         <w:tc>
           <w:tcPr>
-            <w:tcW w:type="dxa" w:w="800"/>
+            <w:tcW w:type="dxa" w:w="640"/>
+            <w:vAlign w:val="top"/>
           </w:tcPr>
           <w:p>
+            <w:pPr>
+              <w:spacing w:after="40" w:line="240" w:lineRule="auto"/>
+            </w:pPr>
             <w:r/>
             <w:r>
               <w:rPr>
                 <w:b w:val="0"/>
                 <w:i w:val="0"/>
+                <w:sz w:val="19"/>
               </w:rPr>
               <w:t>T</w:t>
             </w:r>
@@ -851,14 +1243,19 @@
         </w:tc>
         <w:tc>
           <w:tcPr>
-            <w:tcW w:type="dxa" w:w="1800"/>
+            <w:tcW w:type="dxa" w:w="2360"/>
+            <w:vAlign w:val="top"/>
           </w:tcPr>
           <w:p>
+            <w:pPr>
+              <w:spacing w:after="40" w:line="240" w:lineRule="auto"/>
+            </w:pPr>
             <w:r/>
             <w:r>
               <w:rPr>
                 <w:b w:val="0"/>
                 <w:i w:val="0"/>
+                <w:sz w:val="19"/>
               </w:rPr>
               <w:t>CT</w:t>
             </w:r>
@@ -866,14 +1263,19 @@
         </w:tc>
         <w:tc>
           <w:tcPr>
-            <w:tcW w:type="dxa" w:w="3000"/>
+            <w:tcW w:type="dxa" w:w="1900"/>
+            <w:vAlign w:val="top"/>
           </w:tcPr>
           <w:p>
+            <w:pPr>
+              <w:spacing w:after="40" w:line="240" w:lineRule="auto"/>
+            </w:pPr>
             <w:r/>
             <w:r>
               <w:rPr>
                 <w:b w:val="0"/>
                 <w:i w:val="0"/>
+                <w:sz w:val="19"/>
               </w:rPr>
               <w:t>Doar în cazuri particulare</w:t>
             </w:r>
@@ -881,14 +1283,19 @@
         </w:tc>
         <w:tc>
           <w:tcPr>
-            <w:tcW w:type="dxa" w:w="900"/>
+            <w:tcW w:type="dxa" w:w="760"/>
+            <w:vAlign w:val="top"/>
           </w:tcPr>
           <w:p>
+            <w:pPr>
+              <w:spacing w:after="40" w:line="240" w:lineRule="auto"/>
+            </w:pPr>
             <w:r/>
             <w:r>
               <w:rPr>
                 <w:b w:val="0"/>
                 <w:i w:val="0"/>
+                <w:sz w:val="19"/>
               </w:rPr>
               <w:t>B</w:t>
             </w:r>
@@ -896,14 +1303,19 @@
         </w:tc>
         <w:tc>
           <w:tcPr>
-            <w:tcW w:type="dxa" w:w="1100"/>
+            <w:tcW w:type="dxa" w:w="800"/>
+            <w:vAlign w:val="top"/>
           </w:tcPr>
           <w:p>
+            <w:pPr>
+              <w:spacing w:after="40" w:line="240" w:lineRule="auto"/>
+            </w:pPr>
             <w:r/>
             <w:r>
               <w:rPr>
                 <w:b w:val="0"/>
                 <w:i w:val="0"/>
+                <w:sz w:val="19"/>
               </w:rPr>
               <w:t>2–3</w:t>
             </w:r>
@@ -911,14 +1323,19 @@
         </w:tc>
         <w:tc>
           <w:tcPr>
-            <w:tcW w:type="dxa" w:w="3000"/>
+            <w:tcW w:type="dxa" w:w="3400"/>
+            <w:vAlign w:val="top"/>
           </w:tcPr>
           <w:p>
+            <w:pPr>
+              <w:spacing w:after="40" w:line="240" w:lineRule="auto"/>
+            </w:pPr>
             <w:r/>
             <w:r>
               <w:rPr>
                 <w:b w:val="0"/>
                 <w:i w:val="0"/>
+                <w:sz w:val="19"/>
               </w:rPr>
               <w:t>Distrucția osoasă, ghidarea puncției-biopsii.</w:t>
             </w:r>
@@ -926,28 +1343,38 @@
         </w:tc>
         <w:tc>
           <w:tcPr>
-            <w:tcW w:type="dxa" w:w="1500"/>
+            <w:tcW w:type="dxa" w:w="2100"/>
+            <w:vAlign w:val="top"/>
           </w:tcPr>
           <w:p>
+            <w:pPr>
+              <w:spacing w:after="40" w:line="240" w:lineRule="auto"/>
+            </w:pPr>
             <w:r/>
             <w:r>
               <w:rPr>
                 <w:b w:val="0"/>
                 <w:i w:val="0"/>
+                <w:sz w:val="19"/>
               </w:rPr>
             </w:r>
           </w:p>
         </w:tc>
         <w:tc>
           <w:tcPr>
-            <w:tcW w:type="dxa" w:w="1800"/>
+            <w:tcW w:type="dxa" w:w="3160"/>
+            <w:vAlign w:val="top"/>
           </w:tcPr>
           <w:p>
+            <w:pPr>
+              <w:spacing w:after="40" w:line="240" w:lineRule="auto"/>
+            </w:pPr>
             <w:r/>
             <w:r>
               <w:rPr>
                 <w:b w:val="0"/>
                 <w:i w:val="0"/>
+                <w:sz w:val="19"/>
               </w:rPr>
             </w:r>
           </w:p>
@@ -956,14 +1383,19 @@
       <w:tr>
         <w:tc>
           <w:tcPr>
-            <w:tcW w:type="dxa" w:w="800"/>
+            <w:tcW w:type="dxa" w:w="640"/>
+            <w:vAlign w:val="top"/>
           </w:tcPr>
           <w:p>
+            <w:pPr>
+              <w:spacing w:after="40" w:line="240" w:lineRule="auto"/>
+            </w:pPr>
             <w:r/>
             <w:r>
               <w:rPr>
                 <w:b w:val="0"/>
                 <w:i w:val="0"/>
+                <w:sz w:val="19"/>
               </w:rPr>
               <w:t>N</w:t>
             </w:r>
@@ -971,14 +1403,19 @@
         </w:tc>
         <w:tc>
           <w:tcPr>
-            <w:tcW w:type="dxa" w:w="1800"/>
+            <w:tcW w:type="dxa" w:w="2360"/>
+            <w:vAlign w:val="top"/>
           </w:tcPr>
           <w:p>
+            <w:pPr>
+              <w:spacing w:after="40" w:line="240" w:lineRule="auto"/>
+            </w:pPr>
             <w:r/>
             <w:r>
               <w:rPr>
                 <w:b w:val="0"/>
                 <w:i w:val="0"/>
+                <w:sz w:val="19"/>
               </w:rPr>
               <w:t>Scintigrafie cu leucocite radiomarcate</w:t>
             </w:r>
@@ -986,14 +1423,19 @@
         </w:tc>
         <w:tc>
           <w:tcPr>
-            <w:tcW w:type="dxa" w:w="3000"/>
+            <w:tcW w:type="dxa" w:w="1900"/>
+            <w:vAlign w:val="top"/>
           </w:tcPr>
           <w:p>
+            <w:pPr>
+              <w:spacing w:after="40" w:line="240" w:lineRule="auto"/>
+            </w:pPr>
             <w:r/>
             <w:r>
               <w:rPr>
                 <w:b w:val="0"/>
                 <w:i w:val="0"/>
+                <w:sz w:val="19"/>
               </w:rPr>
               <w:t>Doar cu aviz specializat</w:t>
             </w:r>
@@ -1001,14 +1443,19 @@
         </w:tc>
         <w:tc>
           <w:tcPr>
-            <w:tcW w:type="dxa" w:w="900"/>
+            <w:tcW w:type="dxa" w:w="760"/>
+            <w:vAlign w:val="top"/>
           </w:tcPr>
           <w:p>
+            <w:pPr>
+              <w:spacing w:after="40" w:line="240" w:lineRule="auto"/>
+            </w:pPr>
             <w:r/>
             <w:r>
               <w:rPr>
                 <w:b w:val="0"/>
                 <w:i w:val="0"/>
+                <w:sz w:val="19"/>
               </w:rPr>
               <w:t>B</w:t>
             </w:r>
@@ -1016,14 +1463,19 @@
         </w:tc>
         <w:tc>
           <w:tcPr>
-            <w:tcW w:type="dxa" w:w="1100"/>
+            <w:tcW w:type="dxa" w:w="800"/>
+            <w:vAlign w:val="top"/>
           </w:tcPr>
           <w:p>
+            <w:pPr>
+              <w:spacing w:after="40" w:line="240" w:lineRule="auto"/>
+            </w:pPr>
             <w:r/>
             <w:r>
               <w:rPr>
                 <w:b w:val="0"/>
                 <w:i w:val="0"/>
+                <w:sz w:val="19"/>
               </w:rPr>
               <w:t>2–3</w:t>
             </w:r>
@@ -1031,14 +1483,19 @@
         </w:tc>
         <w:tc>
           <w:tcPr>
-            <w:tcW w:type="dxa" w:w="3000"/>
+            <w:tcW w:type="dxa" w:w="3400"/>
+            <w:vAlign w:val="top"/>
           </w:tcPr>
           <w:p>
+            <w:pPr>
+              <w:spacing w:after="40" w:line="240" w:lineRule="auto"/>
+            </w:pPr>
             <w:r/>
             <w:r>
               <w:rPr>
                 <w:b w:val="0"/>
                 <w:i w:val="0"/>
+                <w:sz w:val="19"/>
               </w:rPr>
               <w:t>Când IRM e contraindicat/neconcludent.</w:t>
             </w:r>
@@ -1046,28 +1503,38 @@
         </w:tc>
         <w:tc>
           <w:tcPr>
-            <w:tcW w:type="dxa" w:w="1500"/>
+            <w:tcW w:type="dxa" w:w="2100"/>
+            <w:vAlign w:val="top"/>
           </w:tcPr>
           <w:p>
+            <w:pPr>
+              <w:spacing w:after="40" w:line="240" w:lineRule="auto"/>
+            </w:pPr>
             <w:r/>
             <w:r>
               <w:rPr>
                 <w:b w:val="0"/>
                 <w:i w:val="0"/>
+                <w:sz w:val="19"/>
               </w:rPr>
             </w:r>
           </w:p>
         </w:tc>
         <w:tc>
           <w:tcPr>
-            <w:tcW w:type="dxa" w:w="1800"/>
+            <w:tcW w:type="dxa" w:w="3160"/>
+            <w:vAlign w:val="top"/>
           </w:tcPr>
           <w:p>
+            <w:pPr>
+              <w:spacing w:after="40" w:line="240" w:lineRule="auto"/>
+            </w:pPr>
             <w:r/>
             <w:r>
               <w:rPr>
                 <w:b w:val="0"/>
                 <w:i w:val="0"/>
+                <w:sz w:val="19"/>
               </w:rPr>
             </w:r>
           </w:p>
@@ -1076,14 +1543,19 @@
       <w:tr>
         <w:tc>
           <w:tcPr>
-            <w:tcW w:type="dxa" w:w="800"/>
+            <w:tcW w:type="dxa" w:w="640"/>
+            <w:vAlign w:val="top"/>
           </w:tcPr>
           <w:p>
+            <w:pPr>
+              <w:spacing w:after="40" w:line="240" w:lineRule="auto"/>
+            </w:pPr>
             <w:r/>
             <w:r>
               <w:rPr>
                 <w:b w:val="0"/>
                 <w:i w:val="0"/>
+                <w:sz w:val="19"/>
               </w:rPr>
               <w:t>N</w:t>
             </w:r>
@@ -1091,14 +1563,19 @@
         </w:tc>
         <w:tc>
           <w:tcPr>
-            <w:tcW w:type="dxa" w:w="1800"/>
+            <w:tcW w:type="dxa" w:w="2360"/>
+            <w:vAlign w:val="top"/>
           </w:tcPr>
           <w:p>
+            <w:pPr>
+              <w:spacing w:after="40" w:line="240" w:lineRule="auto"/>
+            </w:pPr>
             <w:r/>
             <w:r>
               <w:rPr>
                 <w:b w:val="0"/>
                 <w:i w:val="0"/>
+                <w:sz w:val="19"/>
               </w:rPr>
               <w:t>PET-CT (F18-FDG)</w:t>
             </w:r>
@@ -1106,14 +1583,19 @@
         </w:tc>
         <w:tc>
           <w:tcPr>
-            <w:tcW w:type="dxa" w:w="3000"/>
+            <w:tcW w:type="dxa" w:w="1900"/>
+            <w:vAlign w:val="top"/>
           </w:tcPr>
           <w:p>
+            <w:pPr>
+              <w:spacing w:after="40" w:line="240" w:lineRule="auto"/>
+            </w:pPr>
             <w:r/>
             <w:r>
               <w:rPr>
                 <w:b w:val="0"/>
                 <w:i w:val="0"/>
+                <w:sz w:val="19"/>
               </w:rPr>
               <w:t>Doar cu aviz specializat</w:t>
             </w:r>
@@ -1121,14 +1603,19 @@
         </w:tc>
         <w:tc>
           <w:tcPr>
-            <w:tcW w:type="dxa" w:w="900"/>
+            <w:tcW w:type="dxa" w:w="760"/>
+            <w:vAlign w:val="top"/>
           </w:tcPr>
           <w:p>
+            <w:pPr>
+              <w:spacing w:after="40" w:line="240" w:lineRule="auto"/>
+            </w:pPr>
             <w:r/>
             <w:r>
               <w:rPr>
                 <w:b w:val="0"/>
                 <w:i w:val="0"/>
+                <w:sz w:val="19"/>
               </w:rPr>
               <w:t>B</w:t>
             </w:r>
@@ -1136,14 +1623,19 @@
         </w:tc>
         <w:tc>
           <w:tcPr>
-            <w:tcW w:type="dxa" w:w="1100"/>
+            <w:tcW w:type="dxa" w:w="800"/>
+            <w:vAlign w:val="top"/>
           </w:tcPr>
           <w:p>
+            <w:pPr>
+              <w:spacing w:after="40" w:line="240" w:lineRule="auto"/>
+            </w:pPr>
             <w:r/>
             <w:r>
               <w:rPr>
                 <w:b w:val="0"/>
                 <w:i w:val="0"/>
+                <w:sz w:val="19"/>
               </w:rPr>
               <w:t>4</w:t>
             </w:r>
@@ -1151,14 +1643,19 @@
         </w:tc>
         <w:tc>
           <w:tcPr>
-            <w:tcW w:type="dxa" w:w="3000"/>
+            <w:tcW w:type="dxa" w:w="3400"/>
+            <w:vAlign w:val="top"/>
           </w:tcPr>
           <w:p>
+            <w:pPr>
+              <w:spacing w:after="40" w:line="240" w:lineRule="auto"/>
+            </w:pPr>
             <w:r/>
             <w:r>
               <w:rPr>
                 <w:b w:val="0"/>
                 <w:i w:val="0"/>
+                <w:sz w:val="19"/>
               </w:rPr>
               <w:t>Infecție cronică sau de material protetic.</w:t>
             </w:r>
@@ -1166,28 +1663,38 @@
         </w:tc>
         <w:tc>
           <w:tcPr>
-            <w:tcW w:type="dxa" w:w="1500"/>
+            <w:tcW w:type="dxa" w:w="2100"/>
+            <w:vAlign w:val="top"/>
           </w:tcPr>
           <w:p>
+            <w:pPr>
+              <w:spacing w:after="40" w:line="240" w:lineRule="auto"/>
+            </w:pPr>
             <w:r/>
             <w:r>
               <w:rPr>
                 <w:b w:val="0"/>
                 <w:i w:val="0"/>
+                <w:sz w:val="19"/>
               </w:rPr>
             </w:r>
           </w:p>
         </w:tc>
         <w:tc>
           <w:tcPr>
-            <w:tcW w:type="dxa" w:w="1800"/>
+            <w:tcW w:type="dxa" w:w="3160"/>
+            <w:vAlign w:val="top"/>
           </w:tcPr>
           <w:p>
+            <w:pPr>
+              <w:spacing w:after="40" w:line="240" w:lineRule="auto"/>
+            </w:pPr>
             <w:r/>
             <w:r>
               <w:rPr>
                 <w:b w:val="0"/>
                 <w:i w:val="0"/>
+                <w:sz w:val="19"/>
               </w:rPr>
             </w:r>
           </w:p>
@@ -1200,9 +1707,6 @@
         <w:pStyle w:val="Heading3"/>
       </w:pPr>
       <w:r>
-        <w:rPr>
-          <w:color w:val="1C5D8C"/>
-        </w:rPr>
         <w:t>Coloană lombară — Sindrom de coadă de cal (cauda equina)</w:t>
       </w:r>
     </w:p>
@@ -1210,38 +1714,52 @@
       <w:r>
         <w:rPr>
           <w:i/>
+          <w:color w:val="555555"/>
         </w:rPr>
         <w:t>Cf. ACR Appropriateness Criteria – Low Back Pain (2021 Update).</w:t>
       </w:r>
     </w:p>
     <w:tbl>
       <w:tblPr>
-        <w:tblStyle w:val="LightGrid-Accent1"/>
-        <w:tblW w:type="auto" w:w="0"/>
+        <w:tblStyle w:val="TableGrid"/>
+        <w:tblW w:type="dxa" w:w="15120"/>
         <w:tblLayout w:type="fixed"/>
         <w:tblLook w:firstColumn="1" w:firstRow="1" w:lastColumn="0" w:lastRow="0" w:noHBand="0" w:noVBand="1" w:val="04A0"/>
       </w:tblPr>
       <w:tblGrid>
-        <w:gridCol w:w="1767"/>
-        <w:gridCol w:w="1767"/>
-        <w:gridCol w:w="1767"/>
-        <w:gridCol w:w="1767"/>
-        <w:gridCol w:w="1767"/>
-        <w:gridCol w:w="1767"/>
-        <w:gridCol w:w="1767"/>
-        <w:gridCol w:w="1767"/>
+        <w:gridCol w:w="640"/>
+        <w:gridCol w:w="2360"/>
+        <w:gridCol w:w="1900"/>
+        <w:gridCol w:w="760"/>
+        <w:gridCol w:w="800"/>
+        <w:gridCol w:w="3400"/>
+        <w:gridCol w:w="2100"/>
+        <w:gridCol w:w="3160"/>
       </w:tblGrid>
       <w:tr>
+        <w:trPr>
+          <w:tblHeader w:val="true"/>
+        </w:trPr>
         <w:tc>
           <w:tcPr>
-            <w:tcW w:type="dxa" w:w="800"/>
+            <w:tcW w:type="dxa" w:w="640"/>
+            <w:vAlign w:val="top"/>
+            <w:shd w:val="clear" w:fill="1C5D8C"/>
           </w:tcPr>
           <w:p>
-            <w:r/>
+            <w:pPr>
+              <w:spacing w:after="40" w:line="240" w:lineRule="auto"/>
+            </w:pPr>
+            <w:r>
+              <w:rPr>
+                <w:color w:val="FFFFFF"/>
+              </w:rPr>
+            </w:r>
             <w:r>
               <w:rPr>
                 <w:b/>
                 <w:i w:val="0"/>
+                <w:sz w:val="19"/>
               </w:rPr>
               <w:t>Tip</w:t>
             </w:r>
@@ -1249,14 +1767,24 @@
         </w:tc>
         <w:tc>
           <w:tcPr>
-            <w:tcW w:type="dxa" w:w="1800"/>
+            <w:tcW w:type="dxa" w:w="2360"/>
+            <w:vAlign w:val="top"/>
+            <w:shd w:val="clear" w:fill="1C5D8C"/>
           </w:tcPr>
           <w:p>
-            <w:r/>
+            <w:pPr>
+              <w:spacing w:after="40" w:line="240" w:lineRule="auto"/>
+            </w:pPr>
+            <w:r>
+              <w:rPr>
+                <w:color w:val="FFFFFF"/>
+              </w:rPr>
+            </w:r>
             <w:r>
               <w:rPr>
                 <w:b/>
                 <w:i w:val="0"/>
+                <w:sz w:val="19"/>
               </w:rPr>
               <w:t>Examen</w:t>
             </w:r>
@@ -1264,14 +1792,24 @@
         </w:tc>
         <w:tc>
           <w:tcPr>
-            <w:tcW w:type="dxa" w:w="3000"/>
+            <w:tcW w:type="dxa" w:w="1900"/>
+            <w:vAlign w:val="top"/>
+            <w:shd w:val="clear" w:fill="1C5D8C"/>
           </w:tcPr>
           <w:p>
-            <w:r/>
+            <w:pPr>
+              <w:spacing w:after="40" w:line="240" w:lineRule="auto"/>
+            </w:pPr>
+            <w:r>
+              <w:rPr>
+                <w:color w:val="FFFFFF"/>
+              </w:rPr>
+            </w:r>
             <w:r>
               <w:rPr>
                 <w:b/>
                 <w:i w:val="0"/>
+                <w:sz w:val="19"/>
               </w:rPr>
               <w:t>Indicație</w:t>
             </w:r>
@@ -1279,14 +1817,24 @@
         </w:tc>
         <w:tc>
           <w:tcPr>
-            <w:tcW w:type="dxa" w:w="900"/>
+            <w:tcW w:type="dxa" w:w="760"/>
+            <w:vAlign w:val="top"/>
+            <w:shd w:val="clear" w:fill="1C5D8C"/>
           </w:tcPr>
           <w:p>
-            <w:r/>
+            <w:pPr>
+              <w:spacing w:after="40" w:line="240" w:lineRule="auto"/>
+            </w:pPr>
+            <w:r>
+              <w:rPr>
+                <w:color w:val="FFFFFF"/>
+              </w:rPr>
+            </w:r>
             <w:r>
               <w:rPr>
                 <w:b/>
                 <w:i w:val="0"/>
+                <w:sz w:val="19"/>
               </w:rPr>
               <w:t>Grad</w:t>
             </w:r>
@@ -1294,14 +1842,24 @@
         </w:tc>
         <w:tc>
           <w:tcPr>
-            <w:tcW w:type="dxa" w:w="1100"/>
+            <w:tcW w:type="dxa" w:w="800"/>
+            <w:vAlign w:val="top"/>
+            <w:shd w:val="clear" w:fill="1C5D8C"/>
           </w:tcPr>
           <w:p>
-            <w:r/>
+            <w:pPr>
+              <w:spacing w:after="40" w:line="240" w:lineRule="auto"/>
+            </w:pPr>
+            <w:r>
+              <w:rPr>
+                <w:color w:val="FFFFFF"/>
+              </w:rPr>
+            </w:r>
             <w:r>
               <w:rPr>
                 <w:b/>
                 <w:i w:val="0"/>
+                <w:sz w:val="19"/>
               </w:rPr>
               <w:t>Doză</w:t>
             </w:r>
@@ -1309,14 +1867,24 @@
         </w:tc>
         <w:tc>
           <w:tcPr>
-            <w:tcW w:type="dxa" w:w="3000"/>
+            <w:tcW w:type="dxa" w:w="3400"/>
+            <w:vAlign w:val="top"/>
+            <w:shd w:val="clear" w:fill="1C5D8C"/>
           </w:tcPr>
           <w:p>
-            <w:r/>
+            <w:pPr>
+              <w:spacing w:after="40" w:line="240" w:lineRule="auto"/>
+            </w:pPr>
+            <w:r>
+              <w:rPr>
+                <w:color w:val="FFFFFF"/>
+              </w:rPr>
+            </w:r>
             <w:r>
               <w:rPr>
                 <w:b/>
                 <w:i w:val="0"/>
+                <w:sz w:val="19"/>
               </w:rPr>
               <w:t>Comentarii</w:t>
             </w:r>
@@ -1324,14 +1892,24 @@
         </w:tc>
         <w:tc>
           <w:tcPr>
-            <w:tcW w:type="dxa" w:w="1500"/>
+            <w:tcW w:type="dxa" w:w="2100"/>
+            <w:vAlign w:val="top"/>
+            <w:shd w:val="clear" w:fill="1C5D8C"/>
           </w:tcPr>
           <w:p>
-            <w:r/>
+            <w:pPr>
+              <w:spacing w:after="40" w:line="240" w:lineRule="auto"/>
+            </w:pPr>
+            <w:r>
+              <w:rPr>
+                <w:color w:val="FFFFFF"/>
+              </w:rPr>
+            </w:r>
             <w:r>
               <w:rPr>
                 <w:b/>
                 <w:i w:val="0"/>
+                <w:sz w:val="19"/>
               </w:rPr>
               <w:t>Decizie</w:t>
             </w:r>
@@ -1339,14 +1917,24 @@
         </w:tc>
         <w:tc>
           <w:tcPr>
-            <w:tcW w:type="dxa" w:w="1800"/>
+            <w:tcW w:type="dxa" w:w="3160"/>
+            <w:vAlign w:val="top"/>
+            <w:shd w:val="clear" w:fill="1C5D8C"/>
           </w:tcPr>
           <w:p>
-            <w:r/>
+            <w:pPr>
+              <w:spacing w:after="40" w:line="240" w:lineRule="auto"/>
+            </w:pPr>
+            <w:r>
+              <w:rPr>
+                <w:color w:val="FFFFFF"/>
+              </w:rPr>
+            </w:r>
             <w:r>
               <w:rPr>
                 <w:b/>
                 <w:i w:val="0"/>
+                <w:sz w:val="19"/>
               </w:rPr>
               <w:t>Comentariu editor</w:t>
             </w:r>
@@ -1356,14 +1944,19 @@
       <w:tr>
         <w:tc>
           <w:tcPr>
-            <w:tcW w:type="dxa" w:w="800"/>
+            <w:tcW w:type="dxa" w:w="640"/>
+            <w:vAlign w:val="top"/>
           </w:tcPr>
           <w:p>
+            <w:pPr>
+              <w:spacing w:after="40" w:line="240" w:lineRule="auto"/>
+            </w:pPr>
             <w:r/>
             <w:r>
               <w:rPr>
                 <w:b w:val="0"/>
                 <w:i w:val="0"/>
+                <w:sz w:val="19"/>
               </w:rPr>
               <w:t>M</w:t>
             </w:r>
@@ -1371,14 +1964,19 @@
         </w:tc>
         <w:tc>
           <w:tcPr>
-            <w:tcW w:type="dxa" w:w="1800"/>
+            <w:tcW w:type="dxa" w:w="2360"/>
+            <w:vAlign w:val="top"/>
           </w:tcPr>
           <w:p>
+            <w:pPr>
+              <w:spacing w:after="40" w:line="240" w:lineRule="auto"/>
+            </w:pPr>
             <w:r/>
             <w:r>
               <w:rPr>
                 <w:b w:val="0"/>
                 <w:i w:val="0"/>
+                <w:sz w:val="19"/>
               </w:rPr>
               <w:t>IRM</w:t>
             </w:r>
@@ -1386,14 +1984,19 @@
         </w:tc>
         <w:tc>
           <w:tcPr>
-            <w:tcW w:type="dxa" w:w="3000"/>
+            <w:tcW w:type="dxa" w:w="1900"/>
+            <w:vAlign w:val="top"/>
           </w:tcPr>
           <w:p>
+            <w:pPr>
+              <w:spacing w:after="40" w:line="240" w:lineRule="auto"/>
+            </w:pPr>
             <w:r/>
             <w:r>
               <w:rPr>
                 <w:b w:val="0"/>
                 <w:i w:val="0"/>
+                <w:sz w:val="19"/>
               </w:rPr>
               <w:t>Indicat</w:t>
             </w:r>
@@ -1401,14 +2004,19 @@
         </w:tc>
         <w:tc>
           <w:tcPr>
-            <w:tcW w:type="dxa" w:w="900"/>
+            <w:tcW w:type="dxa" w:w="760"/>
+            <w:vAlign w:val="top"/>
           </w:tcPr>
           <w:p>
+            <w:pPr>
+              <w:spacing w:after="40" w:line="240" w:lineRule="auto"/>
+            </w:pPr>
             <w:r/>
             <w:r>
               <w:rPr>
                 <w:b w:val="0"/>
                 <w:i w:val="0"/>
+                <w:sz w:val="19"/>
               </w:rPr>
               <w:t>A</w:t>
             </w:r>
@@ -1416,14 +2024,19 @@
         </w:tc>
         <w:tc>
           <w:tcPr>
-            <w:tcW w:type="dxa" w:w="1100"/>
+            <w:tcW w:type="dxa" w:w="800"/>
+            <w:vAlign w:val="top"/>
           </w:tcPr>
           <w:p>
+            <w:pPr>
+              <w:spacing w:after="40" w:line="240" w:lineRule="auto"/>
+            </w:pPr>
             <w:r/>
             <w:r>
               <w:rPr>
                 <w:b w:val="0"/>
                 <w:i w:val="0"/>
+                <w:sz w:val="19"/>
               </w:rPr>
               <w:t>0</w:t>
             </w:r>
@@ -1431,14 +2044,19 @@
         </w:tc>
         <w:tc>
           <w:tcPr>
-            <w:tcW w:type="dxa" w:w="3000"/>
+            <w:tcW w:type="dxa" w:w="3400"/>
+            <w:vAlign w:val="top"/>
           </w:tcPr>
           <w:p>
+            <w:pPr>
+              <w:spacing w:after="40" w:line="240" w:lineRule="auto"/>
+            </w:pPr>
             <w:r/>
             <w:r>
               <w:rPr>
                 <w:b w:val="0"/>
                 <w:i w:val="0"/>
+                <w:sz w:val="19"/>
               </w:rPr>
               <w:t>Urgență neurochirurgicală — IRM lombo-sacrată de urgență, gold standard. De realizat imediat.</w:t>
             </w:r>
@@ -1446,28 +2064,38 @@
         </w:tc>
         <w:tc>
           <w:tcPr>
-            <w:tcW w:type="dxa" w:w="1500"/>
+            <w:tcW w:type="dxa" w:w="2100"/>
+            <w:vAlign w:val="top"/>
           </w:tcPr>
           <w:p>
+            <w:pPr>
+              <w:spacing w:after="40" w:line="240" w:lineRule="auto"/>
+            </w:pPr>
             <w:r/>
             <w:r>
               <w:rPr>
                 <w:b w:val="0"/>
                 <w:i w:val="0"/>
+                <w:sz w:val="19"/>
               </w:rPr>
             </w:r>
           </w:p>
         </w:tc>
         <w:tc>
           <w:tcPr>
-            <w:tcW w:type="dxa" w:w="1800"/>
+            <w:tcW w:type="dxa" w:w="3160"/>
+            <w:vAlign w:val="top"/>
           </w:tcPr>
           <w:p>
+            <w:pPr>
+              <w:spacing w:after="40" w:line="240" w:lineRule="auto"/>
+            </w:pPr>
             <w:r/>
             <w:r>
               <w:rPr>
                 <w:b w:val="0"/>
                 <w:i w:val="0"/>
+                <w:sz w:val="19"/>
               </w:rPr>
             </w:r>
           </w:p>
@@ -1476,14 +2104,19 @@
       <w:tr>
         <w:tc>
           <w:tcPr>
-            <w:tcW w:type="dxa" w:w="800"/>
+            <w:tcW w:type="dxa" w:w="640"/>
+            <w:vAlign w:val="top"/>
           </w:tcPr>
           <w:p>
+            <w:pPr>
+              <w:spacing w:after="40" w:line="240" w:lineRule="auto"/>
+            </w:pPr>
             <w:r/>
             <w:r>
               <w:rPr>
                 <w:b w:val="0"/>
                 <w:i w:val="0"/>
+                <w:sz w:val="19"/>
               </w:rPr>
               <w:t>T</w:t>
             </w:r>
@@ -1491,14 +2124,19 @@
         </w:tc>
         <w:tc>
           <w:tcPr>
-            <w:tcW w:type="dxa" w:w="1800"/>
+            <w:tcW w:type="dxa" w:w="2360"/>
+            <w:vAlign w:val="top"/>
           </w:tcPr>
           <w:p>
+            <w:pPr>
+              <w:spacing w:after="40" w:line="240" w:lineRule="auto"/>
+            </w:pPr>
             <w:r/>
             <w:r>
               <w:rPr>
                 <w:b w:val="0"/>
                 <w:i w:val="0"/>
+                <w:sz w:val="19"/>
               </w:rPr>
               <w:t>CT / mielo-CT</w:t>
             </w:r>
@@ -1506,14 +2144,19 @@
         </w:tc>
         <w:tc>
           <w:tcPr>
-            <w:tcW w:type="dxa" w:w="3000"/>
+            <w:tcW w:type="dxa" w:w="1900"/>
+            <w:vAlign w:val="top"/>
           </w:tcPr>
           <w:p>
+            <w:pPr>
+              <w:spacing w:after="40" w:line="240" w:lineRule="auto"/>
+            </w:pPr>
             <w:r/>
             <w:r>
               <w:rPr>
                 <w:b w:val="0"/>
                 <w:i w:val="0"/>
+                <w:sz w:val="19"/>
               </w:rPr>
               <w:t>Doar în cazuri particulare</w:t>
             </w:r>
@@ -1521,14 +2164,19 @@
         </w:tc>
         <w:tc>
           <w:tcPr>
-            <w:tcW w:type="dxa" w:w="900"/>
+            <w:tcW w:type="dxa" w:w="760"/>
+            <w:vAlign w:val="top"/>
           </w:tcPr>
           <w:p>
+            <w:pPr>
+              <w:spacing w:after="40" w:line="240" w:lineRule="auto"/>
+            </w:pPr>
             <w:r/>
             <w:r>
               <w:rPr>
                 <w:b w:val="0"/>
                 <w:i w:val="0"/>
+                <w:sz w:val="19"/>
               </w:rPr>
               <w:t>B</w:t>
             </w:r>
@@ -1536,14 +2184,19 @@
         </w:tc>
         <w:tc>
           <w:tcPr>
-            <w:tcW w:type="dxa" w:w="1100"/>
+            <w:tcW w:type="dxa" w:w="800"/>
+            <w:vAlign w:val="top"/>
           </w:tcPr>
           <w:p>
+            <w:pPr>
+              <w:spacing w:after="40" w:line="240" w:lineRule="auto"/>
+            </w:pPr>
             <w:r/>
             <w:r>
               <w:rPr>
                 <w:b w:val="0"/>
                 <w:i w:val="0"/>
+                <w:sz w:val="19"/>
               </w:rPr>
               <w:t>2–3</w:t>
             </w:r>
@@ -1551,14 +2204,19 @@
         </w:tc>
         <w:tc>
           <w:tcPr>
-            <w:tcW w:type="dxa" w:w="3000"/>
+            <w:tcW w:type="dxa" w:w="3400"/>
+            <w:vAlign w:val="top"/>
           </w:tcPr>
           <w:p>
+            <w:pPr>
+              <w:spacing w:after="40" w:line="240" w:lineRule="auto"/>
+            </w:pPr>
             <w:r/>
             <w:r>
               <w:rPr>
                 <w:b w:val="0"/>
                 <w:i w:val="0"/>
+                <w:sz w:val="19"/>
               </w:rPr>
               <w:t>Când IRM e contraindicat sau indisponibil.</w:t>
             </w:r>
@@ -1566,28 +2224,38 @@
         </w:tc>
         <w:tc>
           <w:tcPr>
-            <w:tcW w:type="dxa" w:w="1500"/>
+            <w:tcW w:type="dxa" w:w="2100"/>
+            <w:vAlign w:val="top"/>
           </w:tcPr>
           <w:p>
+            <w:pPr>
+              <w:spacing w:after="40" w:line="240" w:lineRule="auto"/>
+            </w:pPr>
             <w:r/>
             <w:r>
               <w:rPr>
                 <w:b w:val="0"/>
                 <w:i w:val="0"/>
+                <w:sz w:val="19"/>
               </w:rPr>
             </w:r>
           </w:p>
         </w:tc>
         <w:tc>
           <w:tcPr>
-            <w:tcW w:type="dxa" w:w="1800"/>
+            <w:tcW w:type="dxa" w:w="3160"/>
+            <w:vAlign w:val="top"/>
           </w:tcPr>
           <w:p>
+            <w:pPr>
+              <w:spacing w:after="40" w:line="240" w:lineRule="auto"/>
+            </w:pPr>
             <w:r/>
             <w:r>
               <w:rPr>
                 <w:b w:val="0"/>
                 <w:i w:val="0"/>
+                <w:sz w:val="19"/>
               </w:rPr>
             </w:r>
           </w:p>
@@ -1600,9 +2268,6 @@
         <w:pStyle w:val="Heading3"/>
       </w:pPr>
       <w:r>
-        <w:rPr>
-          <w:color w:val="1C5D8C"/>
-        </w:rPr>
         <w:t>Coloană lombară — Rahialgie/radiculalgie după chirurgie lombară (recidivă de hernie vs. fibroză)</w:t>
       </w:r>
     </w:p>
@@ -1610,38 +2275,52 @@
       <w:r>
         <w:rPr>
           <w:i/>
+          <w:color w:val="555555"/>
         </w:rPr>
         <w:t>Cf. ACR Appropriateness Criteria – Low Back Pain with Prior Lumbar Surgery.</w:t>
       </w:r>
     </w:p>
     <w:tbl>
       <w:tblPr>
-        <w:tblStyle w:val="LightGrid-Accent1"/>
-        <w:tblW w:type="auto" w:w="0"/>
+        <w:tblStyle w:val="TableGrid"/>
+        <w:tblW w:type="dxa" w:w="15120"/>
         <w:tblLayout w:type="fixed"/>
         <w:tblLook w:firstColumn="1" w:firstRow="1" w:lastColumn="0" w:lastRow="0" w:noHBand="0" w:noVBand="1" w:val="04A0"/>
       </w:tblPr>
       <w:tblGrid>
-        <w:gridCol w:w="1767"/>
-        <w:gridCol w:w="1767"/>
-        <w:gridCol w:w="1767"/>
-        <w:gridCol w:w="1767"/>
-        <w:gridCol w:w="1767"/>
-        <w:gridCol w:w="1767"/>
-        <w:gridCol w:w="1767"/>
-        <w:gridCol w:w="1767"/>
+        <w:gridCol w:w="640"/>
+        <w:gridCol w:w="2360"/>
+        <w:gridCol w:w="1900"/>
+        <w:gridCol w:w="760"/>
+        <w:gridCol w:w="800"/>
+        <w:gridCol w:w="3400"/>
+        <w:gridCol w:w="2100"/>
+        <w:gridCol w:w="3160"/>
       </w:tblGrid>
       <w:tr>
+        <w:trPr>
+          <w:tblHeader w:val="true"/>
+        </w:trPr>
         <w:tc>
           <w:tcPr>
-            <w:tcW w:type="dxa" w:w="800"/>
+            <w:tcW w:type="dxa" w:w="640"/>
+            <w:vAlign w:val="top"/>
+            <w:shd w:val="clear" w:fill="1C5D8C"/>
           </w:tcPr>
           <w:p>
-            <w:r/>
+            <w:pPr>
+              <w:spacing w:after="40" w:line="240" w:lineRule="auto"/>
+            </w:pPr>
+            <w:r>
+              <w:rPr>
+                <w:color w:val="FFFFFF"/>
+              </w:rPr>
+            </w:r>
             <w:r>
               <w:rPr>
                 <w:b/>
                 <w:i w:val="0"/>
+                <w:sz w:val="19"/>
               </w:rPr>
               <w:t>Tip</w:t>
             </w:r>
@@ -1649,14 +2328,24 @@
         </w:tc>
         <w:tc>
           <w:tcPr>
-            <w:tcW w:type="dxa" w:w="1800"/>
+            <w:tcW w:type="dxa" w:w="2360"/>
+            <w:vAlign w:val="top"/>
+            <w:shd w:val="clear" w:fill="1C5D8C"/>
           </w:tcPr>
           <w:p>
-            <w:r/>
+            <w:pPr>
+              <w:spacing w:after="40" w:line="240" w:lineRule="auto"/>
+            </w:pPr>
+            <w:r>
+              <w:rPr>
+                <w:color w:val="FFFFFF"/>
+              </w:rPr>
+            </w:r>
             <w:r>
               <w:rPr>
                 <w:b/>
                 <w:i w:val="0"/>
+                <w:sz w:val="19"/>
               </w:rPr>
               <w:t>Examen</w:t>
             </w:r>
@@ -1664,14 +2353,24 @@
         </w:tc>
         <w:tc>
           <w:tcPr>
-            <w:tcW w:type="dxa" w:w="3000"/>
+            <w:tcW w:type="dxa" w:w="1900"/>
+            <w:vAlign w:val="top"/>
+            <w:shd w:val="clear" w:fill="1C5D8C"/>
           </w:tcPr>
           <w:p>
-            <w:r/>
+            <w:pPr>
+              <w:spacing w:after="40" w:line="240" w:lineRule="auto"/>
+            </w:pPr>
+            <w:r>
+              <w:rPr>
+                <w:color w:val="FFFFFF"/>
+              </w:rPr>
+            </w:r>
             <w:r>
               <w:rPr>
                 <w:b/>
                 <w:i w:val="0"/>
+                <w:sz w:val="19"/>
               </w:rPr>
               <w:t>Indicație</w:t>
             </w:r>
@@ -1679,14 +2378,24 @@
         </w:tc>
         <w:tc>
           <w:tcPr>
-            <w:tcW w:type="dxa" w:w="900"/>
+            <w:tcW w:type="dxa" w:w="760"/>
+            <w:vAlign w:val="top"/>
+            <w:shd w:val="clear" w:fill="1C5D8C"/>
           </w:tcPr>
           <w:p>
-            <w:r/>
+            <w:pPr>
+              <w:spacing w:after="40" w:line="240" w:lineRule="auto"/>
+            </w:pPr>
+            <w:r>
+              <w:rPr>
+                <w:color w:val="FFFFFF"/>
+              </w:rPr>
+            </w:r>
             <w:r>
               <w:rPr>
                 <w:b/>
                 <w:i w:val="0"/>
+                <w:sz w:val="19"/>
               </w:rPr>
               <w:t>Grad</w:t>
             </w:r>
@@ -1694,14 +2403,24 @@
         </w:tc>
         <w:tc>
           <w:tcPr>
-            <w:tcW w:type="dxa" w:w="1100"/>
+            <w:tcW w:type="dxa" w:w="800"/>
+            <w:vAlign w:val="top"/>
+            <w:shd w:val="clear" w:fill="1C5D8C"/>
           </w:tcPr>
           <w:p>
-            <w:r/>
+            <w:pPr>
+              <w:spacing w:after="40" w:line="240" w:lineRule="auto"/>
+            </w:pPr>
+            <w:r>
+              <w:rPr>
+                <w:color w:val="FFFFFF"/>
+              </w:rPr>
+            </w:r>
             <w:r>
               <w:rPr>
                 <w:b/>
                 <w:i w:val="0"/>
+                <w:sz w:val="19"/>
               </w:rPr>
               <w:t>Doză</w:t>
             </w:r>
@@ -1709,14 +2428,24 @@
         </w:tc>
         <w:tc>
           <w:tcPr>
-            <w:tcW w:type="dxa" w:w="3000"/>
+            <w:tcW w:type="dxa" w:w="3400"/>
+            <w:vAlign w:val="top"/>
+            <w:shd w:val="clear" w:fill="1C5D8C"/>
           </w:tcPr>
           <w:p>
-            <w:r/>
+            <w:pPr>
+              <w:spacing w:after="40" w:line="240" w:lineRule="auto"/>
+            </w:pPr>
+            <w:r>
+              <w:rPr>
+                <w:color w:val="FFFFFF"/>
+              </w:rPr>
+            </w:r>
             <w:r>
               <w:rPr>
                 <w:b/>
                 <w:i w:val="0"/>
+                <w:sz w:val="19"/>
               </w:rPr>
               <w:t>Comentarii</w:t>
             </w:r>
@@ -1724,14 +2453,24 @@
         </w:tc>
         <w:tc>
           <w:tcPr>
-            <w:tcW w:type="dxa" w:w="1500"/>
+            <w:tcW w:type="dxa" w:w="2100"/>
+            <w:vAlign w:val="top"/>
+            <w:shd w:val="clear" w:fill="1C5D8C"/>
           </w:tcPr>
           <w:p>
-            <w:r/>
+            <w:pPr>
+              <w:spacing w:after="40" w:line="240" w:lineRule="auto"/>
+            </w:pPr>
+            <w:r>
+              <w:rPr>
+                <w:color w:val="FFFFFF"/>
+              </w:rPr>
+            </w:r>
             <w:r>
               <w:rPr>
                 <w:b/>
                 <w:i w:val="0"/>
+                <w:sz w:val="19"/>
               </w:rPr>
               <w:t>Decizie</w:t>
             </w:r>
@@ -1739,14 +2478,24 @@
         </w:tc>
         <w:tc>
           <w:tcPr>
-            <w:tcW w:type="dxa" w:w="1800"/>
+            <w:tcW w:type="dxa" w:w="3160"/>
+            <w:vAlign w:val="top"/>
+            <w:shd w:val="clear" w:fill="1C5D8C"/>
           </w:tcPr>
           <w:p>
-            <w:r/>
+            <w:pPr>
+              <w:spacing w:after="40" w:line="240" w:lineRule="auto"/>
+            </w:pPr>
+            <w:r>
+              <w:rPr>
+                <w:color w:val="FFFFFF"/>
+              </w:rPr>
+            </w:r>
             <w:r>
               <w:rPr>
                 <w:b/>
                 <w:i w:val="0"/>
+                <w:sz w:val="19"/>
               </w:rPr>
               <w:t>Comentariu editor</w:t>
             </w:r>
@@ -1756,14 +2505,19 @@
       <w:tr>
         <w:tc>
           <w:tcPr>
-            <w:tcW w:type="dxa" w:w="800"/>
+            <w:tcW w:type="dxa" w:w="640"/>
+            <w:vAlign w:val="top"/>
           </w:tcPr>
           <w:p>
+            <w:pPr>
+              <w:spacing w:after="40" w:line="240" w:lineRule="auto"/>
+            </w:pPr>
             <w:r/>
             <w:r>
               <w:rPr>
                 <w:b w:val="0"/>
                 <w:i w:val="0"/>
+                <w:sz w:val="19"/>
               </w:rPr>
               <w:t>M</w:t>
             </w:r>
@@ -1771,14 +2525,19 @@
         </w:tc>
         <w:tc>
           <w:tcPr>
-            <w:tcW w:type="dxa" w:w="1800"/>
+            <w:tcW w:type="dxa" w:w="2360"/>
+            <w:vAlign w:val="top"/>
           </w:tcPr>
           <w:p>
+            <w:pPr>
+              <w:spacing w:after="40" w:line="240" w:lineRule="auto"/>
+            </w:pPr>
             <w:r/>
             <w:r>
               <w:rPr>
                 <w:b w:val="0"/>
                 <w:i w:val="0"/>
+                <w:sz w:val="19"/>
               </w:rPr>
               <w:t>IRM cu și fără gadolinium</w:t>
             </w:r>
@@ -1786,14 +2545,19 @@
         </w:tc>
         <w:tc>
           <w:tcPr>
-            <w:tcW w:type="dxa" w:w="3000"/>
+            <w:tcW w:type="dxa" w:w="1900"/>
+            <w:vAlign w:val="top"/>
           </w:tcPr>
           <w:p>
+            <w:pPr>
+              <w:spacing w:after="40" w:line="240" w:lineRule="auto"/>
+            </w:pPr>
             <w:r/>
             <w:r>
               <w:rPr>
                 <w:b w:val="0"/>
                 <w:i w:val="0"/>
+                <w:sz w:val="19"/>
               </w:rPr>
               <w:t>Indicat</w:t>
             </w:r>
@@ -1801,14 +2565,19 @@
         </w:tc>
         <w:tc>
           <w:tcPr>
-            <w:tcW w:type="dxa" w:w="900"/>
+            <w:tcW w:type="dxa" w:w="760"/>
+            <w:vAlign w:val="top"/>
           </w:tcPr>
           <w:p>
+            <w:pPr>
+              <w:spacing w:after="40" w:line="240" w:lineRule="auto"/>
+            </w:pPr>
             <w:r/>
             <w:r>
               <w:rPr>
                 <w:b w:val="0"/>
                 <w:i w:val="0"/>
+                <w:sz w:val="19"/>
               </w:rPr>
               <w:t>B</w:t>
             </w:r>
@@ -1816,14 +2585,19 @@
         </w:tc>
         <w:tc>
           <w:tcPr>
-            <w:tcW w:type="dxa" w:w="1100"/>
+            <w:tcW w:type="dxa" w:w="800"/>
+            <w:vAlign w:val="top"/>
           </w:tcPr>
           <w:p>
+            <w:pPr>
+              <w:spacing w:after="40" w:line="240" w:lineRule="auto"/>
+            </w:pPr>
             <w:r/>
             <w:r>
               <w:rPr>
                 <w:b w:val="0"/>
                 <w:i w:val="0"/>
+                <w:sz w:val="19"/>
               </w:rPr>
               <w:t>0</w:t>
             </w:r>
@@ -1831,14 +2605,19 @@
         </w:tc>
         <w:tc>
           <w:tcPr>
-            <w:tcW w:type="dxa" w:w="3000"/>
+            <w:tcW w:type="dxa" w:w="3400"/>
+            <w:vAlign w:val="top"/>
           </w:tcPr>
           <w:p>
+            <w:pPr>
+              <w:spacing w:after="40" w:line="240" w:lineRule="auto"/>
+            </w:pPr>
             <w:r/>
             <w:r>
               <w:rPr>
                 <w:b w:val="0"/>
                 <w:i w:val="0"/>
+                <w:sz w:val="19"/>
               </w:rPr>
               <w:t>Fibroza/cicatricea epidurală captează contrastul; hernia recidivată nu captează central.</w:t>
             </w:r>
@@ -1846,28 +2625,38 @@
         </w:tc>
         <w:tc>
           <w:tcPr>
-            <w:tcW w:type="dxa" w:w="1500"/>
+            <w:tcW w:type="dxa" w:w="2100"/>
+            <w:vAlign w:val="top"/>
           </w:tcPr>
           <w:p>
+            <w:pPr>
+              <w:spacing w:after="40" w:line="240" w:lineRule="auto"/>
+            </w:pPr>
             <w:r/>
             <w:r>
               <w:rPr>
                 <w:b w:val="0"/>
                 <w:i w:val="0"/>
+                <w:sz w:val="19"/>
               </w:rPr>
             </w:r>
           </w:p>
         </w:tc>
         <w:tc>
           <w:tcPr>
-            <w:tcW w:type="dxa" w:w="1800"/>
+            <w:tcW w:type="dxa" w:w="3160"/>
+            <w:vAlign w:val="top"/>
           </w:tcPr>
           <w:p>
+            <w:pPr>
+              <w:spacing w:after="40" w:line="240" w:lineRule="auto"/>
+            </w:pPr>
             <w:r/>
             <w:r>
               <w:rPr>
                 <w:b w:val="0"/>
                 <w:i w:val="0"/>
+                <w:sz w:val="19"/>
               </w:rPr>
             </w:r>
           </w:p>
@@ -1876,14 +2665,19 @@
       <w:tr>
         <w:tc>
           <w:tcPr>
-            <w:tcW w:type="dxa" w:w="800"/>
+            <w:tcW w:type="dxa" w:w="640"/>
+            <w:vAlign w:val="top"/>
           </w:tcPr>
           <w:p>
+            <w:pPr>
+              <w:spacing w:after="40" w:line="240" w:lineRule="auto"/>
+            </w:pPr>
             <w:r/>
             <w:r>
               <w:rPr>
                 <w:b w:val="0"/>
                 <w:i w:val="0"/>
+                <w:sz w:val="19"/>
               </w:rPr>
               <w:t>T</w:t>
             </w:r>
@@ -1891,14 +2685,19 @@
         </w:tc>
         <w:tc>
           <w:tcPr>
-            <w:tcW w:type="dxa" w:w="1800"/>
+            <w:tcW w:type="dxa" w:w="2360"/>
+            <w:vAlign w:val="top"/>
           </w:tcPr>
           <w:p>
+            <w:pPr>
+              <w:spacing w:after="40" w:line="240" w:lineRule="auto"/>
+            </w:pPr>
             <w:r/>
             <w:r>
               <w:rPr>
                 <w:b w:val="0"/>
                 <w:i w:val="0"/>
+                <w:sz w:val="19"/>
               </w:rPr>
               <w:t>CT</w:t>
             </w:r>
@@ -1906,14 +2705,19 @@
         </w:tc>
         <w:tc>
           <w:tcPr>
-            <w:tcW w:type="dxa" w:w="3000"/>
+            <w:tcW w:type="dxa" w:w="1900"/>
+            <w:vAlign w:val="top"/>
           </w:tcPr>
           <w:p>
+            <w:pPr>
+              <w:spacing w:after="40" w:line="240" w:lineRule="auto"/>
+            </w:pPr>
             <w:r/>
             <w:r>
               <w:rPr>
                 <w:b w:val="0"/>
                 <w:i w:val="0"/>
+                <w:sz w:val="19"/>
               </w:rPr>
               <w:t>Doar în cazuri particulare</w:t>
             </w:r>
@@ -1921,14 +2725,19 @@
         </w:tc>
         <w:tc>
           <w:tcPr>
-            <w:tcW w:type="dxa" w:w="900"/>
+            <w:tcW w:type="dxa" w:w="760"/>
+            <w:vAlign w:val="top"/>
           </w:tcPr>
           <w:p>
+            <w:pPr>
+              <w:spacing w:after="40" w:line="240" w:lineRule="auto"/>
+            </w:pPr>
             <w:r/>
             <w:r>
               <w:rPr>
                 <w:b w:val="0"/>
                 <w:i w:val="0"/>
+                <w:sz w:val="19"/>
               </w:rPr>
               <w:t>B</w:t>
             </w:r>
@@ -1936,14 +2745,19 @@
         </w:tc>
         <w:tc>
           <w:tcPr>
-            <w:tcW w:type="dxa" w:w="1100"/>
+            <w:tcW w:type="dxa" w:w="800"/>
+            <w:vAlign w:val="top"/>
           </w:tcPr>
           <w:p>
+            <w:pPr>
+              <w:spacing w:after="40" w:line="240" w:lineRule="auto"/>
+            </w:pPr>
             <w:r/>
             <w:r>
               <w:rPr>
                 <w:b w:val="0"/>
                 <w:i w:val="0"/>
+                <w:sz w:val="19"/>
               </w:rPr>
               <w:t>2–3</w:t>
             </w:r>
@@ -1951,14 +2765,19 @@
         </w:tc>
         <w:tc>
           <w:tcPr>
-            <w:tcW w:type="dxa" w:w="3000"/>
+            <w:tcW w:type="dxa" w:w="3400"/>
+            <w:vAlign w:val="top"/>
           </w:tcPr>
           <w:p>
+            <w:pPr>
+              <w:spacing w:after="40" w:line="240" w:lineRule="auto"/>
+            </w:pPr>
             <w:r/>
             <w:r>
               <w:rPr>
                 <w:b w:val="0"/>
                 <w:i w:val="0"/>
+                <w:sz w:val="19"/>
               </w:rPr>
               <w:t>Evaluarea instrumentației/fuziunii și a complicațiilor osoase.</w:t>
             </w:r>
@@ -1966,28 +2785,38 @@
         </w:tc>
         <w:tc>
           <w:tcPr>
-            <w:tcW w:type="dxa" w:w="1500"/>
+            <w:tcW w:type="dxa" w:w="2100"/>
+            <w:vAlign w:val="top"/>
           </w:tcPr>
           <w:p>
+            <w:pPr>
+              <w:spacing w:after="40" w:line="240" w:lineRule="auto"/>
+            </w:pPr>
             <w:r/>
             <w:r>
               <w:rPr>
                 <w:b w:val="0"/>
                 <w:i w:val="0"/>
+                <w:sz w:val="19"/>
               </w:rPr>
             </w:r>
           </w:p>
         </w:tc>
         <w:tc>
           <w:tcPr>
-            <w:tcW w:type="dxa" w:w="1800"/>
+            <w:tcW w:type="dxa" w:w="3160"/>
+            <w:vAlign w:val="top"/>
           </w:tcPr>
           <w:p>
+            <w:pPr>
+              <w:spacing w:after="40" w:line="240" w:lineRule="auto"/>
+            </w:pPr>
             <w:r/>
             <w:r>
               <w:rPr>
                 <w:b w:val="0"/>
                 <w:i w:val="0"/>
+                <w:sz w:val="19"/>
               </w:rPr>
             </w:r>
           </w:p>
@@ -2000,9 +2829,6 @@
         <w:pStyle w:val="Heading3"/>
       </w:pPr>
       <w:r>
-        <w:rPr>
-          <w:color w:val="1C5D8C"/>
-        </w:rPr>
         <w:t>Sacru — Suspiciune de spondilartrită axială (durere lombară de tip inflamator)</w:t>
       </w:r>
     </w:p>
@@ -2010,38 +2836,52 @@
       <w:r>
         <w:rPr>
           <w:i/>
+          <w:color w:val="555555"/>
         </w:rPr>
         <w:t>Criteriile ASAS pentru spondilartrita axială.</w:t>
       </w:r>
     </w:p>
     <w:tbl>
       <w:tblPr>
-        <w:tblStyle w:val="LightGrid-Accent1"/>
-        <w:tblW w:type="auto" w:w="0"/>
+        <w:tblStyle w:val="TableGrid"/>
+        <w:tblW w:type="dxa" w:w="15120"/>
         <w:tblLayout w:type="fixed"/>
         <w:tblLook w:firstColumn="1" w:firstRow="1" w:lastColumn="0" w:lastRow="0" w:noHBand="0" w:noVBand="1" w:val="04A0"/>
       </w:tblPr>
       <w:tblGrid>
-        <w:gridCol w:w="1767"/>
-        <w:gridCol w:w="1767"/>
-        <w:gridCol w:w="1767"/>
-        <w:gridCol w:w="1767"/>
-        <w:gridCol w:w="1767"/>
-        <w:gridCol w:w="1767"/>
-        <w:gridCol w:w="1767"/>
-        <w:gridCol w:w="1767"/>
+        <w:gridCol w:w="640"/>
+        <w:gridCol w:w="2360"/>
+        <w:gridCol w:w="1900"/>
+        <w:gridCol w:w="760"/>
+        <w:gridCol w:w="800"/>
+        <w:gridCol w:w="3400"/>
+        <w:gridCol w:w="2100"/>
+        <w:gridCol w:w="3160"/>
       </w:tblGrid>
       <w:tr>
+        <w:trPr>
+          <w:tblHeader w:val="true"/>
+        </w:trPr>
         <w:tc>
           <w:tcPr>
-            <w:tcW w:type="dxa" w:w="800"/>
+            <w:tcW w:type="dxa" w:w="640"/>
+            <w:vAlign w:val="top"/>
+            <w:shd w:val="clear" w:fill="1C5D8C"/>
           </w:tcPr>
           <w:p>
-            <w:r/>
+            <w:pPr>
+              <w:spacing w:after="40" w:line="240" w:lineRule="auto"/>
+            </w:pPr>
+            <w:r>
+              <w:rPr>
+                <w:color w:val="FFFFFF"/>
+              </w:rPr>
+            </w:r>
             <w:r>
               <w:rPr>
                 <w:b/>
                 <w:i w:val="0"/>
+                <w:sz w:val="19"/>
               </w:rPr>
               <w:t>Tip</w:t>
             </w:r>
@@ -2049,14 +2889,24 @@
         </w:tc>
         <w:tc>
           <w:tcPr>
-            <w:tcW w:type="dxa" w:w="1800"/>
+            <w:tcW w:type="dxa" w:w="2360"/>
+            <w:vAlign w:val="top"/>
+            <w:shd w:val="clear" w:fill="1C5D8C"/>
           </w:tcPr>
           <w:p>
-            <w:r/>
+            <w:pPr>
+              <w:spacing w:after="40" w:line="240" w:lineRule="auto"/>
+            </w:pPr>
+            <w:r>
+              <w:rPr>
+                <w:color w:val="FFFFFF"/>
+              </w:rPr>
+            </w:r>
             <w:r>
               <w:rPr>
                 <w:b/>
                 <w:i w:val="0"/>
+                <w:sz w:val="19"/>
               </w:rPr>
               <w:t>Examen</w:t>
             </w:r>
@@ -2064,14 +2914,24 @@
         </w:tc>
         <w:tc>
           <w:tcPr>
-            <w:tcW w:type="dxa" w:w="3000"/>
+            <w:tcW w:type="dxa" w:w="1900"/>
+            <w:vAlign w:val="top"/>
+            <w:shd w:val="clear" w:fill="1C5D8C"/>
           </w:tcPr>
           <w:p>
-            <w:r/>
+            <w:pPr>
+              <w:spacing w:after="40" w:line="240" w:lineRule="auto"/>
+            </w:pPr>
+            <w:r>
+              <w:rPr>
+                <w:color w:val="FFFFFF"/>
+              </w:rPr>
+            </w:r>
             <w:r>
               <w:rPr>
                 <w:b/>
                 <w:i w:val="0"/>
+                <w:sz w:val="19"/>
               </w:rPr>
               <w:t>Indicație</w:t>
             </w:r>
@@ -2079,14 +2939,24 @@
         </w:tc>
         <w:tc>
           <w:tcPr>
-            <w:tcW w:type="dxa" w:w="900"/>
+            <w:tcW w:type="dxa" w:w="760"/>
+            <w:vAlign w:val="top"/>
+            <w:shd w:val="clear" w:fill="1C5D8C"/>
           </w:tcPr>
           <w:p>
-            <w:r/>
+            <w:pPr>
+              <w:spacing w:after="40" w:line="240" w:lineRule="auto"/>
+            </w:pPr>
+            <w:r>
+              <w:rPr>
+                <w:color w:val="FFFFFF"/>
+              </w:rPr>
+            </w:r>
             <w:r>
               <w:rPr>
                 <w:b/>
                 <w:i w:val="0"/>
+                <w:sz w:val="19"/>
               </w:rPr>
               <w:t>Grad</w:t>
             </w:r>
@@ -2094,14 +2964,24 @@
         </w:tc>
         <w:tc>
           <w:tcPr>
-            <w:tcW w:type="dxa" w:w="1100"/>
+            <w:tcW w:type="dxa" w:w="800"/>
+            <w:vAlign w:val="top"/>
+            <w:shd w:val="clear" w:fill="1C5D8C"/>
           </w:tcPr>
           <w:p>
-            <w:r/>
+            <w:pPr>
+              <w:spacing w:after="40" w:line="240" w:lineRule="auto"/>
+            </w:pPr>
+            <w:r>
+              <w:rPr>
+                <w:color w:val="FFFFFF"/>
+              </w:rPr>
+            </w:r>
             <w:r>
               <w:rPr>
                 <w:b/>
                 <w:i w:val="0"/>
+                <w:sz w:val="19"/>
               </w:rPr>
               <w:t>Doză</w:t>
             </w:r>
@@ -2109,14 +2989,24 @@
         </w:tc>
         <w:tc>
           <w:tcPr>
-            <w:tcW w:type="dxa" w:w="3000"/>
+            <w:tcW w:type="dxa" w:w="3400"/>
+            <w:vAlign w:val="top"/>
+            <w:shd w:val="clear" w:fill="1C5D8C"/>
           </w:tcPr>
           <w:p>
-            <w:r/>
+            <w:pPr>
+              <w:spacing w:after="40" w:line="240" w:lineRule="auto"/>
+            </w:pPr>
+            <w:r>
+              <w:rPr>
+                <w:color w:val="FFFFFF"/>
+              </w:rPr>
+            </w:r>
             <w:r>
               <w:rPr>
                 <w:b/>
                 <w:i w:val="0"/>
+                <w:sz w:val="19"/>
               </w:rPr>
               <w:t>Comentarii</w:t>
             </w:r>
@@ -2124,14 +3014,24 @@
         </w:tc>
         <w:tc>
           <w:tcPr>
-            <w:tcW w:type="dxa" w:w="1500"/>
+            <w:tcW w:type="dxa" w:w="2100"/>
+            <w:vAlign w:val="top"/>
+            <w:shd w:val="clear" w:fill="1C5D8C"/>
           </w:tcPr>
           <w:p>
-            <w:r/>
+            <w:pPr>
+              <w:spacing w:after="40" w:line="240" w:lineRule="auto"/>
+            </w:pPr>
+            <w:r>
+              <w:rPr>
+                <w:color w:val="FFFFFF"/>
+              </w:rPr>
+            </w:r>
             <w:r>
               <w:rPr>
                 <w:b/>
                 <w:i w:val="0"/>
+                <w:sz w:val="19"/>
               </w:rPr>
               <w:t>Decizie</w:t>
             </w:r>
@@ -2139,14 +3039,24 @@
         </w:tc>
         <w:tc>
           <w:tcPr>
-            <w:tcW w:type="dxa" w:w="1800"/>
+            <w:tcW w:type="dxa" w:w="3160"/>
+            <w:vAlign w:val="top"/>
+            <w:shd w:val="clear" w:fill="1C5D8C"/>
           </w:tcPr>
           <w:p>
-            <w:r/>
+            <w:pPr>
+              <w:spacing w:after="40" w:line="240" w:lineRule="auto"/>
+            </w:pPr>
+            <w:r>
+              <w:rPr>
+                <w:color w:val="FFFFFF"/>
+              </w:rPr>
+            </w:r>
             <w:r>
               <w:rPr>
                 <w:b/>
                 <w:i w:val="0"/>
+                <w:sz w:val="19"/>
               </w:rPr>
               <w:t>Comentariu editor</w:t>
             </w:r>
@@ -2156,14 +3066,19 @@
       <w:tr>
         <w:tc>
           <w:tcPr>
-            <w:tcW w:type="dxa" w:w="800"/>
+            <w:tcW w:type="dxa" w:w="640"/>
+            <w:vAlign w:val="top"/>
           </w:tcPr>
           <w:p>
+            <w:pPr>
+              <w:spacing w:after="40" w:line="240" w:lineRule="auto"/>
+            </w:pPr>
             <w:r/>
             <w:r>
               <w:rPr>
                 <w:b w:val="0"/>
                 <w:i w:val="0"/>
+                <w:sz w:val="19"/>
               </w:rPr>
               <w:t>M</w:t>
             </w:r>
@@ -2171,14 +3086,19 @@
         </w:tc>
         <w:tc>
           <w:tcPr>
-            <w:tcW w:type="dxa" w:w="1800"/>
+            <w:tcW w:type="dxa" w:w="2360"/>
+            <w:vAlign w:val="top"/>
           </w:tcPr>
           <w:p>
+            <w:pPr>
+              <w:spacing w:after="40" w:line="240" w:lineRule="auto"/>
+            </w:pPr>
             <w:r/>
             <w:r>
               <w:rPr>
                 <w:b w:val="0"/>
                 <w:i w:val="0"/>
+                <w:sz w:val="19"/>
               </w:rPr>
               <w:t>IRM articulații sacro-iliace (± coloană)</w:t>
             </w:r>
@@ -2186,14 +3106,19 @@
         </w:tc>
         <w:tc>
           <w:tcPr>
-            <w:tcW w:type="dxa" w:w="3000"/>
+            <w:tcW w:type="dxa" w:w="1900"/>
+            <w:vAlign w:val="top"/>
           </w:tcPr>
           <w:p>
+            <w:pPr>
+              <w:spacing w:after="40" w:line="240" w:lineRule="auto"/>
+            </w:pPr>
             <w:r/>
             <w:r>
               <w:rPr>
                 <w:b w:val="0"/>
                 <w:i w:val="0"/>
+                <w:sz w:val="19"/>
               </w:rPr>
               <w:t>Indicat</w:t>
             </w:r>
@@ -2201,14 +3126,19 @@
         </w:tc>
         <w:tc>
           <w:tcPr>
-            <w:tcW w:type="dxa" w:w="900"/>
+            <w:tcW w:type="dxa" w:w="760"/>
+            <w:vAlign w:val="top"/>
           </w:tcPr>
           <w:p>
+            <w:pPr>
+              <w:spacing w:after="40" w:line="240" w:lineRule="auto"/>
+            </w:pPr>
             <w:r/>
             <w:r>
               <w:rPr>
                 <w:b w:val="0"/>
                 <w:i w:val="0"/>
+                <w:sz w:val="19"/>
               </w:rPr>
               <w:t>A</w:t>
             </w:r>
@@ -2216,14 +3146,19 @@
         </w:tc>
         <w:tc>
           <w:tcPr>
-            <w:tcW w:type="dxa" w:w="1100"/>
+            <w:tcW w:type="dxa" w:w="800"/>
+            <w:vAlign w:val="top"/>
           </w:tcPr>
           <w:p>
+            <w:pPr>
+              <w:spacing w:after="40" w:line="240" w:lineRule="auto"/>
+            </w:pPr>
             <w:r/>
             <w:r>
               <w:rPr>
                 <w:b w:val="0"/>
                 <w:i w:val="0"/>
+                <w:sz w:val="19"/>
               </w:rPr>
               <w:t>0</w:t>
             </w:r>
@@ -2231,14 +3166,19 @@
         </w:tc>
         <w:tc>
           <w:tcPr>
-            <w:tcW w:type="dxa" w:w="3000"/>
+            <w:tcW w:type="dxa" w:w="3400"/>
+            <w:vAlign w:val="top"/>
           </w:tcPr>
           <w:p>
+            <w:pPr>
+              <w:spacing w:after="40" w:line="240" w:lineRule="auto"/>
+            </w:pPr>
             <w:r/>
             <w:r>
               <w:rPr>
                 <w:b w:val="0"/>
                 <w:i w:val="0"/>
+                <w:sz w:val="19"/>
               </w:rPr>
               <w:t>Primă intenție la suspiciune clinică: edem osos subcondral pe STIR = sacroiliită activă precoce, când radiografia e încă normală.</w:t>
             </w:r>
@@ -2246,28 +3186,38 @@
         </w:tc>
         <w:tc>
           <w:tcPr>
-            <w:tcW w:type="dxa" w:w="1500"/>
+            <w:tcW w:type="dxa" w:w="2100"/>
+            <w:vAlign w:val="top"/>
           </w:tcPr>
           <w:p>
+            <w:pPr>
+              <w:spacing w:after="40" w:line="240" w:lineRule="auto"/>
+            </w:pPr>
             <w:r/>
             <w:r>
               <w:rPr>
                 <w:b w:val="0"/>
                 <w:i w:val="0"/>
+                <w:sz w:val="19"/>
               </w:rPr>
             </w:r>
           </w:p>
         </w:tc>
         <w:tc>
           <w:tcPr>
-            <w:tcW w:type="dxa" w:w="1800"/>
+            <w:tcW w:type="dxa" w:w="3160"/>
+            <w:vAlign w:val="top"/>
           </w:tcPr>
           <w:p>
+            <w:pPr>
+              <w:spacing w:after="40" w:line="240" w:lineRule="auto"/>
+            </w:pPr>
             <w:r/>
             <w:r>
               <w:rPr>
                 <w:b w:val="0"/>
                 <w:i w:val="0"/>
+                <w:sz w:val="19"/>
               </w:rPr>
             </w:r>
           </w:p>
@@ -2276,14 +3226,19 @@
       <w:tr>
         <w:tc>
           <w:tcPr>
-            <w:tcW w:type="dxa" w:w="800"/>
+            <w:tcW w:type="dxa" w:w="640"/>
+            <w:vAlign w:val="top"/>
           </w:tcPr>
           <w:p>
+            <w:pPr>
+              <w:spacing w:after="40" w:line="240" w:lineRule="auto"/>
+            </w:pPr>
             <w:r/>
             <w:r>
               <w:rPr>
                 <w:b w:val="0"/>
                 <w:i w:val="0"/>
+                <w:sz w:val="19"/>
               </w:rPr>
               <w:t>G</w:t>
             </w:r>
@@ -2291,14 +3246,19 @@
         </w:tc>
         <w:tc>
           <w:tcPr>
-            <w:tcW w:type="dxa" w:w="1800"/>
+            <w:tcW w:type="dxa" w:w="2360"/>
+            <w:vAlign w:val="top"/>
           </w:tcPr>
           <w:p>
+            <w:pPr>
+              <w:spacing w:after="40" w:line="240" w:lineRule="auto"/>
+            </w:pPr>
             <w:r/>
             <w:r>
               <w:rPr>
                 <w:b w:val="0"/>
                 <w:i w:val="0"/>
+                <w:sz w:val="19"/>
               </w:rPr>
               <w:t>Radiografie de bazin / sacro-iliace</w:t>
             </w:r>
@@ -2306,14 +3266,19 @@
         </w:tc>
         <w:tc>
           <w:tcPr>
-            <w:tcW w:type="dxa" w:w="3000"/>
+            <w:tcW w:type="dxa" w:w="1900"/>
+            <w:vAlign w:val="top"/>
           </w:tcPr>
           <w:p>
+            <w:pPr>
+              <w:spacing w:after="40" w:line="240" w:lineRule="auto"/>
+            </w:pPr>
             <w:r/>
             <w:r>
               <w:rPr>
                 <w:b w:val="0"/>
                 <w:i w:val="0"/>
+                <w:sz w:val="19"/>
               </w:rPr>
               <w:t>Doar în cazuri particulare</w:t>
             </w:r>
@@ -2321,14 +3286,19 @@
         </w:tc>
         <w:tc>
           <w:tcPr>
-            <w:tcW w:type="dxa" w:w="900"/>
+            <w:tcW w:type="dxa" w:w="760"/>
+            <w:vAlign w:val="top"/>
           </w:tcPr>
           <w:p>
+            <w:pPr>
+              <w:spacing w:after="40" w:line="240" w:lineRule="auto"/>
+            </w:pPr>
             <w:r/>
             <w:r>
               <w:rPr>
                 <w:b w:val="0"/>
                 <w:i w:val="0"/>
+                <w:sz w:val="19"/>
               </w:rPr>
               <w:t>B</w:t>
             </w:r>
@@ -2336,14 +3306,19 @@
         </w:tc>
         <w:tc>
           <w:tcPr>
-            <w:tcW w:type="dxa" w:w="1100"/>
+            <w:tcW w:type="dxa" w:w="800"/>
+            <w:vAlign w:val="top"/>
           </w:tcPr>
           <w:p>
+            <w:pPr>
+              <w:spacing w:after="40" w:line="240" w:lineRule="auto"/>
+            </w:pPr>
             <w:r/>
             <w:r>
               <w:rPr>
                 <w:b w:val="0"/>
                 <w:i w:val="0"/>
+                <w:sz w:val="19"/>
               </w:rPr>
               <w:t>1–2</w:t>
             </w:r>
@@ -2351,14 +3326,19 @@
         </w:tc>
         <w:tc>
           <w:tcPr>
-            <w:tcW w:type="dxa" w:w="3000"/>
+            <w:tcW w:type="dxa" w:w="3400"/>
+            <w:vAlign w:val="top"/>
           </w:tcPr>
           <w:p>
+            <w:pPr>
+              <w:spacing w:after="40" w:line="240" w:lineRule="auto"/>
+            </w:pPr>
             <w:r/>
             <w:r>
               <w:rPr>
                 <w:b w:val="0"/>
                 <w:i w:val="0"/>
+                <w:sz w:val="19"/>
               </w:rPr>
               <w:t>Pentru sacroiliita structurală tardivă; normală în faza precoce.</w:t>
             </w:r>
@@ -2366,28 +3346,38 @@
         </w:tc>
         <w:tc>
           <w:tcPr>
-            <w:tcW w:type="dxa" w:w="1500"/>
+            <w:tcW w:type="dxa" w:w="2100"/>
+            <w:vAlign w:val="top"/>
           </w:tcPr>
           <w:p>
+            <w:pPr>
+              <w:spacing w:after="40" w:line="240" w:lineRule="auto"/>
+            </w:pPr>
             <w:r/>
             <w:r>
               <w:rPr>
                 <w:b w:val="0"/>
                 <w:i w:val="0"/>
+                <w:sz w:val="19"/>
               </w:rPr>
             </w:r>
           </w:p>
         </w:tc>
         <w:tc>
           <w:tcPr>
-            <w:tcW w:type="dxa" w:w="1800"/>
+            <w:tcW w:type="dxa" w:w="3160"/>
+            <w:vAlign w:val="top"/>
           </w:tcPr>
           <w:p>
+            <w:pPr>
+              <w:spacing w:after="40" w:line="240" w:lineRule="auto"/>
+            </w:pPr>
             <w:r/>
             <w:r>
               <w:rPr>
                 <w:b w:val="0"/>
                 <w:i w:val="0"/>
+                <w:sz w:val="19"/>
               </w:rPr>
             </w:r>
           </w:p>
@@ -2396,14 +3386,19 @@
       <w:tr>
         <w:tc>
           <w:tcPr>
-            <w:tcW w:type="dxa" w:w="800"/>
+            <w:tcW w:type="dxa" w:w="640"/>
+            <w:vAlign w:val="top"/>
           </w:tcPr>
           <w:p>
+            <w:pPr>
+              <w:spacing w:after="40" w:line="240" w:lineRule="auto"/>
+            </w:pPr>
             <w:r/>
             <w:r>
               <w:rPr>
                 <w:b w:val="0"/>
                 <w:i w:val="0"/>
+                <w:sz w:val="19"/>
               </w:rPr>
               <w:t>T</w:t>
             </w:r>
@@ -2411,14 +3406,19 @@
         </w:tc>
         <w:tc>
           <w:tcPr>
-            <w:tcW w:type="dxa" w:w="1800"/>
+            <w:tcW w:type="dxa" w:w="2360"/>
+            <w:vAlign w:val="top"/>
           </w:tcPr>
           <w:p>
+            <w:pPr>
+              <w:spacing w:after="40" w:line="240" w:lineRule="auto"/>
+            </w:pPr>
             <w:r/>
             <w:r>
               <w:rPr>
                 <w:b w:val="0"/>
                 <w:i w:val="0"/>
+                <w:sz w:val="19"/>
               </w:rPr>
               <w:t>CT sacro-iliace</w:t>
             </w:r>
@@ -2426,14 +3426,19 @@
         </w:tc>
         <w:tc>
           <w:tcPr>
-            <w:tcW w:type="dxa" w:w="3000"/>
+            <w:tcW w:type="dxa" w:w="1900"/>
+            <w:vAlign w:val="top"/>
           </w:tcPr>
           <w:p>
+            <w:pPr>
+              <w:spacing w:after="40" w:line="240" w:lineRule="auto"/>
+            </w:pPr>
             <w:r/>
             <w:r>
               <w:rPr>
                 <w:b w:val="0"/>
                 <w:i w:val="0"/>
+                <w:sz w:val="19"/>
               </w:rPr>
               <w:t>Doar cu aviz specializat</w:t>
             </w:r>
@@ -2441,14 +3446,19 @@
         </w:tc>
         <w:tc>
           <w:tcPr>
-            <w:tcW w:type="dxa" w:w="900"/>
+            <w:tcW w:type="dxa" w:w="760"/>
+            <w:vAlign w:val="top"/>
           </w:tcPr>
           <w:p>
+            <w:pPr>
+              <w:spacing w:after="40" w:line="240" w:lineRule="auto"/>
+            </w:pPr>
             <w:r/>
             <w:r>
               <w:rPr>
                 <w:b w:val="0"/>
                 <w:i w:val="0"/>
+                <w:sz w:val="19"/>
               </w:rPr>
               <w:t>B</w:t>
             </w:r>
@@ -2456,14 +3466,19 @@
         </w:tc>
         <w:tc>
           <w:tcPr>
-            <w:tcW w:type="dxa" w:w="1100"/>
+            <w:tcW w:type="dxa" w:w="800"/>
+            <w:vAlign w:val="top"/>
           </w:tcPr>
           <w:p>
+            <w:pPr>
+              <w:spacing w:after="40" w:line="240" w:lineRule="auto"/>
+            </w:pPr>
             <w:r/>
             <w:r>
               <w:rPr>
                 <w:b w:val="0"/>
                 <w:i w:val="0"/>
+                <w:sz w:val="19"/>
               </w:rPr>
               <w:t>2–3</w:t>
             </w:r>
@@ -2471,14 +3486,19 @@
         </w:tc>
         <w:tc>
           <w:tcPr>
-            <w:tcW w:type="dxa" w:w="3000"/>
+            <w:tcW w:type="dxa" w:w="3400"/>
+            <w:vAlign w:val="top"/>
           </w:tcPr>
           <w:p>
+            <w:pPr>
+              <w:spacing w:after="40" w:line="240" w:lineRule="auto"/>
+            </w:pPr>
             <w:r/>
             <w:r>
               <w:rPr>
                 <w:b w:val="0"/>
                 <w:i w:val="0"/>
+                <w:sz w:val="19"/>
               </w:rPr>
               <w:t>Leziuni structurale echivoce pe radiografie; iradiere mai mare.</w:t>
             </w:r>
@@ -2486,28 +3506,38 @@
         </w:tc>
         <w:tc>
           <w:tcPr>
-            <w:tcW w:type="dxa" w:w="1500"/>
+            <w:tcW w:type="dxa" w:w="2100"/>
+            <w:vAlign w:val="top"/>
           </w:tcPr>
           <w:p>
+            <w:pPr>
+              <w:spacing w:after="40" w:line="240" w:lineRule="auto"/>
+            </w:pPr>
             <w:r/>
             <w:r>
               <w:rPr>
                 <w:b w:val="0"/>
                 <w:i w:val="0"/>
+                <w:sz w:val="19"/>
               </w:rPr>
             </w:r>
           </w:p>
         </w:tc>
         <w:tc>
           <w:tcPr>
-            <w:tcW w:type="dxa" w:w="1800"/>
+            <w:tcW w:type="dxa" w:w="3160"/>
+            <w:vAlign w:val="top"/>
           </w:tcPr>
           <w:p>
+            <w:pPr>
+              <w:spacing w:after="40" w:line="240" w:lineRule="auto"/>
+            </w:pPr>
             <w:r/>
             <w:r>
               <w:rPr>
                 <w:b w:val="0"/>
                 <w:i w:val="0"/>
+                <w:sz w:val="19"/>
               </w:rPr>
             </w:r>
           </w:p>
@@ -2520,25 +3550,82 @@
         <w:pStyle w:val="Heading2"/>
       </w:pPr>
       <w:r>
-        <w:rPr>
-          <w:color w:val="1C5D8C"/>
-        </w:rPr>
         <w:t>4. Duplicate de rezolvat</w:t>
       </w:r>
     </w:p>
     <w:p>
       <w:r>
-        <w:t>(niciun duplicat deschis pentru acest capitol)</w:t>
+        <w:rPr>
+          <w:i/>
+          <w:color w:val="555555"/>
+        </w:rPr>
+        <w:t>Niciun duplicat deschis pentru acest capitol.</w:t>
       </w:r>
     </w:p>
     <w:sectPr>
-      <w:pgSz w:w="15840" w:h="12240" w:orient="landscape"/>
-      <w:pgMar w:top="1440" w:right="850" w:bottom="1440" w:left="850" w:header="720" w:footer="720" w:gutter="0"/>
+      <w:footerReference w:type="default" r:id="rId9"/>
+      <w:pgSz w:w="16838" w:h="11906" w:orient="landscape"/>
+      <w:pgMar w:top="850" w:right="850" w:bottom="850" w:left="850" w:header="720" w:footer="720" w:gutter="0"/>
       <w:cols w:space="720"/>
       <w:docGrid w:linePitch="360"/>
     </w:sectPr>
   </w:body>
 </w:document>
+</file>
+
+<file path=word/footer1.xml><?xml version="1.0" encoding="utf-8"?>
+<w:ftr xmlns:m="http://schemas.openxmlformats.org/officeDocument/2006/math" xmlns:mc="http://schemas.openxmlformats.org/markup-compatibility/2006" xmlns:mo="http://schemas.microsoft.com/office/mac/office/2008/main" xmlns:mv="urn:schemas-microsoft-com:mac:vml" xmlns:o="urn:schemas-microsoft-com:office:office" xmlns:r="http://schemas.openxmlformats.org/officeDocument/2006/relationships" xmlns:v="urn:schemas-microsoft-com:vml" xmlns:w10="urn:schemas-microsoft-com:office:word" xmlns:w14="http://schemas.microsoft.com/office/word/2010/wordml" xmlns:w="http://schemas.openxmlformats.org/wordprocessingml/2006/main" xmlns:wne="http://schemas.microsoft.com/office/word/2006/wordml" xmlns:wp14="http://schemas.microsoft.com/office/word/2010/wordprocessingDrawing" xmlns:wp="http://schemas.openxmlformats.org/drawingml/2006/wordprocessingDrawing" xmlns:wpc="http://schemas.microsoft.com/office/word/2010/wordprocessingCanvas" xmlns:wpg="http://schemas.microsoft.com/office/word/2010/wordprocessingGroup" xmlns:wpi="http://schemas.microsoft.com/office/word/2010/wordprocessingInk" xmlns:wps="http://schemas.microsoft.com/office/word/2010/wordprocessingShape" mc:Ignorable="w14 wp14">
+  <w:p>
+    <w:pPr>
+      <w:pStyle w:val="Footer"/>
+      <w:tabs>
+        <w:tab w:pos="4680" w:val="clear"/>
+        <w:tab w:pos="9360" w:val="clear"/>
+        <w:tab w:pos="15138" w:val="right"/>
+      </w:tabs>
+    </w:pPr>
+    <w:r>
+      <w:rPr>
+        <w:color w:val="555555"/>
+        <w:sz w:val="18"/>
+      </w:rPr>
+      <w:t>Coloană vertebrală — pachet de review</w:t>
+      <w:tab/>
+    </w:r>
+    <w:r>
+      <w:rPr>
+        <w:color w:val="555555"/>
+        <w:sz w:val="18"/>
+      </w:rPr>
+      <w:t xml:space="preserve">Pagina </w:t>
+    </w:r>
+    <w:r>
+      <w:rPr>
+        <w:color w:val="555555"/>
+        <w:sz w:val="18"/>
+      </w:rPr>
+      <w:fldChar w:fldCharType="begin"/>
+      <w:instrText xml:space="preserve">PAGE</w:instrText>
+      <w:fldChar w:fldCharType="end"/>
+    </w:r>
+    <w:r>
+      <w:rPr>
+        <w:color w:val="555555"/>
+        <w:sz w:val="18"/>
+      </w:rPr>
+      <w:t xml:space="preserve"> din </w:t>
+    </w:r>
+    <w:r>
+      <w:rPr>
+        <w:color w:val="555555"/>
+        <w:sz w:val="18"/>
+      </w:rPr>
+      <w:fldChar w:fldCharType="begin"/>
+      <w:instrText xml:space="preserve">NUMPAGES</w:instrText>
+      <w:fldChar w:fldCharType="end"/>
+    </w:r>
+  </w:p>
+</w:ftr>
 </file>
 
 <file path=word/numbering.xml><?xml version="1.0" encoding="utf-8"?>
@@ -2904,6 +3991,13 @@
     <w:name w:val="Normal"/>
     <w:qFormat/>
     <w:rsid w:val="00FC693F"/>
+    <w:pPr>
+      <w:spacing w:after="160" w:line="276" w:lineRule="auto"/>
+    </w:pPr>
+    <w:rPr>
+      <w:rFonts w:ascii="Calibri" w:hAnsi="Calibri" w:eastAsia="Calibri"/>
+      <w:sz w:val="22"/>
+    </w:rPr>
   </w:style>
   <w:style w:type="paragraph" w:styleId="Header">
     <w:name w:val="header"/>
@@ -2960,15 +4054,15 @@
     <w:pPr>
       <w:keepNext/>
       <w:keepLines/>
-      <w:spacing w:before="480" w:after="0"/>
+      <w:spacing w:before="0" w:after="120"/>
       <w:outlineLvl w:val="0"/>
     </w:pPr>
     <w:rPr>
-      <w:rFonts w:asciiTheme="majorHAnsi" w:eastAsiaTheme="majorEastAsia" w:hAnsiTheme="majorHAnsi" w:cstheme="majorBidi"/>
+      <w:rFonts w:asciiTheme="majorHAnsi" w:eastAsiaTheme="majorEastAsia" w:hAnsiTheme="majorHAnsi" w:cstheme="majorBidi" w:ascii="Calibri" w:hAnsi="Calibri"/>
       <w:b/>
       <w:bCs/>
-      <w:color w:val="365F91" w:themeColor="accent1" w:themeShade="BF"/>
-      <w:sz w:val="28"/>
+      <w:color w:val="1C5D8C"/>
+      <w:sz w:val="40"/>
       <w:szCs w:val="28"/>
     </w:rPr>
   </w:style>
@@ -2984,14 +4078,14 @@
     <w:pPr>
       <w:keepNext/>
       <w:keepLines/>
-      <w:spacing w:before="200" w:after="0"/>
+      <w:spacing w:before="320" w:after="120"/>
       <w:outlineLvl w:val="1"/>
     </w:pPr>
     <w:rPr>
-      <w:rFonts w:asciiTheme="majorHAnsi" w:eastAsiaTheme="majorEastAsia" w:hAnsiTheme="majorHAnsi" w:cstheme="majorBidi"/>
+      <w:rFonts w:asciiTheme="majorHAnsi" w:eastAsiaTheme="majorEastAsia" w:hAnsiTheme="majorHAnsi" w:cstheme="majorBidi" w:ascii="Calibri" w:hAnsi="Calibri"/>
       <w:b/>
       <w:bCs/>
-      <w:color w:val="4F81BD" w:themeColor="accent1"/>
+      <w:color w:val="1C5D8C"/>
       <w:sz w:val="26"/>
       <w:szCs w:val="26"/>
     </w:rPr>
@@ -3008,14 +4102,15 @@
     <w:pPr>
       <w:keepNext/>
       <w:keepLines/>
-      <w:spacing w:before="200" w:after="0"/>
+      <w:spacing w:before="240" w:after="80"/>
       <w:outlineLvl w:val="2"/>
     </w:pPr>
     <w:rPr>
-      <w:rFonts w:asciiTheme="majorHAnsi" w:eastAsiaTheme="majorEastAsia" w:hAnsiTheme="majorHAnsi" w:cstheme="majorBidi"/>
+      <w:rFonts w:asciiTheme="majorHAnsi" w:eastAsiaTheme="majorEastAsia" w:hAnsiTheme="majorHAnsi" w:cstheme="majorBidi" w:ascii="Calibri" w:hAnsi="Calibri"/>
       <w:b/>
       <w:bCs/>
-      <w:color w:val="4F81BD" w:themeColor="accent1"/>
+      <w:color w:val="1C5D8C"/>
+      <w:sz w:val="23"/>
     </w:rPr>
   </w:style>
   <w:style w:type="paragraph" w:styleId="Heading4">
@@ -3431,8 +4526,13 @@
       <w:numPr>
         <w:numId w:val="1"/>
       </w:numPr>
+      <w:spacing w:before="0" w:after="80"/>
       <w:contextualSpacing/>
     </w:pPr>
+    <w:rPr>
+      <w:rFonts w:ascii="Calibri" w:hAnsi="Calibri"/>
+      <w:sz w:val="22"/>
+    </w:rPr>
   </w:style>
   <w:style w:type="paragraph" w:styleId="ListBullet2">
     <w:name w:val="List Bullet 2"/>

--- a/pentru-editori/12-coloana-vertebrala/12-coloana-vertebrala.docx
+++ b/pentru-editori/12-coloana-vertebrala/12-coloana-vertebrala.docx
@@ -33,7 +33,7 @@
     </w:p>
     <w:p>
       <w:r>
-        <w:t>Documentul cuprinde, pentru capitolul dumneavoastră: modificările deja aplicate (informativ), problemele rămase de decis, propunerile de conținut nou și duplicatele de rezolvat. Conținutul actual al capitolului nu este reprodus aici — vine din fișierul GHID.csv, transmis alături.</w:t>
+        <w:t>Documentul cuprinde, pentru capitolul dumneavoastră: modificările deja aplicate (informativ), problemele rămase de decis, propunerile de conținut nou și duplicatele de rezolvat. Conținutul actual al capitolului nu este reprodus aici — vine din fișierele GHID.csv și GHID.html, atașate.</w:t>
       </w:r>
     </w:p>
     <w:p>
@@ -47,7 +47,7 @@
           <w:i/>
           <w:color w:val="555555"/>
         </w:rPr>
-        <w:t>Transmise alături: GHID.csv — conținutul integral al ghidului — și memoul „Decizii structurale comune”, de citit înaintea acestui pachet.</w:t>
+        <w:t>Atașate: GHID.csv și GHID.html — conținutul integral al ghidului — și memoul „Decizii structurale comune”, de citit înaintea acestui pachet.</w:t>
       </w:r>
     </w:p>
     <w:p>
@@ -107,13 +107,9 @@
             </w:pPr>
             <w:r>
               <w:rPr>
-                <w:color w:val="FFFFFF"/>
-              </w:rPr>
-            </w:r>
-            <w:r>
-              <w:rPr>
                 <w:b/>
                 <w:i w:val="0"/>
+                <w:color w:val="FFFFFF"/>
                 <w:sz w:val="19"/>
               </w:rPr>
               <w:t>Problemă</w:t>
@@ -132,13 +128,9 @@
             </w:pPr>
             <w:r>
               <w:rPr>
-                <w:color w:val="FFFFFF"/>
-              </w:rPr>
-            </w:r>
-            <w:r>
-              <w:rPr>
                 <w:b/>
                 <w:i w:val="0"/>
+                <w:color w:val="FFFFFF"/>
                 <w:sz w:val="19"/>
               </w:rPr>
               <w:t>Decizie</w:t>
@@ -157,13 +149,9 @@
             </w:pPr>
             <w:r>
               <w:rPr>
-                <w:color w:val="FFFFFF"/>
-              </w:rPr>
-            </w:r>
-            <w:r>
-              <w:rPr>
                 <w:b/>
                 <w:i w:val="0"/>
+                <w:color w:val="FFFFFF"/>
                 <w:sz w:val="19"/>
               </w:rPr>
               <w:t>Comentariu</w:t>
@@ -181,7 +169,6 @@
             <w:pPr>
               <w:spacing w:after="60" w:line="240" w:lineRule="auto"/>
             </w:pPr>
-            <w:r/>
             <w:r>
               <w:rPr>
                 <w:b/>
@@ -234,7 +221,6 @@
             <w:pPr>
               <w:spacing w:after="40" w:line="240" w:lineRule="auto"/>
             </w:pPr>
-            <w:r/>
             <w:r>
               <w:rPr>
                 <w:b w:val="0"/>
@@ -253,7 +239,6 @@
             <w:pPr>
               <w:spacing w:after="40" w:line="240" w:lineRule="auto"/>
             </w:pPr>
-            <w:r/>
             <w:r>
               <w:rPr>
                 <w:b w:val="0"/>
@@ -274,7 +259,6 @@
             <w:pPr>
               <w:spacing w:after="60" w:line="240" w:lineRule="auto"/>
             </w:pPr>
-            <w:r/>
             <w:r>
               <w:rPr>
                 <w:b/>
@@ -338,7 +322,6 @@
             <w:pPr>
               <w:spacing w:after="40" w:line="240" w:lineRule="auto"/>
             </w:pPr>
-            <w:r/>
             <w:r>
               <w:rPr>
                 <w:b w:val="0"/>
@@ -357,7 +340,6 @@
             <w:pPr>
               <w:spacing w:after="40" w:line="240" w:lineRule="auto"/>
             </w:pPr>
-            <w:r/>
             <w:r>
               <w:rPr>
                 <w:b w:val="0"/>
@@ -378,7 +360,6 @@
             <w:pPr>
               <w:spacing w:after="60" w:line="240" w:lineRule="auto"/>
             </w:pPr>
-            <w:r/>
             <w:r>
               <w:rPr>
                 <w:b/>
@@ -431,7 +412,6 @@
             <w:pPr>
               <w:spacing w:after="40" w:line="240" w:lineRule="auto"/>
             </w:pPr>
-            <w:r/>
             <w:r>
               <w:rPr>
                 <w:b w:val="0"/>
@@ -450,7 +430,6 @@
             <w:pPr>
               <w:spacing w:after="40" w:line="240" w:lineRule="auto"/>
             </w:pPr>
-            <w:r/>
             <w:r>
               <w:rPr>
                 <w:b w:val="0"/>
@@ -471,7 +450,6 @@
             <w:pPr>
               <w:spacing w:after="60" w:line="240" w:lineRule="auto"/>
             </w:pPr>
-            <w:r/>
             <w:r>
               <w:rPr>
                 <w:b/>
@@ -524,7 +502,6 @@
             <w:pPr>
               <w:spacing w:after="40" w:line="240" w:lineRule="auto"/>
             </w:pPr>
-            <w:r/>
             <w:r>
               <w:rPr>
                 <w:b w:val="0"/>
@@ -543,7 +520,6 @@
             <w:pPr>
               <w:spacing w:after="40" w:line="240" w:lineRule="auto"/>
             </w:pPr>
-            <w:r/>
             <w:r>
               <w:rPr>
                 <w:b w:val="0"/>
@@ -564,7 +540,6 @@
             <w:pPr>
               <w:spacing w:after="60" w:line="240" w:lineRule="auto"/>
             </w:pPr>
-            <w:r/>
             <w:r>
               <w:rPr>
                 <w:b/>
@@ -617,7 +592,6 @@
             <w:pPr>
               <w:spacing w:after="40" w:line="240" w:lineRule="auto"/>
             </w:pPr>
-            <w:r/>
             <w:r>
               <w:rPr>
                 <w:b w:val="0"/>
@@ -636,7 +610,6 @@
             <w:pPr>
               <w:spacing w:after="40" w:line="240" w:lineRule="auto"/>
             </w:pPr>
-            <w:r/>
             <w:r>
               <w:rPr>
                 <w:b w:val="0"/>
@@ -658,7 +631,7 @@
     </w:p>
     <w:p>
       <w:r>
-        <w:t>Gradele și dozele sunt orientative — se validează clinic. Fiecare rând se aprobă, se respinge sau se amână separat.</w:t>
+        <w:t>Gradele și dozele sunt orientative — necesită validare. Fiecare rând, separat, se aprobă, se respinge sau se amână.</w:t>
       </w:r>
     </w:p>
     <w:p>
@@ -711,13 +684,9 @@
             </w:pPr>
             <w:r>
               <w:rPr>
-                <w:color w:val="FFFFFF"/>
-              </w:rPr>
-            </w:r>
-            <w:r>
-              <w:rPr>
                 <w:b/>
                 <w:i w:val="0"/>
+                <w:color w:val="FFFFFF"/>
                 <w:sz w:val="19"/>
               </w:rPr>
               <w:t>Tip</w:t>
@@ -736,13 +705,9 @@
             </w:pPr>
             <w:r>
               <w:rPr>
-                <w:color w:val="FFFFFF"/>
-              </w:rPr>
-            </w:r>
-            <w:r>
-              <w:rPr>
                 <w:b/>
                 <w:i w:val="0"/>
+                <w:color w:val="FFFFFF"/>
                 <w:sz w:val="19"/>
               </w:rPr>
               <w:t>Examen</w:t>
@@ -761,13 +726,9 @@
             </w:pPr>
             <w:r>
               <w:rPr>
-                <w:color w:val="FFFFFF"/>
-              </w:rPr>
-            </w:r>
-            <w:r>
-              <w:rPr>
                 <w:b/>
                 <w:i w:val="0"/>
+                <w:color w:val="FFFFFF"/>
                 <w:sz w:val="19"/>
               </w:rPr>
               <w:t>Indicație</w:t>
@@ -786,13 +747,9 @@
             </w:pPr>
             <w:r>
               <w:rPr>
-                <w:color w:val="FFFFFF"/>
-              </w:rPr>
-            </w:r>
-            <w:r>
-              <w:rPr>
                 <w:b/>
                 <w:i w:val="0"/>
+                <w:color w:val="FFFFFF"/>
                 <w:sz w:val="19"/>
               </w:rPr>
               <w:t>Grad</w:t>
@@ -811,13 +768,9 @@
             </w:pPr>
             <w:r>
               <w:rPr>
-                <w:color w:val="FFFFFF"/>
-              </w:rPr>
-            </w:r>
-            <w:r>
-              <w:rPr>
                 <w:b/>
                 <w:i w:val="0"/>
+                <w:color w:val="FFFFFF"/>
                 <w:sz w:val="19"/>
               </w:rPr>
               <w:t>Doză</w:t>
@@ -836,13 +789,9 @@
             </w:pPr>
             <w:r>
               <w:rPr>
-                <w:color w:val="FFFFFF"/>
-              </w:rPr>
-            </w:r>
-            <w:r>
-              <w:rPr>
                 <w:b/>
                 <w:i w:val="0"/>
+                <w:color w:val="FFFFFF"/>
                 <w:sz w:val="19"/>
               </w:rPr>
               <w:t>Comentarii</w:t>
@@ -861,13 +810,9 @@
             </w:pPr>
             <w:r>
               <w:rPr>
-                <w:color w:val="FFFFFF"/>
-              </w:rPr>
-            </w:r>
-            <w:r>
-              <w:rPr>
                 <w:b/>
                 <w:i w:val="0"/>
+                <w:color w:val="FFFFFF"/>
                 <w:sz w:val="19"/>
               </w:rPr>
               <w:t>Decizie</w:t>
@@ -886,13 +831,9 @@
             </w:pPr>
             <w:r>
               <w:rPr>
-                <w:color w:val="FFFFFF"/>
-              </w:rPr>
-            </w:r>
-            <w:r>
-              <w:rPr>
                 <w:b/>
                 <w:i w:val="0"/>
+                <w:color w:val="FFFFFF"/>
                 <w:sz w:val="19"/>
               </w:rPr>
               <w:t>Comentariu editor</w:t>
@@ -910,7 +851,6 @@
             <w:pPr>
               <w:spacing w:after="40" w:line="240" w:lineRule="auto"/>
             </w:pPr>
-            <w:r/>
             <w:r>
               <w:rPr>
                 <w:b w:val="0"/>
@@ -930,7 +870,6 @@
             <w:pPr>
               <w:spacing w:after="40" w:line="240" w:lineRule="auto"/>
             </w:pPr>
-            <w:r/>
             <w:r>
               <w:rPr>
                 <w:b w:val="0"/>
@@ -950,7 +889,6 @@
             <w:pPr>
               <w:spacing w:after="40" w:line="240" w:lineRule="auto"/>
             </w:pPr>
-            <w:r/>
             <w:r>
               <w:rPr>
                 <w:b w:val="0"/>
@@ -970,7 +908,6 @@
             <w:pPr>
               <w:spacing w:after="40" w:line="240" w:lineRule="auto"/>
             </w:pPr>
-            <w:r/>
             <w:r>
               <w:rPr>
                 <w:b w:val="0"/>
@@ -990,7 +927,6 @@
             <w:pPr>
               <w:spacing w:after="40" w:line="240" w:lineRule="auto"/>
             </w:pPr>
-            <w:r/>
             <w:r>
               <w:rPr>
                 <w:b w:val="0"/>
@@ -1010,7 +946,6 @@
             <w:pPr>
               <w:spacing w:after="40" w:line="240" w:lineRule="auto"/>
             </w:pPr>
-            <w:r/>
             <w:r>
               <w:rPr>
                 <w:b w:val="0"/>
@@ -1030,7 +965,6 @@
             <w:pPr>
               <w:spacing w:after="40" w:line="240" w:lineRule="auto"/>
             </w:pPr>
-            <w:r/>
             <w:r>
               <w:rPr>
                 <w:b w:val="0"/>
@@ -1049,7 +983,6 @@
             <w:pPr>
               <w:spacing w:after="40" w:line="240" w:lineRule="auto"/>
             </w:pPr>
-            <w:r/>
             <w:r>
               <w:rPr>
                 <w:b w:val="0"/>
@@ -1070,7 +1003,6 @@
             <w:pPr>
               <w:spacing w:after="40" w:line="240" w:lineRule="auto"/>
             </w:pPr>
-            <w:r/>
             <w:r>
               <w:rPr>
                 <w:b w:val="0"/>
@@ -1090,7 +1022,6 @@
             <w:pPr>
               <w:spacing w:after="40" w:line="240" w:lineRule="auto"/>
             </w:pPr>
-            <w:r/>
             <w:r>
               <w:rPr>
                 <w:b w:val="0"/>
@@ -1110,7 +1041,6 @@
             <w:pPr>
               <w:spacing w:after="40" w:line="240" w:lineRule="auto"/>
             </w:pPr>
-            <w:r/>
             <w:r>
               <w:rPr>
                 <w:b w:val="0"/>
@@ -1130,7 +1060,6 @@
             <w:pPr>
               <w:spacing w:after="40" w:line="240" w:lineRule="auto"/>
             </w:pPr>
-            <w:r/>
             <w:r>
               <w:rPr>
                 <w:b w:val="0"/>
@@ -1150,7 +1079,6 @@
             <w:pPr>
               <w:spacing w:after="40" w:line="240" w:lineRule="auto"/>
             </w:pPr>
-            <w:r/>
             <w:r>
               <w:rPr>
                 <w:b w:val="0"/>
@@ -1170,7 +1098,6 @@
             <w:pPr>
               <w:spacing w:after="40" w:line="240" w:lineRule="auto"/>
             </w:pPr>
-            <w:r/>
             <w:r>
               <w:rPr>
                 <w:b w:val="0"/>
@@ -1190,7 +1117,6 @@
             <w:pPr>
               <w:spacing w:after="40" w:line="240" w:lineRule="auto"/>
             </w:pPr>
-            <w:r/>
             <w:r>
               <w:rPr>
                 <w:b w:val="0"/>
@@ -1209,7 +1135,6 @@
             <w:pPr>
               <w:spacing w:after="40" w:line="240" w:lineRule="auto"/>
             </w:pPr>
-            <w:r/>
             <w:r>
               <w:rPr>
                 <w:b w:val="0"/>
@@ -1230,7 +1155,6 @@
             <w:pPr>
               <w:spacing w:after="40" w:line="240" w:lineRule="auto"/>
             </w:pPr>
-            <w:r/>
             <w:r>
               <w:rPr>
                 <w:b w:val="0"/>
@@ -1250,7 +1174,6 @@
             <w:pPr>
               <w:spacing w:after="40" w:line="240" w:lineRule="auto"/>
             </w:pPr>
-            <w:r/>
             <w:r>
               <w:rPr>
                 <w:b w:val="0"/>
@@ -1270,7 +1193,6 @@
             <w:pPr>
               <w:spacing w:after="40" w:line="240" w:lineRule="auto"/>
             </w:pPr>
-            <w:r/>
             <w:r>
               <w:rPr>
                 <w:b w:val="0"/>
@@ -1290,7 +1212,6 @@
             <w:pPr>
               <w:spacing w:after="40" w:line="240" w:lineRule="auto"/>
             </w:pPr>
-            <w:r/>
             <w:r>
               <w:rPr>
                 <w:b w:val="0"/>
@@ -1310,7 +1231,6 @@
             <w:pPr>
               <w:spacing w:after="40" w:line="240" w:lineRule="auto"/>
             </w:pPr>
-            <w:r/>
             <w:r>
               <w:rPr>
                 <w:b w:val="0"/>
@@ -1330,7 +1250,6 @@
             <w:pPr>
               <w:spacing w:after="40" w:line="240" w:lineRule="auto"/>
             </w:pPr>
-            <w:r/>
             <w:r>
               <w:rPr>
                 <w:b w:val="0"/>
@@ -1350,7 +1269,6 @@
             <w:pPr>
               <w:spacing w:after="40" w:line="240" w:lineRule="auto"/>
             </w:pPr>
-            <w:r/>
             <w:r>
               <w:rPr>
                 <w:b w:val="0"/>
@@ -1369,7 +1287,6 @@
             <w:pPr>
               <w:spacing w:after="40" w:line="240" w:lineRule="auto"/>
             </w:pPr>
-            <w:r/>
             <w:r>
               <w:rPr>
                 <w:b w:val="0"/>
@@ -1390,7 +1307,6 @@
             <w:pPr>
               <w:spacing w:after="40" w:line="240" w:lineRule="auto"/>
             </w:pPr>
-            <w:r/>
             <w:r>
               <w:rPr>
                 <w:b w:val="0"/>
@@ -1410,7 +1326,6 @@
             <w:pPr>
               <w:spacing w:after="40" w:line="240" w:lineRule="auto"/>
             </w:pPr>
-            <w:r/>
             <w:r>
               <w:rPr>
                 <w:b w:val="0"/>
@@ -1430,7 +1345,6 @@
             <w:pPr>
               <w:spacing w:after="40" w:line="240" w:lineRule="auto"/>
             </w:pPr>
-            <w:r/>
             <w:r>
               <w:rPr>
                 <w:b w:val="0"/>
@@ -1450,7 +1364,6 @@
             <w:pPr>
               <w:spacing w:after="40" w:line="240" w:lineRule="auto"/>
             </w:pPr>
-            <w:r/>
             <w:r>
               <w:rPr>
                 <w:b w:val="0"/>
@@ -1470,7 +1383,6 @@
             <w:pPr>
               <w:spacing w:after="40" w:line="240" w:lineRule="auto"/>
             </w:pPr>
-            <w:r/>
             <w:r>
               <w:rPr>
                 <w:b w:val="0"/>
@@ -1490,7 +1402,6 @@
             <w:pPr>
               <w:spacing w:after="40" w:line="240" w:lineRule="auto"/>
             </w:pPr>
-            <w:r/>
             <w:r>
               <w:rPr>
                 <w:b w:val="0"/>
@@ -1510,7 +1421,6 @@
             <w:pPr>
               <w:spacing w:after="40" w:line="240" w:lineRule="auto"/>
             </w:pPr>
-            <w:r/>
             <w:r>
               <w:rPr>
                 <w:b w:val="0"/>
@@ -1529,7 +1439,6 @@
             <w:pPr>
               <w:spacing w:after="40" w:line="240" w:lineRule="auto"/>
             </w:pPr>
-            <w:r/>
             <w:r>
               <w:rPr>
                 <w:b w:val="0"/>
@@ -1550,7 +1459,6 @@
             <w:pPr>
               <w:spacing w:after="40" w:line="240" w:lineRule="auto"/>
             </w:pPr>
-            <w:r/>
             <w:r>
               <w:rPr>
                 <w:b w:val="0"/>
@@ -1570,7 +1478,6 @@
             <w:pPr>
               <w:spacing w:after="40" w:line="240" w:lineRule="auto"/>
             </w:pPr>
-            <w:r/>
             <w:r>
               <w:rPr>
                 <w:b w:val="0"/>
@@ -1590,7 +1497,6 @@
             <w:pPr>
               <w:spacing w:after="40" w:line="240" w:lineRule="auto"/>
             </w:pPr>
-            <w:r/>
             <w:r>
               <w:rPr>
                 <w:b w:val="0"/>
@@ -1610,7 +1516,6 @@
             <w:pPr>
               <w:spacing w:after="40" w:line="240" w:lineRule="auto"/>
             </w:pPr>
-            <w:r/>
             <w:r>
               <w:rPr>
                 <w:b w:val="0"/>
@@ -1630,7 +1535,6 @@
             <w:pPr>
               <w:spacing w:after="40" w:line="240" w:lineRule="auto"/>
             </w:pPr>
-            <w:r/>
             <w:r>
               <w:rPr>
                 <w:b w:val="0"/>
@@ -1650,7 +1554,6 @@
             <w:pPr>
               <w:spacing w:after="40" w:line="240" w:lineRule="auto"/>
             </w:pPr>
-            <w:r/>
             <w:r>
               <w:rPr>
                 <w:b w:val="0"/>
@@ -1670,7 +1573,6 @@
             <w:pPr>
               <w:spacing w:after="40" w:line="240" w:lineRule="auto"/>
             </w:pPr>
-            <w:r/>
             <w:r>
               <w:rPr>
                 <w:b w:val="0"/>
@@ -1689,7 +1591,6 @@
             <w:pPr>
               <w:spacing w:after="40" w:line="240" w:lineRule="auto"/>
             </w:pPr>
-            <w:r/>
             <w:r>
               <w:rPr>
                 <w:b w:val="0"/>
@@ -1752,13 +1653,9 @@
             </w:pPr>
             <w:r>
               <w:rPr>
-                <w:color w:val="FFFFFF"/>
-              </w:rPr>
-            </w:r>
-            <w:r>
-              <w:rPr>
                 <w:b/>
                 <w:i w:val="0"/>
+                <w:color w:val="FFFFFF"/>
                 <w:sz w:val="19"/>
               </w:rPr>
               <w:t>Tip</w:t>
@@ -1777,13 +1674,9 @@
             </w:pPr>
             <w:r>
               <w:rPr>
-                <w:color w:val="FFFFFF"/>
-              </w:rPr>
-            </w:r>
-            <w:r>
-              <w:rPr>
                 <w:b/>
                 <w:i w:val="0"/>
+                <w:color w:val="FFFFFF"/>
                 <w:sz w:val="19"/>
               </w:rPr>
               <w:t>Examen</w:t>
@@ -1802,13 +1695,9 @@
             </w:pPr>
             <w:r>
               <w:rPr>
-                <w:color w:val="FFFFFF"/>
-              </w:rPr>
-            </w:r>
-            <w:r>
-              <w:rPr>
                 <w:b/>
                 <w:i w:val="0"/>
+                <w:color w:val="FFFFFF"/>
                 <w:sz w:val="19"/>
               </w:rPr>
               <w:t>Indicație</w:t>
@@ -1827,13 +1716,9 @@
             </w:pPr>
             <w:r>
               <w:rPr>
-                <w:color w:val="FFFFFF"/>
-              </w:rPr>
-            </w:r>
-            <w:r>
-              <w:rPr>
                 <w:b/>
                 <w:i w:val="0"/>
+                <w:color w:val="FFFFFF"/>
                 <w:sz w:val="19"/>
               </w:rPr>
               <w:t>Grad</w:t>
@@ -1852,13 +1737,9 @@
             </w:pPr>
             <w:r>
               <w:rPr>
-                <w:color w:val="FFFFFF"/>
-              </w:rPr>
-            </w:r>
-            <w:r>
-              <w:rPr>
                 <w:b/>
                 <w:i w:val="0"/>
+                <w:color w:val="FFFFFF"/>
                 <w:sz w:val="19"/>
               </w:rPr>
               <w:t>Doză</w:t>
@@ -1877,13 +1758,9 @@
             </w:pPr>
             <w:r>
               <w:rPr>
-                <w:color w:val="FFFFFF"/>
-              </w:rPr>
-            </w:r>
-            <w:r>
-              <w:rPr>
                 <w:b/>
                 <w:i w:val="0"/>
+                <w:color w:val="FFFFFF"/>
                 <w:sz w:val="19"/>
               </w:rPr>
               <w:t>Comentarii</w:t>
@@ -1902,13 +1779,9 @@
             </w:pPr>
             <w:r>
               <w:rPr>
-                <w:color w:val="FFFFFF"/>
-              </w:rPr>
-            </w:r>
-            <w:r>
-              <w:rPr>
                 <w:b/>
                 <w:i w:val="0"/>
+                <w:color w:val="FFFFFF"/>
                 <w:sz w:val="19"/>
               </w:rPr>
               <w:t>Decizie</w:t>
@@ -1927,13 +1800,9 @@
             </w:pPr>
             <w:r>
               <w:rPr>
-                <w:color w:val="FFFFFF"/>
-              </w:rPr>
-            </w:r>
-            <w:r>
-              <w:rPr>
                 <w:b/>
                 <w:i w:val="0"/>
+                <w:color w:val="FFFFFF"/>
                 <w:sz w:val="19"/>
               </w:rPr>
               <w:t>Comentariu editor</w:t>
@@ -1951,7 +1820,6 @@
             <w:pPr>
               <w:spacing w:after="40" w:line="240" w:lineRule="auto"/>
             </w:pPr>
-            <w:r/>
             <w:r>
               <w:rPr>
                 <w:b w:val="0"/>
@@ -1971,7 +1839,6 @@
             <w:pPr>
               <w:spacing w:after="40" w:line="240" w:lineRule="auto"/>
             </w:pPr>
-            <w:r/>
             <w:r>
               <w:rPr>
                 <w:b w:val="0"/>
@@ -1991,7 +1858,6 @@
             <w:pPr>
               <w:spacing w:after="40" w:line="240" w:lineRule="auto"/>
             </w:pPr>
-            <w:r/>
             <w:r>
               <w:rPr>
                 <w:b w:val="0"/>
@@ -2011,7 +1877,6 @@
             <w:pPr>
               <w:spacing w:after="40" w:line="240" w:lineRule="auto"/>
             </w:pPr>
-            <w:r/>
             <w:r>
               <w:rPr>
                 <w:b w:val="0"/>
@@ -2031,7 +1896,6 @@
             <w:pPr>
               <w:spacing w:after="40" w:line="240" w:lineRule="auto"/>
             </w:pPr>
-            <w:r/>
             <w:r>
               <w:rPr>
                 <w:b w:val="0"/>
@@ -2051,7 +1915,6 @@
             <w:pPr>
               <w:spacing w:after="40" w:line="240" w:lineRule="auto"/>
             </w:pPr>
-            <w:r/>
             <w:r>
               <w:rPr>
                 <w:b w:val="0"/>
@@ -2071,7 +1934,6 @@
             <w:pPr>
               <w:spacing w:after="40" w:line="240" w:lineRule="auto"/>
             </w:pPr>
-            <w:r/>
             <w:r>
               <w:rPr>
                 <w:b w:val="0"/>
@@ -2090,7 +1952,6 @@
             <w:pPr>
               <w:spacing w:after="40" w:line="240" w:lineRule="auto"/>
             </w:pPr>
-            <w:r/>
             <w:r>
               <w:rPr>
                 <w:b w:val="0"/>
@@ -2111,7 +1972,6 @@
             <w:pPr>
               <w:spacing w:after="40" w:line="240" w:lineRule="auto"/>
             </w:pPr>
-            <w:r/>
             <w:r>
               <w:rPr>
                 <w:b w:val="0"/>
@@ -2131,7 +1991,6 @@
             <w:pPr>
               <w:spacing w:after="40" w:line="240" w:lineRule="auto"/>
             </w:pPr>
-            <w:r/>
             <w:r>
               <w:rPr>
                 <w:b w:val="0"/>
@@ -2151,7 +2010,6 @@
             <w:pPr>
               <w:spacing w:after="40" w:line="240" w:lineRule="auto"/>
             </w:pPr>
-            <w:r/>
             <w:r>
               <w:rPr>
                 <w:b w:val="0"/>
@@ -2171,7 +2029,6 @@
             <w:pPr>
               <w:spacing w:after="40" w:line="240" w:lineRule="auto"/>
             </w:pPr>
-            <w:r/>
             <w:r>
               <w:rPr>
                 <w:b w:val="0"/>
@@ -2191,7 +2048,6 @@
             <w:pPr>
               <w:spacing w:after="40" w:line="240" w:lineRule="auto"/>
             </w:pPr>
-            <w:r/>
             <w:r>
               <w:rPr>
                 <w:b w:val="0"/>
@@ -2211,7 +2067,6 @@
             <w:pPr>
               <w:spacing w:after="40" w:line="240" w:lineRule="auto"/>
             </w:pPr>
-            <w:r/>
             <w:r>
               <w:rPr>
                 <w:b w:val="0"/>
@@ -2231,7 +2086,6 @@
             <w:pPr>
               <w:spacing w:after="40" w:line="240" w:lineRule="auto"/>
             </w:pPr>
-            <w:r/>
             <w:r>
               <w:rPr>
                 <w:b w:val="0"/>
@@ -2250,7 +2104,6 @@
             <w:pPr>
               <w:spacing w:after="40" w:line="240" w:lineRule="auto"/>
             </w:pPr>
-            <w:r/>
             <w:r>
               <w:rPr>
                 <w:b w:val="0"/>
@@ -2313,13 +2166,9 @@
             </w:pPr>
             <w:r>
               <w:rPr>
-                <w:color w:val="FFFFFF"/>
-              </w:rPr>
-            </w:r>
-            <w:r>
-              <w:rPr>
                 <w:b/>
                 <w:i w:val="0"/>
+                <w:color w:val="FFFFFF"/>
                 <w:sz w:val="19"/>
               </w:rPr>
               <w:t>Tip</w:t>
@@ -2338,13 +2187,9 @@
             </w:pPr>
             <w:r>
               <w:rPr>
-                <w:color w:val="FFFFFF"/>
-              </w:rPr>
-            </w:r>
-            <w:r>
-              <w:rPr>
                 <w:b/>
                 <w:i w:val="0"/>
+                <w:color w:val="FFFFFF"/>
                 <w:sz w:val="19"/>
               </w:rPr>
               <w:t>Examen</w:t>
@@ -2363,13 +2208,9 @@
             </w:pPr>
             <w:r>
               <w:rPr>
-                <w:color w:val="FFFFFF"/>
-              </w:rPr>
-            </w:r>
-            <w:r>
-              <w:rPr>
                 <w:b/>
                 <w:i w:val="0"/>
+                <w:color w:val="FFFFFF"/>
                 <w:sz w:val="19"/>
               </w:rPr>
               <w:t>Indicație</w:t>
@@ -2388,13 +2229,9 @@
             </w:pPr>
             <w:r>
               <w:rPr>
-                <w:color w:val="FFFFFF"/>
-              </w:rPr>
-            </w:r>
-            <w:r>
-              <w:rPr>
                 <w:b/>
                 <w:i w:val="0"/>
+                <w:color w:val="FFFFFF"/>
                 <w:sz w:val="19"/>
               </w:rPr>
               <w:t>Grad</w:t>
@@ -2413,13 +2250,9 @@
             </w:pPr>
             <w:r>
               <w:rPr>
-                <w:color w:val="FFFFFF"/>
-              </w:rPr>
-            </w:r>
-            <w:r>
-              <w:rPr>
                 <w:b/>
                 <w:i w:val="0"/>
+                <w:color w:val="FFFFFF"/>
                 <w:sz w:val="19"/>
               </w:rPr>
               <w:t>Doză</w:t>
@@ -2438,13 +2271,9 @@
             </w:pPr>
             <w:r>
               <w:rPr>
-                <w:color w:val="FFFFFF"/>
-              </w:rPr>
-            </w:r>
-            <w:r>
-              <w:rPr>
                 <w:b/>
                 <w:i w:val="0"/>
+                <w:color w:val="FFFFFF"/>
                 <w:sz w:val="19"/>
               </w:rPr>
               <w:t>Comentarii</w:t>
@@ -2463,13 +2292,9 @@
             </w:pPr>
             <w:r>
               <w:rPr>
-                <w:color w:val="FFFFFF"/>
-              </w:rPr>
-            </w:r>
-            <w:r>
-              <w:rPr>
                 <w:b/>
                 <w:i w:val="0"/>
+                <w:color w:val="FFFFFF"/>
                 <w:sz w:val="19"/>
               </w:rPr>
               <w:t>Decizie</w:t>
@@ -2488,13 +2313,9 @@
             </w:pPr>
             <w:r>
               <w:rPr>
-                <w:color w:val="FFFFFF"/>
-              </w:rPr>
-            </w:r>
-            <w:r>
-              <w:rPr>
                 <w:b/>
                 <w:i w:val="0"/>
+                <w:color w:val="FFFFFF"/>
                 <w:sz w:val="19"/>
               </w:rPr>
               <w:t>Comentariu editor</w:t>
@@ -2512,7 +2333,6 @@
             <w:pPr>
               <w:spacing w:after="40" w:line="240" w:lineRule="auto"/>
             </w:pPr>
-            <w:r/>
             <w:r>
               <w:rPr>
                 <w:b w:val="0"/>
@@ -2532,7 +2352,6 @@
             <w:pPr>
               <w:spacing w:after="40" w:line="240" w:lineRule="auto"/>
             </w:pPr>
-            <w:r/>
             <w:r>
               <w:rPr>
                 <w:b w:val="0"/>
@@ -2552,7 +2371,6 @@
             <w:pPr>
               <w:spacing w:after="40" w:line="240" w:lineRule="auto"/>
             </w:pPr>
-            <w:r/>
             <w:r>
               <w:rPr>
                 <w:b w:val="0"/>
@@ -2572,7 +2390,6 @@
             <w:pPr>
               <w:spacing w:after="40" w:line="240" w:lineRule="auto"/>
             </w:pPr>
-            <w:r/>
             <w:r>
               <w:rPr>
                 <w:b w:val="0"/>
@@ -2592,7 +2409,6 @@
             <w:pPr>
               <w:spacing w:after="40" w:line="240" w:lineRule="auto"/>
             </w:pPr>
-            <w:r/>
             <w:r>
               <w:rPr>
                 <w:b w:val="0"/>
@@ -2612,7 +2428,6 @@
             <w:pPr>
               <w:spacing w:after="40" w:line="240" w:lineRule="auto"/>
             </w:pPr>
-            <w:r/>
             <w:r>
               <w:rPr>
                 <w:b w:val="0"/>
@@ -2632,7 +2447,6 @@
             <w:pPr>
               <w:spacing w:after="40" w:line="240" w:lineRule="auto"/>
             </w:pPr>
-            <w:r/>
             <w:r>
               <w:rPr>
                 <w:b w:val="0"/>
@@ -2651,7 +2465,6 @@
             <w:pPr>
               <w:spacing w:after="40" w:line="240" w:lineRule="auto"/>
             </w:pPr>
-            <w:r/>
             <w:r>
               <w:rPr>
                 <w:b w:val="0"/>
@@ -2672,7 +2485,6 @@
             <w:pPr>
               <w:spacing w:after="40" w:line="240" w:lineRule="auto"/>
             </w:pPr>
-            <w:r/>
             <w:r>
               <w:rPr>
                 <w:b w:val="0"/>
@@ -2692,7 +2504,6 @@
             <w:pPr>
               <w:spacing w:after="40" w:line="240" w:lineRule="auto"/>
             </w:pPr>
-            <w:r/>
             <w:r>
               <w:rPr>
                 <w:b w:val="0"/>
@@ -2712,7 +2523,6 @@
             <w:pPr>
               <w:spacing w:after="40" w:line="240" w:lineRule="auto"/>
             </w:pPr>
-            <w:r/>
             <w:r>
               <w:rPr>
                 <w:b w:val="0"/>
@@ -2732,7 +2542,6 @@
             <w:pPr>
               <w:spacing w:after="40" w:line="240" w:lineRule="auto"/>
             </w:pPr>
-            <w:r/>
             <w:r>
               <w:rPr>
                 <w:b w:val="0"/>
@@ -2752,7 +2561,6 @@
             <w:pPr>
               <w:spacing w:after="40" w:line="240" w:lineRule="auto"/>
             </w:pPr>
-            <w:r/>
             <w:r>
               <w:rPr>
                 <w:b w:val="0"/>
@@ -2772,7 +2580,6 @@
             <w:pPr>
               <w:spacing w:after="40" w:line="240" w:lineRule="auto"/>
             </w:pPr>
-            <w:r/>
             <w:r>
               <w:rPr>
                 <w:b w:val="0"/>
@@ -2792,7 +2599,6 @@
             <w:pPr>
               <w:spacing w:after="40" w:line="240" w:lineRule="auto"/>
             </w:pPr>
-            <w:r/>
             <w:r>
               <w:rPr>
                 <w:b w:val="0"/>
@@ -2811,7 +2617,6 @@
             <w:pPr>
               <w:spacing w:after="40" w:line="240" w:lineRule="auto"/>
             </w:pPr>
-            <w:r/>
             <w:r>
               <w:rPr>
                 <w:b w:val="0"/>
@@ -2874,13 +2679,9 @@
             </w:pPr>
             <w:r>
               <w:rPr>
-                <w:color w:val="FFFFFF"/>
-              </w:rPr>
-            </w:r>
-            <w:r>
-              <w:rPr>
                 <w:b/>
                 <w:i w:val="0"/>
+                <w:color w:val="FFFFFF"/>
                 <w:sz w:val="19"/>
               </w:rPr>
               <w:t>Tip</w:t>
@@ -2899,13 +2700,9 @@
             </w:pPr>
             <w:r>
               <w:rPr>
-                <w:color w:val="FFFFFF"/>
-              </w:rPr>
-            </w:r>
-            <w:r>
-              <w:rPr>
                 <w:b/>
                 <w:i w:val="0"/>
+                <w:color w:val="FFFFFF"/>
                 <w:sz w:val="19"/>
               </w:rPr>
               <w:t>Examen</w:t>
@@ -2924,13 +2721,9 @@
             </w:pPr>
             <w:r>
               <w:rPr>
-                <w:color w:val="FFFFFF"/>
-              </w:rPr>
-            </w:r>
-            <w:r>
-              <w:rPr>
                 <w:b/>
                 <w:i w:val="0"/>
+                <w:color w:val="FFFFFF"/>
                 <w:sz w:val="19"/>
               </w:rPr>
               <w:t>Indicație</w:t>
@@ -2949,13 +2742,9 @@
             </w:pPr>
             <w:r>
               <w:rPr>
-                <w:color w:val="FFFFFF"/>
-              </w:rPr>
-            </w:r>
-            <w:r>
-              <w:rPr>
                 <w:b/>
                 <w:i w:val="0"/>
+                <w:color w:val="FFFFFF"/>
                 <w:sz w:val="19"/>
               </w:rPr>
               <w:t>Grad</w:t>
@@ -2974,13 +2763,9 @@
             </w:pPr>
             <w:r>
               <w:rPr>
-                <w:color w:val="FFFFFF"/>
-              </w:rPr>
-            </w:r>
-            <w:r>
-              <w:rPr>
                 <w:b/>
                 <w:i w:val="0"/>
+                <w:color w:val="FFFFFF"/>
                 <w:sz w:val="19"/>
               </w:rPr>
               <w:t>Doză</w:t>
@@ -2999,13 +2784,9 @@
             </w:pPr>
             <w:r>
               <w:rPr>
-                <w:color w:val="FFFFFF"/>
-              </w:rPr>
-            </w:r>
-            <w:r>
-              <w:rPr>
                 <w:b/>
                 <w:i w:val="0"/>
+                <w:color w:val="FFFFFF"/>
                 <w:sz w:val="19"/>
               </w:rPr>
               <w:t>Comentarii</w:t>
@@ -3024,13 +2805,9 @@
             </w:pPr>
             <w:r>
               <w:rPr>
-                <w:color w:val="FFFFFF"/>
-              </w:rPr>
-            </w:r>
-            <w:r>
-              <w:rPr>
                 <w:b/>
                 <w:i w:val="0"/>
+                <w:color w:val="FFFFFF"/>
                 <w:sz w:val="19"/>
               </w:rPr>
               <w:t>Decizie</w:t>
@@ -3049,13 +2826,9 @@
             </w:pPr>
             <w:r>
               <w:rPr>
-                <w:color w:val="FFFFFF"/>
-              </w:rPr>
-            </w:r>
-            <w:r>
-              <w:rPr>
                 <w:b/>
                 <w:i w:val="0"/>
+                <w:color w:val="FFFFFF"/>
                 <w:sz w:val="19"/>
               </w:rPr>
               <w:t>Comentariu editor</w:t>
@@ -3073,7 +2846,6 @@
             <w:pPr>
               <w:spacing w:after="40" w:line="240" w:lineRule="auto"/>
             </w:pPr>
-            <w:r/>
             <w:r>
               <w:rPr>
                 <w:b w:val="0"/>
@@ -3093,7 +2865,6 @@
             <w:pPr>
               <w:spacing w:after="40" w:line="240" w:lineRule="auto"/>
             </w:pPr>
-            <w:r/>
             <w:r>
               <w:rPr>
                 <w:b w:val="0"/>
@@ -3113,7 +2884,6 @@
             <w:pPr>
               <w:spacing w:after="40" w:line="240" w:lineRule="auto"/>
             </w:pPr>
-            <w:r/>
             <w:r>
               <w:rPr>
                 <w:b w:val="0"/>
@@ -3133,7 +2903,6 @@
             <w:pPr>
               <w:spacing w:after="40" w:line="240" w:lineRule="auto"/>
             </w:pPr>
-            <w:r/>
             <w:r>
               <w:rPr>
                 <w:b w:val="0"/>
@@ -3153,7 +2922,6 @@
             <w:pPr>
               <w:spacing w:after="40" w:line="240" w:lineRule="auto"/>
             </w:pPr>
-            <w:r/>
             <w:r>
               <w:rPr>
                 <w:b w:val="0"/>
@@ -3173,7 +2941,6 @@
             <w:pPr>
               <w:spacing w:after="40" w:line="240" w:lineRule="auto"/>
             </w:pPr>
-            <w:r/>
             <w:r>
               <w:rPr>
                 <w:b w:val="0"/>
@@ -3193,7 +2960,6 @@
             <w:pPr>
               <w:spacing w:after="40" w:line="240" w:lineRule="auto"/>
             </w:pPr>
-            <w:r/>
             <w:r>
               <w:rPr>
                 <w:b w:val="0"/>
@@ -3212,7 +2978,6 @@
             <w:pPr>
               <w:spacing w:after="40" w:line="240" w:lineRule="auto"/>
             </w:pPr>
-            <w:r/>
             <w:r>
               <w:rPr>
                 <w:b w:val="0"/>
@@ -3233,7 +2998,6 @@
             <w:pPr>
               <w:spacing w:after="40" w:line="240" w:lineRule="auto"/>
             </w:pPr>
-            <w:r/>
             <w:r>
               <w:rPr>
                 <w:b w:val="0"/>
@@ -3253,7 +3017,6 @@
             <w:pPr>
               <w:spacing w:after="40" w:line="240" w:lineRule="auto"/>
             </w:pPr>
-            <w:r/>
             <w:r>
               <w:rPr>
                 <w:b w:val="0"/>
@@ -3273,7 +3036,6 @@
             <w:pPr>
               <w:spacing w:after="40" w:line="240" w:lineRule="auto"/>
             </w:pPr>
-            <w:r/>
             <w:r>
               <w:rPr>
                 <w:b w:val="0"/>
@@ -3293,7 +3055,6 @@
             <w:pPr>
               <w:spacing w:after="40" w:line="240" w:lineRule="auto"/>
             </w:pPr>
-            <w:r/>
             <w:r>
               <w:rPr>
                 <w:b w:val="0"/>
@@ -3313,7 +3074,6 @@
             <w:pPr>
               <w:spacing w:after="40" w:line="240" w:lineRule="auto"/>
             </w:pPr>
-            <w:r/>
             <w:r>
               <w:rPr>
                 <w:b w:val="0"/>
@@ -3333,7 +3093,6 @@
             <w:pPr>
               <w:spacing w:after="40" w:line="240" w:lineRule="auto"/>
             </w:pPr>
-            <w:r/>
             <w:r>
               <w:rPr>
                 <w:b w:val="0"/>
@@ -3353,7 +3112,6 @@
             <w:pPr>
               <w:spacing w:after="40" w:line="240" w:lineRule="auto"/>
             </w:pPr>
-            <w:r/>
             <w:r>
               <w:rPr>
                 <w:b w:val="0"/>
@@ -3372,7 +3130,6 @@
             <w:pPr>
               <w:spacing w:after="40" w:line="240" w:lineRule="auto"/>
             </w:pPr>
-            <w:r/>
             <w:r>
               <w:rPr>
                 <w:b w:val="0"/>
@@ -3393,7 +3150,6 @@
             <w:pPr>
               <w:spacing w:after="40" w:line="240" w:lineRule="auto"/>
             </w:pPr>
-            <w:r/>
             <w:r>
               <w:rPr>
                 <w:b w:val="0"/>
@@ -3413,7 +3169,6 @@
             <w:pPr>
               <w:spacing w:after="40" w:line="240" w:lineRule="auto"/>
             </w:pPr>
-            <w:r/>
             <w:r>
               <w:rPr>
                 <w:b w:val="0"/>
@@ -3433,7 +3188,6 @@
             <w:pPr>
               <w:spacing w:after="40" w:line="240" w:lineRule="auto"/>
             </w:pPr>
-            <w:r/>
             <w:r>
               <w:rPr>
                 <w:b w:val="0"/>
@@ -3453,7 +3207,6 @@
             <w:pPr>
               <w:spacing w:after="40" w:line="240" w:lineRule="auto"/>
             </w:pPr>
-            <w:r/>
             <w:r>
               <w:rPr>
                 <w:b w:val="0"/>
@@ -3473,7 +3226,6 @@
             <w:pPr>
               <w:spacing w:after="40" w:line="240" w:lineRule="auto"/>
             </w:pPr>
-            <w:r/>
             <w:r>
               <w:rPr>
                 <w:b w:val="0"/>
@@ -3493,7 +3245,6 @@
             <w:pPr>
               <w:spacing w:after="40" w:line="240" w:lineRule="auto"/>
             </w:pPr>
-            <w:r/>
             <w:r>
               <w:rPr>
                 <w:b w:val="0"/>
@@ -3513,7 +3264,6 @@
             <w:pPr>
               <w:spacing w:after="40" w:line="240" w:lineRule="auto"/>
             </w:pPr>
-            <w:r/>
             <w:r>
               <w:rPr>
                 <w:b w:val="0"/>
@@ -3532,7 +3282,6 @@
             <w:pPr>
               <w:spacing w:after="40" w:line="240" w:lineRule="auto"/>
             </w:pPr>
-            <w:r/>
             <w:r>
               <w:rPr>
                 <w:b w:val="0"/>
